--- a/reports/task5/Part3-Task5.docx
+++ b/reports/task5/Part3-Task5.docx
@@ -399,6 +399,9 @@
     </w:p>
     <w:p>
       <w:r>
+        <w:rPr>
+          <w:noProof/>
+        </w:rPr>
         <w:drawing>
           <wp:anchor distT="0" distB="0" distL="114300" distR="114300" simplePos="0" relativeHeight="251659264" behindDoc="0" locked="0" layoutInCell="1" allowOverlap="1" wp14:anchorId="370A4618" wp14:editId="64EA3680">
             <wp:simplePos x="0" y="0"/>
@@ -423,7 +426,7 @@
                     <pic:cNvPicPr/>
                   </pic:nvPicPr>
                   <pic:blipFill>
-                    <a:blip r:embed="rId4"/>
+                    <a:blip r:embed="rId5"/>
                     <a:stretch>
                       <a:fillRect/>
                     </a:stretch>
@@ -474,79 +477,6672 @@
     <w:p>
       <w:pPr>
         <w:rPr>
+          <w:b/>
+          <w:bCs/>
+          <w:lang w:val="ru-KZ"/>
+        </w:rPr>
+      </w:pPr>
+      <w:r>
+        <w:t xml:space="preserve">• Security </w:t>
+      </w:r>
+      <w:proofErr w:type="spellStart"/>
+      <w:r>
+        <w:t>report</w:t>
+      </w:r>
+      <w:proofErr w:type="spellEnd"/>
+      <w:r>
+        <w:t xml:space="preserve"> (1–2 </w:t>
+      </w:r>
+      <w:proofErr w:type="spellStart"/>
+      <w:r>
+        <w:t>pages</w:t>
+      </w:r>
+      <w:proofErr w:type="spellEnd"/>
+      <w:r>
+        <w:t xml:space="preserve">): </w:t>
+      </w:r>
+      <w:proofErr w:type="spellStart"/>
+      <w:r>
+        <w:t>vulnerability</w:t>
+      </w:r>
+      <w:proofErr w:type="spellEnd"/>
+      <w:r>
+        <w:t xml:space="preserve"> </w:t>
+      </w:r>
+      <w:proofErr w:type="spellStart"/>
+      <w:r>
+        <w:t>description</w:t>
+      </w:r>
+      <w:proofErr w:type="spellEnd"/>
+      <w:r>
+        <w:t xml:space="preserve">, </w:t>
+      </w:r>
+      <w:proofErr w:type="spellStart"/>
+      <w:r>
+        <w:t>impact</w:t>
+      </w:r>
+      <w:proofErr w:type="spellEnd"/>
+      <w:r>
+        <w:t xml:space="preserve">, </w:t>
+      </w:r>
+      <w:proofErr w:type="spellStart"/>
+      <w:r>
+        <w:t>root</w:t>
+      </w:r>
+      <w:proofErr w:type="spellEnd"/>
+      <w:r>
+        <w:t xml:space="preserve"> </w:t>
+      </w:r>
+      <w:proofErr w:type="spellStart"/>
+      <w:r>
+        <w:t>cause</w:t>
+      </w:r>
+      <w:proofErr w:type="spellEnd"/>
+      <w:r>
+        <w:t xml:space="preserve">, </w:t>
+      </w:r>
+      <w:proofErr w:type="spellStart"/>
+      <w:r>
+        <w:t>remediation</w:t>
+      </w:r>
+      <w:proofErr w:type="spellEnd"/>
+      <w:r>
+        <w:br/>
+      </w:r>
+      <w:r>
+        <w:br/>
+      </w:r>
+      <w:r>
+        <w:rPr>
+          <w:b/>
+          <w:bCs/>
+          <w:lang w:val="ru-KZ"/>
+        </w:rPr>
+        <w:t xml:space="preserve">Executive </w:t>
+      </w:r>
+      <w:proofErr w:type="spellStart"/>
+      <w:r>
+        <w:rPr>
+          <w:b/>
+          <w:bCs/>
+          <w:lang w:val="ru-KZ"/>
+        </w:rPr>
+        <w:t>Summary</w:t>
+      </w:r>
+      <w:proofErr w:type="spellEnd"/>
+    </w:p>
+    <w:p>
+      <w:pPr>
+        <w:rPr>
+          <w:lang w:val="ru-KZ"/>
+        </w:rPr>
+      </w:pPr>
+      <w:proofErr w:type="spellStart"/>
+      <w:r>
+        <w:rPr>
+          <w:lang w:val="ru-KZ"/>
+        </w:rPr>
+        <w:t>This</w:t>
+      </w:r>
+      <w:proofErr w:type="spellEnd"/>
+      <w:r>
+        <w:rPr>
+          <w:lang w:val="ru-KZ"/>
+        </w:rPr>
+        <w:t xml:space="preserve"> </w:t>
+      </w:r>
+      <w:proofErr w:type="spellStart"/>
+      <w:r>
+        <w:rPr>
+          <w:lang w:val="ru-KZ"/>
+        </w:rPr>
+        <w:t>report</w:t>
+      </w:r>
+      <w:proofErr w:type="spellEnd"/>
+      <w:r>
+        <w:rPr>
+          <w:lang w:val="ru-KZ"/>
+        </w:rPr>
+        <w:t xml:space="preserve"> </w:t>
+      </w:r>
+      <w:proofErr w:type="spellStart"/>
+      <w:r>
+        <w:rPr>
+          <w:lang w:val="ru-KZ"/>
+        </w:rPr>
+        <w:t>analyzes</w:t>
+      </w:r>
+      <w:proofErr w:type="spellEnd"/>
+      <w:r>
+        <w:rPr>
+          <w:lang w:val="ru-KZ"/>
+        </w:rPr>
+        <w:t xml:space="preserve"> </w:t>
+      </w:r>
+      <w:proofErr w:type="spellStart"/>
+      <w:r>
+        <w:rPr>
+          <w:lang w:val="ru-KZ"/>
+        </w:rPr>
+        <w:t>two</w:t>
+      </w:r>
+      <w:proofErr w:type="spellEnd"/>
+      <w:r>
+        <w:rPr>
+          <w:lang w:val="ru-KZ"/>
+        </w:rPr>
+        <w:t xml:space="preserve"> </w:t>
+      </w:r>
+      <w:proofErr w:type="spellStart"/>
+      <w:r>
+        <w:rPr>
+          <w:lang w:val="ru-KZ"/>
+        </w:rPr>
+        <w:t>critical</w:t>
+      </w:r>
+      <w:proofErr w:type="spellEnd"/>
+      <w:r>
+        <w:rPr>
+          <w:lang w:val="ru-KZ"/>
+        </w:rPr>
+        <w:t xml:space="preserve"> </w:t>
+      </w:r>
+      <w:proofErr w:type="spellStart"/>
+      <w:r>
+        <w:rPr>
+          <w:lang w:val="ru-KZ"/>
+        </w:rPr>
+        <w:t>vulnerabilities</w:t>
+      </w:r>
+      <w:proofErr w:type="spellEnd"/>
+      <w:r>
+        <w:rPr>
+          <w:lang w:val="ru-KZ"/>
+        </w:rPr>
+        <w:t xml:space="preserve"> </w:t>
+      </w:r>
+      <w:proofErr w:type="spellStart"/>
+      <w:r>
+        <w:rPr>
+          <w:lang w:val="ru-KZ"/>
+        </w:rPr>
+        <w:t>discovered</w:t>
+      </w:r>
+      <w:proofErr w:type="spellEnd"/>
+      <w:r>
+        <w:rPr>
+          <w:lang w:val="ru-KZ"/>
+        </w:rPr>
+        <w:t xml:space="preserve"> </w:t>
+      </w:r>
+      <w:proofErr w:type="spellStart"/>
+      <w:r>
+        <w:rPr>
+          <w:lang w:val="ru-KZ"/>
+        </w:rPr>
+        <w:t>in</w:t>
+      </w:r>
+      <w:proofErr w:type="spellEnd"/>
+      <w:r>
+        <w:rPr>
+          <w:lang w:val="ru-KZ"/>
+        </w:rPr>
+        <w:t xml:space="preserve"> </w:t>
+      </w:r>
+      <w:proofErr w:type="spellStart"/>
+      <w:r>
+        <w:rPr>
+          <w:lang w:val="ru-KZ"/>
+        </w:rPr>
+        <w:t>the</w:t>
+      </w:r>
+      <w:proofErr w:type="spellEnd"/>
+      <w:r>
+        <w:rPr>
+          <w:lang w:val="ru-KZ"/>
+        </w:rPr>
+        <w:t xml:space="preserve"> </w:t>
+      </w:r>
+      <w:proofErr w:type="spellStart"/>
+      <w:r>
+        <w:rPr>
+          <w:lang w:val="ru-KZ"/>
+        </w:rPr>
+        <w:t>provided</w:t>
+      </w:r>
+      <w:proofErr w:type="spellEnd"/>
+      <w:r>
+        <w:rPr>
+          <w:lang w:val="ru-KZ"/>
+        </w:rPr>
+        <w:t xml:space="preserve"> </w:t>
+      </w:r>
+      <w:proofErr w:type="spellStart"/>
+      <w:r>
+        <w:rPr>
+          <w:lang w:val="ru-KZ"/>
+        </w:rPr>
+        <w:t>smart</w:t>
+      </w:r>
+      <w:proofErr w:type="spellEnd"/>
+      <w:r>
+        <w:rPr>
+          <w:lang w:val="ru-KZ"/>
+        </w:rPr>
+        <w:t xml:space="preserve"> </w:t>
+      </w:r>
+      <w:proofErr w:type="spellStart"/>
+      <w:r>
+        <w:rPr>
+          <w:lang w:val="ru-KZ"/>
+        </w:rPr>
+        <w:t>contracts</w:t>
+      </w:r>
+      <w:proofErr w:type="spellEnd"/>
+      <w:r>
+        <w:rPr>
+          <w:lang w:val="ru-KZ"/>
+        </w:rPr>
+        <w:t xml:space="preserve"> </w:t>
+      </w:r>
+      <w:proofErr w:type="spellStart"/>
+      <w:r>
+        <w:rPr>
+          <w:lang w:val="ru-KZ"/>
+        </w:rPr>
+        <w:t>as</w:t>
+      </w:r>
+      <w:proofErr w:type="spellEnd"/>
+      <w:r>
+        <w:rPr>
+          <w:lang w:val="ru-KZ"/>
+        </w:rPr>
+        <w:t xml:space="preserve"> </w:t>
+      </w:r>
+      <w:proofErr w:type="spellStart"/>
+      <w:r>
+        <w:rPr>
+          <w:lang w:val="ru-KZ"/>
+        </w:rPr>
+        <w:t>part</w:t>
+      </w:r>
+      <w:proofErr w:type="spellEnd"/>
+      <w:r>
+        <w:rPr>
+          <w:lang w:val="ru-KZ"/>
+        </w:rPr>
+        <w:t xml:space="preserve"> </w:t>
+      </w:r>
+      <w:proofErr w:type="spellStart"/>
+      <w:r>
+        <w:rPr>
+          <w:lang w:val="ru-KZ"/>
+        </w:rPr>
+        <w:t>of</w:t>
+      </w:r>
+      <w:proofErr w:type="spellEnd"/>
+      <w:r>
+        <w:rPr>
+          <w:lang w:val="ru-KZ"/>
+        </w:rPr>
+        <w:t xml:space="preserve"> Task 5: </w:t>
+      </w:r>
+      <w:proofErr w:type="spellStart"/>
+      <w:r>
+        <w:rPr>
+          <w:b/>
+          <w:bCs/>
+          <w:lang w:val="ru-KZ"/>
+        </w:rPr>
+        <w:t>Reentrancy</w:t>
+      </w:r>
+      <w:proofErr w:type="spellEnd"/>
+      <w:r>
+        <w:rPr>
+          <w:b/>
+          <w:bCs/>
+          <w:lang w:val="ru-KZ"/>
+        </w:rPr>
+        <w:t xml:space="preserve"> </w:t>
+      </w:r>
+      <w:proofErr w:type="spellStart"/>
+      <w:r>
+        <w:rPr>
+          <w:b/>
+          <w:bCs/>
+          <w:lang w:val="ru-KZ"/>
+        </w:rPr>
+        <w:t>Attack</w:t>
+      </w:r>
+      <w:proofErr w:type="spellEnd"/>
+      <w:r>
+        <w:rPr>
+          <w:lang w:val="ru-KZ"/>
+        </w:rPr>
+        <w:t xml:space="preserve"> </w:t>
+      </w:r>
+      <w:proofErr w:type="spellStart"/>
+      <w:r>
+        <w:rPr>
+          <w:lang w:val="ru-KZ"/>
+        </w:rPr>
+        <w:t>in</w:t>
+      </w:r>
+      <w:proofErr w:type="spellEnd"/>
+      <w:r>
+        <w:rPr>
+          <w:lang w:val="ru-KZ"/>
+        </w:rPr>
+        <w:t xml:space="preserve"> </w:t>
+      </w:r>
+      <w:proofErr w:type="spellStart"/>
+      <w:r>
+        <w:rPr>
+          <w:lang w:val="ru-KZ"/>
+        </w:rPr>
+        <w:t>VulnerableVault.sol</w:t>
+      </w:r>
+      <w:proofErr w:type="spellEnd"/>
+      <w:r>
+        <w:rPr>
+          <w:lang w:val="ru-KZ"/>
+        </w:rPr>
+        <w:t xml:space="preserve"> </w:t>
+      </w:r>
+      <w:proofErr w:type="spellStart"/>
+      <w:r>
+        <w:rPr>
+          <w:lang w:val="ru-KZ"/>
+        </w:rPr>
+        <w:t>and</w:t>
+      </w:r>
+      <w:proofErr w:type="spellEnd"/>
+      <w:r>
+        <w:rPr>
+          <w:lang w:val="ru-KZ"/>
+        </w:rPr>
+        <w:t xml:space="preserve"> </w:t>
+      </w:r>
+      <w:r>
+        <w:rPr>
+          <w:b/>
+          <w:bCs/>
+          <w:lang w:val="ru-KZ"/>
+        </w:rPr>
+        <w:t xml:space="preserve">Access Control </w:t>
+      </w:r>
+      <w:proofErr w:type="spellStart"/>
+      <w:r>
+        <w:rPr>
+          <w:b/>
+          <w:bCs/>
+          <w:lang w:val="ru-KZ"/>
+        </w:rPr>
+        <w:t>Misconfiguration</w:t>
+      </w:r>
+      <w:proofErr w:type="spellEnd"/>
+      <w:r>
+        <w:rPr>
+          <w:lang w:val="ru-KZ"/>
+        </w:rPr>
+        <w:t xml:space="preserve"> </w:t>
+      </w:r>
+      <w:proofErr w:type="spellStart"/>
+      <w:r>
+        <w:rPr>
+          <w:lang w:val="ru-KZ"/>
+        </w:rPr>
+        <w:t>in</w:t>
+      </w:r>
+      <w:proofErr w:type="spellEnd"/>
+      <w:r>
+        <w:rPr>
+          <w:lang w:val="ru-KZ"/>
+        </w:rPr>
+        <w:t xml:space="preserve"> </w:t>
+      </w:r>
+      <w:proofErr w:type="spellStart"/>
+      <w:r>
+        <w:rPr>
+          <w:lang w:val="ru-KZ"/>
+        </w:rPr>
+        <w:t>VulnerableAccess.sol</w:t>
+      </w:r>
+      <w:proofErr w:type="spellEnd"/>
+      <w:r>
+        <w:rPr>
+          <w:lang w:val="ru-KZ"/>
+        </w:rPr>
+        <w:t xml:space="preserve">. </w:t>
+      </w:r>
+      <w:proofErr w:type="spellStart"/>
+      <w:r>
+        <w:rPr>
+          <w:lang w:val="ru-KZ"/>
+        </w:rPr>
+        <w:t>Both</w:t>
+      </w:r>
+      <w:proofErr w:type="spellEnd"/>
+      <w:r>
+        <w:rPr>
+          <w:lang w:val="ru-KZ"/>
+        </w:rPr>
+        <w:t xml:space="preserve"> </w:t>
+      </w:r>
+      <w:proofErr w:type="spellStart"/>
+      <w:r>
+        <w:rPr>
+          <w:lang w:val="ru-KZ"/>
+        </w:rPr>
+        <w:t>vulnerabilities</w:t>
+      </w:r>
+      <w:proofErr w:type="spellEnd"/>
+      <w:r>
+        <w:rPr>
+          <w:lang w:val="ru-KZ"/>
+        </w:rPr>
+        <w:t xml:space="preserve"> </w:t>
+      </w:r>
+      <w:proofErr w:type="spellStart"/>
+      <w:r>
+        <w:rPr>
+          <w:lang w:val="ru-KZ"/>
+        </w:rPr>
+        <w:t>allow</w:t>
+      </w:r>
+      <w:proofErr w:type="spellEnd"/>
+      <w:r>
+        <w:rPr>
+          <w:lang w:val="ru-KZ"/>
+        </w:rPr>
+        <w:t xml:space="preserve"> </w:t>
+      </w:r>
+      <w:proofErr w:type="spellStart"/>
+      <w:r>
+        <w:rPr>
+          <w:lang w:val="ru-KZ"/>
+        </w:rPr>
+        <w:t>unauthorized</w:t>
+      </w:r>
+      <w:proofErr w:type="spellEnd"/>
+      <w:r>
+        <w:rPr>
+          <w:lang w:val="ru-KZ"/>
+        </w:rPr>
+        <w:t xml:space="preserve"> </w:t>
+      </w:r>
+      <w:proofErr w:type="spellStart"/>
+      <w:r>
+        <w:rPr>
+          <w:lang w:val="ru-KZ"/>
+        </w:rPr>
+        <w:t>users</w:t>
+      </w:r>
+      <w:proofErr w:type="spellEnd"/>
+      <w:r>
+        <w:rPr>
+          <w:lang w:val="ru-KZ"/>
+        </w:rPr>
+        <w:t xml:space="preserve"> </w:t>
+      </w:r>
+      <w:proofErr w:type="spellStart"/>
+      <w:r>
+        <w:rPr>
+          <w:lang w:val="ru-KZ"/>
+        </w:rPr>
+        <w:t>to</w:t>
+      </w:r>
+      <w:proofErr w:type="spellEnd"/>
+      <w:r>
+        <w:rPr>
+          <w:lang w:val="ru-KZ"/>
+        </w:rPr>
+        <w:t xml:space="preserve"> </w:t>
+      </w:r>
+      <w:proofErr w:type="spellStart"/>
+      <w:r>
+        <w:rPr>
+          <w:lang w:val="ru-KZ"/>
+        </w:rPr>
+        <w:t>drain</w:t>
+      </w:r>
+      <w:proofErr w:type="spellEnd"/>
+      <w:r>
+        <w:rPr>
+          <w:lang w:val="ru-KZ"/>
+        </w:rPr>
+        <w:t xml:space="preserve"> </w:t>
+      </w:r>
+      <w:proofErr w:type="spellStart"/>
+      <w:r>
+        <w:rPr>
+          <w:lang w:val="ru-KZ"/>
+        </w:rPr>
+        <w:t>funds</w:t>
+      </w:r>
+      <w:proofErr w:type="spellEnd"/>
+      <w:r>
+        <w:rPr>
+          <w:lang w:val="ru-KZ"/>
+        </w:rPr>
+        <w:t xml:space="preserve"> </w:t>
+      </w:r>
+      <w:proofErr w:type="spellStart"/>
+      <w:r>
+        <w:rPr>
+          <w:lang w:val="ru-KZ"/>
+        </w:rPr>
+        <w:t>or</w:t>
+      </w:r>
+      <w:proofErr w:type="spellEnd"/>
+      <w:r>
+        <w:rPr>
+          <w:lang w:val="ru-KZ"/>
+        </w:rPr>
+        <w:t xml:space="preserve"> </w:t>
+      </w:r>
+      <w:proofErr w:type="spellStart"/>
+      <w:r>
+        <w:rPr>
+          <w:lang w:val="ru-KZ"/>
+        </w:rPr>
+        <w:t>take</w:t>
+      </w:r>
+      <w:proofErr w:type="spellEnd"/>
+      <w:r>
+        <w:rPr>
+          <w:lang w:val="ru-KZ"/>
+        </w:rPr>
+        <w:t xml:space="preserve"> </w:t>
+      </w:r>
+      <w:proofErr w:type="spellStart"/>
+      <w:r>
+        <w:rPr>
+          <w:lang w:val="ru-KZ"/>
+        </w:rPr>
+        <w:t>control</w:t>
+      </w:r>
+      <w:proofErr w:type="spellEnd"/>
+      <w:r>
+        <w:rPr>
+          <w:lang w:val="ru-KZ"/>
+        </w:rPr>
+        <w:t xml:space="preserve"> </w:t>
+      </w:r>
+      <w:proofErr w:type="spellStart"/>
+      <w:r>
+        <w:rPr>
+          <w:lang w:val="ru-KZ"/>
+        </w:rPr>
+        <w:t>of</w:t>
+      </w:r>
+      <w:proofErr w:type="spellEnd"/>
+      <w:r>
+        <w:rPr>
+          <w:lang w:val="ru-KZ"/>
+        </w:rPr>
+        <w:t xml:space="preserve"> </w:t>
+      </w:r>
+      <w:proofErr w:type="spellStart"/>
+      <w:r>
+        <w:rPr>
+          <w:lang w:val="ru-KZ"/>
+        </w:rPr>
+        <w:t>the</w:t>
+      </w:r>
+      <w:proofErr w:type="spellEnd"/>
+      <w:r>
+        <w:rPr>
+          <w:lang w:val="ru-KZ"/>
+        </w:rPr>
+        <w:t xml:space="preserve"> </w:t>
+      </w:r>
+      <w:proofErr w:type="spellStart"/>
+      <w:r>
+        <w:rPr>
+          <w:lang w:val="ru-KZ"/>
+        </w:rPr>
+        <w:t>contract</w:t>
+      </w:r>
+      <w:proofErr w:type="spellEnd"/>
+      <w:r>
+        <w:rPr>
+          <w:lang w:val="ru-KZ"/>
+        </w:rPr>
+        <w:t xml:space="preserve">. </w:t>
+      </w:r>
+      <w:proofErr w:type="spellStart"/>
+      <w:r>
+        <w:rPr>
+          <w:lang w:val="ru-KZ"/>
+        </w:rPr>
+        <w:t>This</w:t>
+      </w:r>
+      <w:proofErr w:type="spellEnd"/>
+      <w:r>
+        <w:rPr>
+          <w:lang w:val="ru-KZ"/>
+        </w:rPr>
+        <w:t xml:space="preserve"> </w:t>
+      </w:r>
+      <w:proofErr w:type="spellStart"/>
+      <w:r>
+        <w:rPr>
+          <w:lang w:val="ru-KZ"/>
+        </w:rPr>
+        <w:t>document</w:t>
+      </w:r>
+      <w:proofErr w:type="spellEnd"/>
+      <w:r>
+        <w:rPr>
+          <w:lang w:val="ru-KZ"/>
+        </w:rPr>
+        <w:t xml:space="preserve"> </w:t>
+      </w:r>
+      <w:proofErr w:type="spellStart"/>
+      <w:r>
+        <w:rPr>
+          <w:lang w:val="ru-KZ"/>
+        </w:rPr>
+        <w:t>outlines</w:t>
+      </w:r>
+      <w:proofErr w:type="spellEnd"/>
+      <w:r>
+        <w:rPr>
+          <w:lang w:val="ru-KZ"/>
+        </w:rPr>
+        <w:t xml:space="preserve"> </w:t>
+      </w:r>
+      <w:proofErr w:type="spellStart"/>
+      <w:r>
+        <w:rPr>
+          <w:lang w:val="ru-KZ"/>
+        </w:rPr>
+        <w:t>the</w:t>
+      </w:r>
+      <w:proofErr w:type="spellEnd"/>
+      <w:r>
+        <w:rPr>
+          <w:lang w:val="ru-KZ"/>
+        </w:rPr>
+        <w:t xml:space="preserve"> </w:t>
+      </w:r>
+      <w:proofErr w:type="spellStart"/>
+      <w:r>
+        <w:rPr>
+          <w:lang w:val="ru-KZ"/>
+        </w:rPr>
+        <w:t>findings</w:t>
+      </w:r>
+      <w:proofErr w:type="spellEnd"/>
+      <w:r>
+        <w:rPr>
+          <w:lang w:val="ru-KZ"/>
+        </w:rPr>
+        <w:t xml:space="preserve">, </w:t>
+      </w:r>
+      <w:proofErr w:type="spellStart"/>
+      <w:r>
+        <w:rPr>
+          <w:lang w:val="ru-KZ"/>
+        </w:rPr>
+        <w:t>impact</w:t>
+      </w:r>
+      <w:proofErr w:type="spellEnd"/>
+      <w:r>
+        <w:rPr>
+          <w:lang w:val="ru-KZ"/>
+        </w:rPr>
+        <w:t xml:space="preserve">, </w:t>
+      </w:r>
+      <w:proofErr w:type="spellStart"/>
+      <w:r>
+        <w:rPr>
+          <w:lang w:val="ru-KZ"/>
+        </w:rPr>
+        <w:t>root</w:t>
+      </w:r>
+      <w:proofErr w:type="spellEnd"/>
+      <w:r>
+        <w:rPr>
+          <w:lang w:val="ru-KZ"/>
+        </w:rPr>
+        <w:t xml:space="preserve"> </w:t>
+      </w:r>
+      <w:proofErr w:type="spellStart"/>
+      <w:r>
+        <w:rPr>
+          <w:lang w:val="ru-KZ"/>
+        </w:rPr>
+        <w:t>causes</w:t>
+      </w:r>
+      <w:proofErr w:type="spellEnd"/>
+      <w:r>
+        <w:rPr>
+          <w:lang w:val="ru-KZ"/>
+        </w:rPr>
+        <w:t xml:space="preserve">, </w:t>
+      </w:r>
+      <w:proofErr w:type="spellStart"/>
+      <w:r>
+        <w:rPr>
+          <w:lang w:val="ru-KZ"/>
+        </w:rPr>
+        <w:t>and</w:t>
+      </w:r>
+      <w:proofErr w:type="spellEnd"/>
+      <w:r>
+        <w:rPr>
+          <w:lang w:val="ru-KZ"/>
+        </w:rPr>
+        <w:t xml:space="preserve"> </w:t>
+      </w:r>
+      <w:proofErr w:type="spellStart"/>
+      <w:r>
+        <w:rPr>
+          <w:lang w:val="ru-KZ"/>
+        </w:rPr>
+        <w:t>remediation</w:t>
+      </w:r>
+      <w:proofErr w:type="spellEnd"/>
+      <w:r>
+        <w:rPr>
+          <w:lang w:val="ru-KZ"/>
+        </w:rPr>
+        <w:t xml:space="preserve"> </w:t>
+      </w:r>
+      <w:proofErr w:type="spellStart"/>
+      <w:r>
+        <w:rPr>
+          <w:lang w:val="ru-KZ"/>
+        </w:rPr>
+        <w:t>steps</w:t>
+      </w:r>
+      <w:proofErr w:type="spellEnd"/>
+      <w:r>
+        <w:rPr>
+          <w:lang w:val="ru-KZ"/>
+        </w:rPr>
+        <w:t xml:space="preserve"> </w:t>
+      </w:r>
+      <w:proofErr w:type="spellStart"/>
+      <w:r>
+        <w:rPr>
+          <w:lang w:val="ru-KZ"/>
+        </w:rPr>
+        <w:t>applied</w:t>
+      </w:r>
+      <w:proofErr w:type="spellEnd"/>
+      <w:r>
+        <w:rPr>
+          <w:lang w:val="ru-KZ"/>
+        </w:rPr>
+        <w:t xml:space="preserve"> </w:t>
+      </w:r>
+      <w:proofErr w:type="spellStart"/>
+      <w:r>
+        <w:rPr>
+          <w:lang w:val="ru-KZ"/>
+        </w:rPr>
+        <w:t>to</w:t>
+      </w:r>
+      <w:proofErr w:type="spellEnd"/>
+      <w:r>
+        <w:rPr>
+          <w:lang w:val="ru-KZ"/>
+        </w:rPr>
+        <w:t xml:space="preserve"> </w:t>
+      </w:r>
+      <w:proofErr w:type="spellStart"/>
+      <w:r>
+        <w:rPr>
+          <w:lang w:val="ru-KZ"/>
+        </w:rPr>
+        <w:t>secure</w:t>
+      </w:r>
+      <w:proofErr w:type="spellEnd"/>
+      <w:r>
+        <w:rPr>
+          <w:lang w:val="ru-KZ"/>
+        </w:rPr>
+        <w:t xml:space="preserve"> </w:t>
+      </w:r>
+      <w:proofErr w:type="spellStart"/>
+      <w:r>
+        <w:rPr>
+          <w:lang w:val="ru-KZ"/>
+        </w:rPr>
+        <w:t>the</w:t>
+      </w:r>
+      <w:proofErr w:type="spellEnd"/>
+      <w:r>
+        <w:rPr>
+          <w:lang w:val="ru-KZ"/>
+        </w:rPr>
+        <w:t xml:space="preserve"> </w:t>
+      </w:r>
+      <w:proofErr w:type="spellStart"/>
+      <w:r>
+        <w:rPr>
+          <w:lang w:val="ru-KZ"/>
+        </w:rPr>
+        <w:t>contracts</w:t>
+      </w:r>
+      <w:proofErr w:type="spellEnd"/>
+      <w:r>
+        <w:rPr>
+          <w:lang w:val="ru-KZ"/>
+        </w:rPr>
+        <w:t>.</w:t>
+      </w:r>
+    </w:p>
+    <w:p>
+      <w:pPr>
+        <w:rPr>
+          <w:rFonts w:ascii="Segoe UI Emoji" w:hAnsi="Segoe UI Emoji" w:cs="Segoe UI Emoji"/>
+          <w:b/>
+          <w:bCs/>
+          <w:lang w:val="ru-KZ"/>
+        </w:rPr>
+      </w:pPr>
+    </w:p>
+    <w:p>
+      <w:pPr>
+        <w:rPr>
+          <w:b/>
+          <w:bCs/>
+          <w:lang w:val="ru-KZ"/>
+        </w:rPr>
+      </w:pPr>
+      <w:proofErr w:type="spellStart"/>
+      <w:r>
+        <w:rPr>
+          <w:b/>
+          <w:bCs/>
+          <w:lang w:val="ru-KZ"/>
+        </w:rPr>
+        <w:t>Vulnerability</w:t>
+      </w:r>
+      <w:proofErr w:type="spellEnd"/>
+      <w:r>
+        <w:rPr>
+          <w:b/>
+          <w:bCs/>
+          <w:lang w:val="ru-KZ"/>
+        </w:rPr>
+        <w:t xml:space="preserve"> A: </w:t>
+      </w:r>
+      <w:proofErr w:type="spellStart"/>
+      <w:r>
+        <w:rPr>
+          <w:b/>
+          <w:bCs/>
+          <w:lang w:val="ru-KZ"/>
+        </w:rPr>
+        <w:t>Reentrancy</w:t>
+      </w:r>
+      <w:proofErr w:type="spellEnd"/>
+      <w:r>
+        <w:rPr>
+          <w:b/>
+          <w:bCs/>
+          <w:lang w:val="ru-KZ"/>
+        </w:rPr>
+        <w:t xml:space="preserve"> </w:t>
+      </w:r>
+      <w:proofErr w:type="spellStart"/>
+      <w:r>
+        <w:rPr>
+          <w:b/>
+          <w:bCs/>
+          <w:lang w:val="ru-KZ"/>
+        </w:rPr>
+        <w:t>Attack</w:t>
+      </w:r>
+      <w:proofErr w:type="spellEnd"/>
+    </w:p>
+    <w:p>
+      <w:pPr>
+        <w:rPr>
+          <w:b/>
+          <w:bCs/>
+          <w:lang w:val="ru-KZ"/>
+        </w:rPr>
+      </w:pPr>
+      <w:r>
+        <w:rPr>
+          <w:b/>
+          <w:bCs/>
+          <w:lang w:val="ru-KZ"/>
+        </w:rPr>
+        <w:t xml:space="preserve">1. </w:t>
+      </w:r>
+      <w:proofErr w:type="spellStart"/>
+      <w:r>
+        <w:rPr>
+          <w:b/>
+          <w:bCs/>
+          <w:lang w:val="ru-KZ"/>
+        </w:rPr>
+        <w:t>Description</w:t>
+      </w:r>
+      <w:proofErr w:type="spellEnd"/>
+    </w:p>
+    <w:p>
+      <w:pPr>
+        <w:rPr>
+          <w:lang w:val="ru-KZ"/>
+        </w:rPr>
+      </w:pPr>
+      <w:r>
+        <w:rPr>
+          <w:lang w:val="ru-KZ"/>
+        </w:rPr>
+        <w:t xml:space="preserve">The </w:t>
+      </w:r>
+      <w:proofErr w:type="spellStart"/>
+      <w:r>
+        <w:rPr>
+          <w:lang w:val="ru-KZ"/>
+        </w:rPr>
+        <w:t>VulnerableVault</w:t>
+      </w:r>
+      <w:proofErr w:type="spellEnd"/>
+      <w:r>
+        <w:rPr>
+          <w:lang w:val="ru-KZ"/>
+        </w:rPr>
+        <w:t xml:space="preserve"> </w:t>
+      </w:r>
+      <w:proofErr w:type="spellStart"/>
+      <w:r>
+        <w:rPr>
+          <w:lang w:val="ru-KZ"/>
+        </w:rPr>
+        <w:t>contract</w:t>
+      </w:r>
+      <w:proofErr w:type="spellEnd"/>
+      <w:r>
+        <w:rPr>
+          <w:lang w:val="ru-KZ"/>
+        </w:rPr>
+        <w:t xml:space="preserve"> </w:t>
+      </w:r>
+      <w:proofErr w:type="spellStart"/>
+      <w:r>
+        <w:rPr>
+          <w:lang w:val="ru-KZ"/>
+        </w:rPr>
+        <w:t>allows</w:t>
+      </w:r>
+      <w:proofErr w:type="spellEnd"/>
+      <w:r>
+        <w:rPr>
+          <w:lang w:val="ru-KZ"/>
+        </w:rPr>
+        <w:t xml:space="preserve"> </w:t>
+      </w:r>
+      <w:proofErr w:type="spellStart"/>
+      <w:r>
+        <w:rPr>
+          <w:lang w:val="ru-KZ"/>
+        </w:rPr>
+        <w:t>users</w:t>
+      </w:r>
+      <w:proofErr w:type="spellEnd"/>
+      <w:r>
+        <w:rPr>
+          <w:lang w:val="ru-KZ"/>
+        </w:rPr>
+        <w:t xml:space="preserve"> </w:t>
+      </w:r>
+      <w:proofErr w:type="spellStart"/>
+      <w:r>
+        <w:rPr>
+          <w:lang w:val="ru-KZ"/>
+        </w:rPr>
+        <w:t>to</w:t>
+      </w:r>
+      <w:proofErr w:type="spellEnd"/>
+      <w:r>
+        <w:rPr>
+          <w:lang w:val="ru-KZ"/>
+        </w:rPr>
+        <w:t xml:space="preserve"> </w:t>
+      </w:r>
+      <w:proofErr w:type="spellStart"/>
+      <w:r>
+        <w:rPr>
+          <w:lang w:val="ru-KZ"/>
+        </w:rPr>
+        <w:t>deposit</w:t>
+      </w:r>
+      <w:proofErr w:type="spellEnd"/>
+      <w:r>
+        <w:rPr>
+          <w:lang w:val="ru-KZ"/>
+        </w:rPr>
+        <w:t xml:space="preserve"> </w:t>
+      </w:r>
+      <w:proofErr w:type="spellStart"/>
+      <w:r>
+        <w:rPr>
+          <w:lang w:val="ru-KZ"/>
+        </w:rPr>
+        <w:t>and</w:t>
+      </w:r>
+      <w:proofErr w:type="spellEnd"/>
+      <w:r>
+        <w:rPr>
+          <w:lang w:val="ru-KZ"/>
+        </w:rPr>
+        <w:t xml:space="preserve"> </w:t>
+      </w:r>
+      <w:proofErr w:type="spellStart"/>
+      <w:r>
+        <w:rPr>
+          <w:lang w:val="ru-KZ"/>
+        </w:rPr>
+        <w:t>withdraw</w:t>
+      </w:r>
+      <w:proofErr w:type="spellEnd"/>
+      <w:r>
+        <w:rPr>
+          <w:lang w:val="ru-KZ"/>
+        </w:rPr>
+        <w:t xml:space="preserve"> </w:t>
+      </w:r>
+      <w:proofErr w:type="spellStart"/>
+      <w:r>
+        <w:rPr>
+          <w:lang w:val="ru-KZ"/>
+        </w:rPr>
+        <w:t>Ethereum</w:t>
+      </w:r>
+      <w:proofErr w:type="spellEnd"/>
+      <w:r>
+        <w:rPr>
+          <w:lang w:val="ru-KZ"/>
+        </w:rPr>
+        <w:t xml:space="preserve">. </w:t>
+      </w:r>
+      <w:proofErr w:type="spellStart"/>
+      <w:r>
+        <w:rPr>
+          <w:lang w:val="ru-KZ"/>
+        </w:rPr>
+        <w:t>However</w:t>
+      </w:r>
+      <w:proofErr w:type="spellEnd"/>
+      <w:r>
+        <w:rPr>
+          <w:lang w:val="ru-KZ"/>
+        </w:rPr>
+        <w:t xml:space="preserve">, </w:t>
+      </w:r>
+      <w:proofErr w:type="spellStart"/>
+      <w:r>
+        <w:rPr>
+          <w:lang w:val="ru-KZ"/>
+        </w:rPr>
+        <w:t>the</w:t>
+      </w:r>
+      <w:proofErr w:type="spellEnd"/>
+      <w:r>
+        <w:rPr>
+          <w:lang w:val="ru-KZ"/>
+        </w:rPr>
+        <w:t xml:space="preserve"> </w:t>
+      </w:r>
+      <w:proofErr w:type="spellStart"/>
+      <w:r>
+        <w:rPr>
+          <w:lang w:val="ru-KZ"/>
+        </w:rPr>
+        <w:t>withdraw</w:t>
+      </w:r>
+      <w:proofErr w:type="spellEnd"/>
+      <w:r>
+        <w:rPr>
+          <w:lang w:val="ru-KZ"/>
+        </w:rPr>
+        <w:t xml:space="preserve"> </w:t>
+      </w:r>
+      <w:proofErr w:type="spellStart"/>
+      <w:r>
+        <w:rPr>
+          <w:lang w:val="ru-KZ"/>
+        </w:rPr>
+        <w:t>function</w:t>
+      </w:r>
+      <w:proofErr w:type="spellEnd"/>
+      <w:r>
+        <w:rPr>
+          <w:lang w:val="ru-KZ"/>
+        </w:rPr>
+        <w:t xml:space="preserve"> </w:t>
+      </w:r>
+      <w:proofErr w:type="spellStart"/>
+      <w:r>
+        <w:rPr>
+          <w:lang w:val="ru-KZ"/>
+        </w:rPr>
+        <w:t>makes</w:t>
+      </w:r>
+      <w:proofErr w:type="spellEnd"/>
+      <w:r>
+        <w:rPr>
+          <w:lang w:val="ru-KZ"/>
+        </w:rPr>
+        <w:t xml:space="preserve"> </w:t>
+      </w:r>
+      <w:proofErr w:type="spellStart"/>
+      <w:r>
+        <w:rPr>
+          <w:lang w:val="ru-KZ"/>
+        </w:rPr>
+        <w:t>an</w:t>
+      </w:r>
+      <w:proofErr w:type="spellEnd"/>
+      <w:r>
+        <w:rPr>
+          <w:lang w:val="ru-KZ"/>
+        </w:rPr>
+        <w:t xml:space="preserve"> </w:t>
+      </w:r>
+      <w:proofErr w:type="spellStart"/>
+      <w:r>
+        <w:rPr>
+          <w:lang w:val="ru-KZ"/>
+        </w:rPr>
+        <w:t>external</w:t>
+      </w:r>
+      <w:proofErr w:type="spellEnd"/>
+      <w:r>
+        <w:rPr>
+          <w:lang w:val="ru-KZ"/>
+        </w:rPr>
+        <w:t xml:space="preserve"> </w:t>
+      </w:r>
+      <w:proofErr w:type="spellStart"/>
+      <w:r>
+        <w:rPr>
+          <w:lang w:val="ru-KZ"/>
+        </w:rPr>
+        <w:t>call</w:t>
+      </w:r>
+      <w:proofErr w:type="spellEnd"/>
+      <w:r>
+        <w:rPr>
+          <w:lang w:val="ru-KZ"/>
+        </w:rPr>
+        <w:t xml:space="preserve"> </w:t>
+      </w:r>
+      <w:proofErr w:type="spellStart"/>
+      <w:r>
+        <w:rPr>
+          <w:lang w:val="ru-KZ"/>
+        </w:rPr>
+        <w:t>to</w:t>
+      </w:r>
+      <w:proofErr w:type="spellEnd"/>
+      <w:r>
+        <w:rPr>
+          <w:lang w:val="ru-KZ"/>
+        </w:rPr>
+        <w:t xml:space="preserve"> </w:t>
+      </w:r>
+      <w:proofErr w:type="spellStart"/>
+      <w:r>
+        <w:rPr>
+          <w:lang w:val="ru-KZ"/>
+        </w:rPr>
+        <w:t>transfer</w:t>
+      </w:r>
+      <w:proofErr w:type="spellEnd"/>
+      <w:r>
+        <w:rPr>
+          <w:lang w:val="ru-KZ"/>
+        </w:rPr>
+        <w:t xml:space="preserve"> ETH </w:t>
+      </w:r>
+      <w:proofErr w:type="spellStart"/>
+      <w:r>
+        <w:rPr>
+          <w:lang w:val="ru-KZ"/>
+        </w:rPr>
+        <w:t>to</w:t>
+      </w:r>
+      <w:proofErr w:type="spellEnd"/>
+      <w:r>
+        <w:rPr>
+          <w:lang w:val="ru-KZ"/>
+        </w:rPr>
+        <w:t xml:space="preserve"> </w:t>
+      </w:r>
+      <w:proofErr w:type="spellStart"/>
+      <w:r>
+        <w:rPr>
+          <w:lang w:val="ru-KZ"/>
+        </w:rPr>
+        <w:t>the</w:t>
+      </w:r>
+      <w:proofErr w:type="spellEnd"/>
+      <w:r>
+        <w:rPr>
+          <w:lang w:val="ru-KZ"/>
+        </w:rPr>
+        <w:t xml:space="preserve"> </w:t>
+      </w:r>
+      <w:proofErr w:type="spellStart"/>
+      <w:r>
+        <w:rPr>
+          <w:lang w:val="ru-KZ"/>
+        </w:rPr>
+        <w:t>user</w:t>
+      </w:r>
+      <w:proofErr w:type="spellEnd"/>
+      <w:r>
+        <w:rPr>
+          <w:lang w:val="ru-KZ"/>
+        </w:rPr>
+        <w:t xml:space="preserve"> </w:t>
+      </w:r>
+      <w:proofErr w:type="spellStart"/>
+      <w:r>
+        <w:rPr>
+          <w:lang w:val="ru-KZ"/>
+        </w:rPr>
+        <w:t>before</w:t>
+      </w:r>
+      <w:proofErr w:type="spellEnd"/>
+      <w:r>
+        <w:rPr>
+          <w:lang w:val="ru-KZ"/>
+        </w:rPr>
+        <w:t xml:space="preserve"> </w:t>
+      </w:r>
+      <w:proofErr w:type="spellStart"/>
+      <w:r>
+        <w:rPr>
+          <w:lang w:val="ru-KZ"/>
+        </w:rPr>
+        <w:t>updating</w:t>
+      </w:r>
+      <w:proofErr w:type="spellEnd"/>
+      <w:r>
+        <w:rPr>
+          <w:lang w:val="ru-KZ"/>
+        </w:rPr>
+        <w:t xml:space="preserve"> </w:t>
+      </w:r>
+      <w:proofErr w:type="spellStart"/>
+      <w:r>
+        <w:rPr>
+          <w:lang w:val="ru-KZ"/>
+        </w:rPr>
+        <w:t>their</w:t>
+      </w:r>
+      <w:proofErr w:type="spellEnd"/>
+      <w:r>
+        <w:rPr>
+          <w:lang w:val="ru-KZ"/>
+        </w:rPr>
+        <w:t xml:space="preserve"> </w:t>
+      </w:r>
+      <w:proofErr w:type="spellStart"/>
+      <w:r>
+        <w:rPr>
+          <w:lang w:val="ru-KZ"/>
+        </w:rPr>
+        <w:t>internal</w:t>
+      </w:r>
+      <w:proofErr w:type="spellEnd"/>
+      <w:r>
+        <w:rPr>
+          <w:lang w:val="ru-KZ"/>
+        </w:rPr>
+        <w:t xml:space="preserve"> </w:t>
+      </w:r>
+      <w:proofErr w:type="spellStart"/>
+      <w:r>
+        <w:rPr>
+          <w:lang w:val="ru-KZ"/>
+        </w:rPr>
+        <w:t>balance</w:t>
+      </w:r>
+      <w:proofErr w:type="spellEnd"/>
+      <w:r>
+        <w:rPr>
+          <w:lang w:val="ru-KZ"/>
+        </w:rPr>
+        <w:t xml:space="preserve"> </w:t>
+      </w:r>
+      <w:proofErr w:type="spellStart"/>
+      <w:r>
+        <w:rPr>
+          <w:lang w:val="ru-KZ"/>
+        </w:rPr>
+        <w:t>mapping</w:t>
+      </w:r>
+      <w:proofErr w:type="spellEnd"/>
+      <w:r>
+        <w:rPr>
+          <w:lang w:val="ru-KZ"/>
+        </w:rPr>
+        <w:t>.</w:t>
+      </w:r>
+    </w:p>
+    <w:p>
+      <w:pPr>
+        <w:rPr>
+          <w:b/>
+          <w:bCs/>
+          <w:lang w:val="ru-KZ"/>
+        </w:rPr>
+      </w:pPr>
+      <w:r>
+        <w:rPr>
+          <w:b/>
+          <w:bCs/>
+          <w:lang w:val="ru-KZ"/>
+        </w:rPr>
+        <w:t xml:space="preserve">2. </w:t>
+      </w:r>
+      <w:proofErr w:type="spellStart"/>
+      <w:r>
+        <w:rPr>
+          <w:b/>
+          <w:bCs/>
+          <w:lang w:val="ru-KZ"/>
+        </w:rPr>
+        <w:t>Root</w:t>
+      </w:r>
+      <w:proofErr w:type="spellEnd"/>
+      <w:r>
+        <w:rPr>
+          <w:b/>
+          <w:bCs/>
+          <w:lang w:val="ru-KZ"/>
+        </w:rPr>
+        <w:t xml:space="preserve"> </w:t>
+      </w:r>
+      <w:proofErr w:type="spellStart"/>
+      <w:r>
+        <w:rPr>
+          <w:b/>
+          <w:bCs/>
+          <w:lang w:val="ru-KZ"/>
+        </w:rPr>
+        <w:t>Cause</w:t>
+      </w:r>
+      <w:proofErr w:type="spellEnd"/>
+    </w:p>
+    <w:p>
+      <w:pPr>
+        <w:rPr>
+          <w:lang w:val="ru-KZ"/>
+        </w:rPr>
+      </w:pPr>
+      <w:r>
+        <w:rPr>
+          <w:lang w:val="ru-KZ"/>
+        </w:rPr>
+        <w:t xml:space="preserve">The </w:t>
+      </w:r>
+      <w:proofErr w:type="spellStart"/>
+      <w:r>
+        <w:rPr>
+          <w:lang w:val="ru-KZ"/>
+        </w:rPr>
+        <w:t>vulnerability</w:t>
+      </w:r>
+      <w:proofErr w:type="spellEnd"/>
+      <w:r>
+        <w:rPr>
+          <w:lang w:val="ru-KZ"/>
+        </w:rPr>
+        <w:t xml:space="preserve"> </w:t>
+      </w:r>
+      <w:proofErr w:type="spellStart"/>
+      <w:r>
+        <w:rPr>
+          <w:lang w:val="ru-KZ"/>
+        </w:rPr>
+        <w:t>stems</w:t>
+      </w:r>
+      <w:proofErr w:type="spellEnd"/>
+      <w:r>
+        <w:rPr>
+          <w:lang w:val="ru-KZ"/>
+        </w:rPr>
+        <w:t xml:space="preserve"> </w:t>
+      </w:r>
+      <w:proofErr w:type="spellStart"/>
+      <w:r>
+        <w:rPr>
+          <w:lang w:val="ru-KZ"/>
+        </w:rPr>
+        <w:t>from</w:t>
+      </w:r>
+      <w:proofErr w:type="spellEnd"/>
+      <w:r>
+        <w:rPr>
+          <w:lang w:val="ru-KZ"/>
+        </w:rPr>
+        <w:t xml:space="preserve"> a </w:t>
+      </w:r>
+      <w:proofErr w:type="spellStart"/>
+      <w:r>
+        <w:rPr>
+          <w:lang w:val="ru-KZ"/>
+        </w:rPr>
+        <w:t>violation</w:t>
+      </w:r>
+      <w:proofErr w:type="spellEnd"/>
+      <w:r>
+        <w:rPr>
+          <w:lang w:val="ru-KZ"/>
+        </w:rPr>
+        <w:t xml:space="preserve"> </w:t>
+      </w:r>
+      <w:proofErr w:type="spellStart"/>
+      <w:r>
+        <w:rPr>
+          <w:lang w:val="ru-KZ"/>
+        </w:rPr>
+        <w:t>of</w:t>
+      </w:r>
+      <w:proofErr w:type="spellEnd"/>
+      <w:r>
+        <w:rPr>
+          <w:lang w:val="ru-KZ"/>
+        </w:rPr>
+        <w:t xml:space="preserve"> </w:t>
+      </w:r>
+      <w:proofErr w:type="spellStart"/>
+      <w:r>
+        <w:rPr>
+          <w:lang w:val="ru-KZ"/>
+        </w:rPr>
+        <w:t>the</w:t>
+      </w:r>
+      <w:proofErr w:type="spellEnd"/>
+      <w:r>
+        <w:rPr>
+          <w:lang w:val="ru-KZ"/>
+        </w:rPr>
+        <w:t xml:space="preserve"> </w:t>
+      </w:r>
+      <w:proofErr w:type="spellStart"/>
+      <w:r>
+        <w:rPr>
+          <w:b/>
+          <w:bCs/>
+          <w:lang w:val="ru-KZ"/>
+        </w:rPr>
+        <w:t>Checks-Effects-Interactions</w:t>
+      </w:r>
+      <w:proofErr w:type="spellEnd"/>
+      <w:r>
+        <w:rPr>
+          <w:b/>
+          <w:bCs/>
+          <w:lang w:val="ru-KZ"/>
+        </w:rPr>
+        <w:t xml:space="preserve"> (CEI)</w:t>
+      </w:r>
+      <w:r>
+        <w:rPr>
+          <w:lang w:val="ru-KZ"/>
+        </w:rPr>
+        <w:t xml:space="preserve"> </w:t>
+      </w:r>
+      <w:proofErr w:type="spellStart"/>
+      <w:r>
+        <w:rPr>
+          <w:lang w:val="ru-KZ"/>
+        </w:rPr>
+        <w:t>pattern</w:t>
+      </w:r>
+      <w:proofErr w:type="spellEnd"/>
+      <w:r>
+        <w:rPr>
+          <w:lang w:val="ru-KZ"/>
+        </w:rPr>
+        <w:t xml:space="preserve">. The </w:t>
+      </w:r>
+      <w:proofErr w:type="spellStart"/>
+      <w:r>
+        <w:rPr>
+          <w:lang w:val="ru-KZ"/>
+        </w:rPr>
+        <w:t>execution</w:t>
+      </w:r>
+      <w:proofErr w:type="spellEnd"/>
+      <w:r>
+        <w:rPr>
+          <w:lang w:val="ru-KZ"/>
+        </w:rPr>
+        <w:t xml:space="preserve"> </w:t>
+      </w:r>
+      <w:proofErr w:type="spellStart"/>
+      <w:r>
+        <w:rPr>
+          <w:lang w:val="ru-KZ"/>
+        </w:rPr>
+        <w:t>flow</w:t>
+      </w:r>
+      <w:proofErr w:type="spellEnd"/>
+      <w:r>
+        <w:rPr>
+          <w:lang w:val="ru-KZ"/>
+        </w:rPr>
+        <w:t xml:space="preserve"> </w:t>
+      </w:r>
+      <w:proofErr w:type="spellStart"/>
+      <w:r>
+        <w:rPr>
+          <w:lang w:val="ru-KZ"/>
+        </w:rPr>
+        <w:t>in</w:t>
+      </w:r>
+      <w:proofErr w:type="spellEnd"/>
+      <w:r>
+        <w:rPr>
+          <w:lang w:val="ru-KZ"/>
+        </w:rPr>
+        <w:t xml:space="preserve"> </w:t>
+      </w:r>
+      <w:proofErr w:type="spellStart"/>
+      <w:r>
+        <w:rPr>
+          <w:lang w:val="ru-KZ"/>
+        </w:rPr>
+        <w:t>VulnerableVault.sol</w:t>
+      </w:r>
+      <w:proofErr w:type="spellEnd"/>
+      <w:r>
+        <w:rPr>
+          <w:lang w:val="ru-KZ"/>
+        </w:rPr>
+        <w:t xml:space="preserve"> </w:t>
+      </w:r>
+      <w:proofErr w:type="spellStart"/>
+      <w:r>
+        <w:rPr>
+          <w:lang w:val="ru-KZ"/>
+        </w:rPr>
+        <w:t>is</w:t>
+      </w:r>
+      <w:proofErr w:type="spellEnd"/>
+      <w:r>
+        <w:rPr>
+          <w:lang w:val="ru-KZ"/>
+        </w:rPr>
+        <w:t xml:space="preserve"> </w:t>
+      </w:r>
+      <w:proofErr w:type="spellStart"/>
+      <w:r>
+        <w:rPr>
+          <w:lang w:val="ru-KZ"/>
+        </w:rPr>
+        <w:t>as</w:t>
+      </w:r>
+      <w:proofErr w:type="spellEnd"/>
+      <w:r>
+        <w:rPr>
+          <w:lang w:val="ru-KZ"/>
+        </w:rPr>
+        <w:t xml:space="preserve"> </w:t>
+      </w:r>
+      <w:proofErr w:type="spellStart"/>
+      <w:r>
+        <w:rPr>
+          <w:lang w:val="ru-KZ"/>
+        </w:rPr>
+        <w:t>follows</w:t>
+      </w:r>
+      <w:proofErr w:type="spellEnd"/>
+      <w:r>
+        <w:rPr>
+          <w:lang w:val="ru-KZ"/>
+        </w:rPr>
+        <w:t>:</w:t>
+      </w:r>
+    </w:p>
+    <w:p>
+      <w:pPr>
+        <w:numPr>
+          <w:ilvl w:val="0"/>
+          <w:numId w:val="1"/>
+        </w:numPr>
+        <w:rPr>
+          <w:lang w:val="ru-KZ"/>
+        </w:rPr>
+      </w:pPr>
+      <w:r>
+        <w:rPr>
+          <w:b/>
+          <w:bCs/>
+          <w:lang w:val="ru-KZ"/>
+        </w:rPr>
+        <w:t>Check:</w:t>
+      </w:r>
+      <w:r>
+        <w:rPr>
+          <w:lang w:val="ru-KZ"/>
+        </w:rPr>
+        <w:t xml:space="preserve"> </w:t>
+      </w:r>
+      <w:proofErr w:type="spellStart"/>
+      <w:r>
+        <w:rPr>
+          <w:lang w:val="ru-KZ"/>
+        </w:rPr>
+        <w:t>require</w:t>
+      </w:r>
+      <w:proofErr w:type="spellEnd"/>
+      <w:r>
+        <w:rPr>
+          <w:lang w:val="ru-KZ"/>
+        </w:rPr>
+        <w:t>(</w:t>
+      </w:r>
+      <w:proofErr w:type="spellStart"/>
+      <w:r>
+        <w:rPr>
+          <w:lang w:val="ru-KZ"/>
+        </w:rPr>
+        <w:t>balances</w:t>
+      </w:r>
+      <w:proofErr w:type="spellEnd"/>
+      <w:r>
+        <w:rPr>
+          <w:lang w:val="ru-KZ"/>
+        </w:rPr>
+        <w:t>[</w:t>
+      </w:r>
+      <w:proofErr w:type="spellStart"/>
+      <w:r>
+        <w:rPr>
+          <w:lang w:val="ru-KZ"/>
+        </w:rPr>
+        <w:t>msg.sender</w:t>
+      </w:r>
+      <w:proofErr w:type="spellEnd"/>
+      <w:r>
+        <w:rPr>
+          <w:lang w:val="ru-KZ"/>
+        </w:rPr>
+        <w:t xml:space="preserve">] &gt;= </w:t>
+      </w:r>
+      <w:proofErr w:type="spellStart"/>
+      <w:r>
+        <w:rPr>
+          <w:lang w:val="ru-KZ"/>
+        </w:rPr>
+        <w:t>amount</w:t>
+      </w:r>
+      <w:proofErr w:type="spellEnd"/>
+      <w:r>
+        <w:rPr>
+          <w:lang w:val="ru-KZ"/>
+        </w:rPr>
+        <w:t>) (</w:t>
+      </w:r>
+      <w:proofErr w:type="spellStart"/>
+      <w:r>
+        <w:rPr>
+          <w:lang w:val="ru-KZ"/>
+        </w:rPr>
+        <w:t>Passes</w:t>
+      </w:r>
+      <w:proofErr w:type="spellEnd"/>
+      <w:r>
+        <w:rPr>
+          <w:lang w:val="ru-KZ"/>
+        </w:rPr>
+        <w:t>).</w:t>
+      </w:r>
+    </w:p>
+    <w:p>
+      <w:pPr>
+        <w:numPr>
+          <w:ilvl w:val="0"/>
+          <w:numId w:val="1"/>
+        </w:numPr>
+        <w:rPr>
+          <w:lang w:val="ru-KZ"/>
+        </w:rPr>
+      </w:pPr>
+      <w:proofErr w:type="spellStart"/>
+      <w:r>
+        <w:rPr>
+          <w:b/>
+          <w:bCs/>
+          <w:lang w:val="ru-KZ"/>
+        </w:rPr>
+        <w:t>Interaction</w:t>
+      </w:r>
+      <w:proofErr w:type="spellEnd"/>
+      <w:r>
+        <w:rPr>
+          <w:b/>
+          <w:bCs/>
+          <w:lang w:val="ru-KZ"/>
+        </w:rPr>
+        <w:t>:</w:t>
+      </w:r>
+      <w:r>
+        <w:rPr>
+          <w:lang w:val="ru-KZ"/>
+        </w:rPr>
+        <w:t xml:space="preserve"> </w:t>
+      </w:r>
+      <w:proofErr w:type="spellStart"/>
+      <w:r>
+        <w:rPr>
+          <w:lang w:val="ru-KZ"/>
+        </w:rPr>
+        <w:t>msg.sender.call</w:t>
+      </w:r>
+      <w:proofErr w:type="spellEnd"/>
+      <w:r>
+        <w:rPr>
+          <w:lang w:val="ru-KZ"/>
+        </w:rPr>
+        <w:t>{</w:t>
+      </w:r>
+      <w:proofErr w:type="spellStart"/>
+      <w:r>
+        <w:rPr>
+          <w:lang w:val="ru-KZ"/>
+        </w:rPr>
+        <w:t>value</w:t>
+      </w:r>
+      <w:proofErr w:type="spellEnd"/>
+      <w:r>
+        <w:rPr>
+          <w:lang w:val="ru-KZ"/>
+        </w:rPr>
+        <w:t xml:space="preserve">: </w:t>
+      </w:r>
+      <w:proofErr w:type="spellStart"/>
+      <w:r>
+        <w:rPr>
+          <w:lang w:val="ru-KZ"/>
+        </w:rPr>
+        <w:t>amount</w:t>
+      </w:r>
+      <w:proofErr w:type="spellEnd"/>
+      <w:r>
+        <w:rPr>
+          <w:lang w:val="ru-KZ"/>
+        </w:rPr>
+        <w:t>}("") (</w:t>
+      </w:r>
+      <w:proofErr w:type="spellStart"/>
+      <w:r>
+        <w:rPr>
+          <w:lang w:val="ru-KZ"/>
+        </w:rPr>
+        <w:t>External</w:t>
+      </w:r>
+      <w:proofErr w:type="spellEnd"/>
+      <w:r>
+        <w:rPr>
+          <w:lang w:val="ru-KZ"/>
+        </w:rPr>
+        <w:t xml:space="preserve"> </w:t>
+      </w:r>
+      <w:proofErr w:type="spellStart"/>
+      <w:r>
+        <w:rPr>
+          <w:lang w:val="ru-KZ"/>
+        </w:rPr>
+        <w:t>call</w:t>
+      </w:r>
+      <w:proofErr w:type="spellEnd"/>
+      <w:r>
+        <w:rPr>
+          <w:lang w:val="ru-KZ"/>
+        </w:rPr>
+        <w:t xml:space="preserve"> </w:t>
+      </w:r>
+      <w:proofErr w:type="spellStart"/>
+      <w:r>
+        <w:rPr>
+          <w:lang w:val="ru-KZ"/>
+        </w:rPr>
+        <w:t>to</w:t>
+      </w:r>
+      <w:proofErr w:type="spellEnd"/>
+      <w:r>
+        <w:rPr>
+          <w:lang w:val="ru-KZ"/>
+        </w:rPr>
+        <w:t xml:space="preserve"> </w:t>
+      </w:r>
+      <w:proofErr w:type="spellStart"/>
+      <w:r>
+        <w:rPr>
+          <w:lang w:val="ru-KZ"/>
+        </w:rPr>
+        <w:t>the</w:t>
+      </w:r>
+      <w:proofErr w:type="spellEnd"/>
+      <w:r>
+        <w:rPr>
+          <w:lang w:val="ru-KZ"/>
+        </w:rPr>
+        <w:t xml:space="preserve"> </w:t>
+      </w:r>
+      <w:proofErr w:type="spellStart"/>
+      <w:r>
+        <w:rPr>
+          <w:lang w:val="ru-KZ"/>
+        </w:rPr>
+        <w:t>attacker</w:t>
+      </w:r>
+      <w:proofErr w:type="spellEnd"/>
+      <w:r>
+        <w:rPr>
+          <w:lang w:val="ru-KZ"/>
+        </w:rPr>
+        <w:t>).</w:t>
+      </w:r>
+    </w:p>
+    <w:p>
+      <w:pPr>
+        <w:numPr>
+          <w:ilvl w:val="0"/>
+          <w:numId w:val="1"/>
+        </w:numPr>
+        <w:rPr>
+          <w:lang w:val="ru-KZ"/>
+        </w:rPr>
+      </w:pPr>
+      <w:proofErr w:type="spellStart"/>
+      <w:r>
+        <w:rPr>
+          <w:b/>
+          <w:bCs/>
+          <w:lang w:val="ru-KZ"/>
+        </w:rPr>
+        <w:t>Effect</w:t>
+      </w:r>
+      <w:proofErr w:type="spellEnd"/>
+      <w:r>
+        <w:rPr>
+          <w:b/>
+          <w:bCs/>
+          <w:lang w:val="ru-KZ"/>
+        </w:rPr>
+        <w:t>:</w:t>
+      </w:r>
+      <w:r>
+        <w:rPr>
+          <w:lang w:val="ru-KZ"/>
+        </w:rPr>
+        <w:t xml:space="preserve"> </w:t>
+      </w:r>
+      <w:proofErr w:type="spellStart"/>
+      <w:r>
+        <w:rPr>
+          <w:lang w:val="ru-KZ"/>
+        </w:rPr>
+        <w:t>balances</w:t>
+      </w:r>
+      <w:proofErr w:type="spellEnd"/>
+      <w:r>
+        <w:rPr>
+          <w:lang w:val="ru-KZ"/>
+        </w:rPr>
+        <w:t>[</w:t>
+      </w:r>
+      <w:proofErr w:type="spellStart"/>
+      <w:r>
+        <w:rPr>
+          <w:lang w:val="ru-KZ"/>
+        </w:rPr>
+        <w:t>msg.sender</w:t>
+      </w:r>
+      <w:proofErr w:type="spellEnd"/>
+      <w:r>
+        <w:rPr>
+          <w:lang w:val="ru-KZ"/>
+        </w:rPr>
+        <w:t xml:space="preserve">] -= </w:t>
+      </w:r>
+      <w:proofErr w:type="spellStart"/>
+      <w:r>
+        <w:rPr>
+          <w:lang w:val="ru-KZ"/>
+        </w:rPr>
+        <w:t>amount</w:t>
+      </w:r>
+      <w:proofErr w:type="spellEnd"/>
+      <w:r>
+        <w:rPr>
+          <w:lang w:val="ru-KZ"/>
+        </w:rPr>
+        <w:t xml:space="preserve"> (State </w:t>
+      </w:r>
+      <w:proofErr w:type="spellStart"/>
+      <w:r>
+        <w:rPr>
+          <w:lang w:val="ru-KZ"/>
+        </w:rPr>
+        <w:t>update</w:t>
+      </w:r>
+      <w:proofErr w:type="spellEnd"/>
+      <w:r>
+        <w:rPr>
+          <w:lang w:val="ru-KZ"/>
+        </w:rPr>
+        <w:t>).</w:t>
+      </w:r>
+    </w:p>
+    <w:p>
+      <w:pPr>
+        <w:rPr>
+          <w:lang w:val="ru-KZ"/>
+        </w:rPr>
+      </w:pPr>
+      <w:proofErr w:type="spellStart"/>
+      <w:r>
+        <w:rPr>
+          <w:lang w:val="ru-KZ"/>
+        </w:rPr>
+        <w:t>Because</w:t>
+      </w:r>
+      <w:proofErr w:type="spellEnd"/>
+      <w:r>
+        <w:rPr>
+          <w:lang w:val="ru-KZ"/>
+        </w:rPr>
+        <w:t xml:space="preserve"> </w:t>
+      </w:r>
+      <w:proofErr w:type="spellStart"/>
+      <w:r>
+        <w:rPr>
+          <w:lang w:val="ru-KZ"/>
+        </w:rPr>
+        <w:t>the</w:t>
+      </w:r>
+      <w:proofErr w:type="spellEnd"/>
+      <w:r>
+        <w:rPr>
+          <w:lang w:val="ru-KZ"/>
+        </w:rPr>
+        <w:t xml:space="preserve"> </w:t>
+      </w:r>
+      <w:proofErr w:type="spellStart"/>
+      <w:r>
+        <w:rPr>
+          <w:lang w:val="ru-KZ"/>
+        </w:rPr>
+        <w:t>external</w:t>
+      </w:r>
+      <w:proofErr w:type="spellEnd"/>
+      <w:r>
+        <w:rPr>
+          <w:lang w:val="ru-KZ"/>
+        </w:rPr>
+        <w:t xml:space="preserve"> </w:t>
+      </w:r>
+      <w:proofErr w:type="spellStart"/>
+      <w:r>
+        <w:rPr>
+          <w:lang w:val="ru-KZ"/>
+        </w:rPr>
+        <w:t>call</w:t>
+      </w:r>
+      <w:proofErr w:type="spellEnd"/>
+      <w:r>
+        <w:rPr>
+          <w:lang w:val="ru-KZ"/>
+        </w:rPr>
+        <w:t xml:space="preserve"> </w:t>
+      </w:r>
+      <w:proofErr w:type="spellStart"/>
+      <w:r>
+        <w:rPr>
+          <w:lang w:val="ru-KZ"/>
+        </w:rPr>
+        <w:t>happens</w:t>
+      </w:r>
+      <w:proofErr w:type="spellEnd"/>
+      <w:r>
+        <w:rPr>
+          <w:lang w:val="ru-KZ"/>
+        </w:rPr>
+        <w:t xml:space="preserve"> </w:t>
+      </w:r>
+      <w:proofErr w:type="spellStart"/>
+      <w:r>
+        <w:rPr>
+          <w:i/>
+          <w:iCs/>
+          <w:lang w:val="ru-KZ"/>
+        </w:rPr>
+        <w:t>before</w:t>
+      </w:r>
+      <w:proofErr w:type="spellEnd"/>
+      <w:r>
+        <w:rPr>
+          <w:lang w:val="ru-KZ"/>
+        </w:rPr>
+        <w:t xml:space="preserve"> </w:t>
+      </w:r>
+      <w:proofErr w:type="spellStart"/>
+      <w:r>
+        <w:rPr>
+          <w:lang w:val="ru-KZ"/>
+        </w:rPr>
+        <w:t>the</w:t>
+      </w:r>
+      <w:proofErr w:type="spellEnd"/>
+      <w:r>
+        <w:rPr>
+          <w:lang w:val="ru-KZ"/>
+        </w:rPr>
+        <w:t xml:space="preserve"> </w:t>
+      </w:r>
+      <w:proofErr w:type="spellStart"/>
+      <w:r>
+        <w:rPr>
+          <w:lang w:val="ru-KZ"/>
+        </w:rPr>
+        <w:t>state</w:t>
+      </w:r>
+      <w:proofErr w:type="spellEnd"/>
+      <w:r>
+        <w:rPr>
+          <w:lang w:val="ru-KZ"/>
+        </w:rPr>
+        <w:t xml:space="preserve"> </w:t>
+      </w:r>
+      <w:proofErr w:type="spellStart"/>
+      <w:r>
+        <w:rPr>
+          <w:lang w:val="ru-KZ"/>
+        </w:rPr>
+        <w:t>update</w:t>
+      </w:r>
+      <w:proofErr w:type="spellEnd"/>
+      <w:r>
+        <w:rPr>
+          <w:lang w:val="ru-KZ"/>
+        </w:rPr>
+        <w:t xml:space="preserve">, a </w:t>
+      </w:r>
+      <w:proofErr w:type="spellStart"/>
+      <w:r>
+        <w:rPr>
+          <w:lang w:val="ru-KZ"/>
+        </w:rPr>
+        <w:t>malicious</w:t>
+      </w:r>
+      <w:proofErr w:type="spellEnd"/>
+      <w:r>
+        <w:rPr>
+          <w:lang w:val="ru-KZ"/>
+        </w:rPr>
+        <w:t xml:space="preserve"> </w:t>
+      </w:r>
+      <w:proofErr w:type="spellStart"/>
+      <w:r>
+        <w:rPr>
+          <w:lang w:val="ru-KZ"/>
+        </w:rPr>
+        <w:t>contract</w:t>
+      </w:r>
+      <w:proofErr w:type="spellEnd"/>
+      <w:r>
+        <w:rPr>
+          <w:lang w:val="ru-KZ"/>
+        </w:rPr>
+        <w:t xml:space="preserve"> </w:t>
+      </w:r>
+      <w:proofErr w:type="spellStart"/>
+      <w:r>
+        <w:rPr>
+          <w:lang w:val="ru-KZ"/>
+        </w:rPr>
+        <w:t>can</w:t>
+      </w:r>
+      <w:proofErr w:type="spellEnd"/>
+      <w:r>
+        <w:rPr>
+          <w:lang w:val="ru-KZ"/>
+        </w:rPr>
+        <w:t xml:space="preserve"> </w:t>
+      </w:r>
+      <w:proofErr w:type="spellStart"/>
+      <w:r>
+        <w:rPr>
+          <w:lang w:val="ru-KZ"/>
+        </w:rPr>
+        <w:t>intercept</w:t>
+      </w:r>
+      <w:proofErr w:type="spellEnd"/>
+      <w:r>
+        <w:rPr>
+          <w:lang w:val="ru-KZ"/>
+        </w:rPr>
+        <w:t xml:space="preserve"> </w:t>
+      </w:r>
+      <w:proofErr w:type="spellStart"/>
+      <w:r>
+        <w:rPr>
+          <w:lang w:val="ru-KZ"/>
+        </w:rPr>
+        <w:t>the</w:t>
+      </w:r>
+      <w:proofErr w:type="spellEnd"/>
+      <w:r>
+        <w:rPr>
+          <w:lang w:val="ru-KZ"/>
+        </w:rPr>
+        <w:t xml:space="preserve"> </w:t>
+      </w:r>
+      <w:proofErr w:type="spellStart"/>
+      <w:r>
+        <w:rPr>
+          <w:lang w:val="ru-KZ"/>
+        </w:rPr>
+        <w:t>execution</w:t>
+      </w:r>
+      <w:proofErr w:type="spellEnd"/>
+      <w:r>
+        <w:rPr>
+          <w:lang w:val="ru-KZ"/>
+        </w:rPr>
+        <w:t xml:space="preserve"> </w:t>
+      </w:r>
+      <w:proofErr w:type="spellStart"/>
+      <w:r>
+        <w:rPr>
+          <w:lang w:val="ru-KZ"/>
+        </w:rPr>
+        <w:t>flow</w:t>
+      </w:r>
+      <w:proofErr w:type="spellEnd"/>
+      <w:r>
+        <w:rPr>
+          <w:lang w:val="ru-KZ"/>
+        </w:rPr>
+        <w:t xml:space="preserve"> </w:t>
+      </w:r>
+      <w:proofErr w:type="spellStart"/>
+      <w:r>
+        <w:rPr>
+          <w:lang w:val="ru-KZ"/>
+        </w:rPr>
+        <w:t>via</w:t>
+      </w:r>
+      <w:proofErr w:type="spellEnd"/>
+      <w:r>
+        <w:rPr>
+          <w:lang w:val="ru-KZ"/>
+        </w:rPr>
+        <w:t xml:space="preserve"> </w:t>
+      </w:r>
+      <w:proofErr w:type="spellStart"/>
+      <w:r>
+        <w:rPr>
+          <w:lang w:val="ru-KZ"/>
+        </w:rPr>
+        <w:t>its</w:t>
+      </w:r>
+      <w:proofErr w:type="spellEnd"/>
+      <w:r>
+        <w:rPr>
+          <w:lang w:val="ru-KZ"/>
+        </w:rPr>
+        <w:t xml:space="preserve"> </w:t>
+      </w:r>
+      <w:proofErr w:type="spellStart"/>
+      <w:r>
+        <w:rPr>
+          <w:lang w:val="ru-KZ"/>
+        </w:rPr>
+        <w:t>fallback</w:t>
+      </w:r>
+      <w:proofErr w:type="spellEnd"/>
+      <w:r>
+        <w:rPr>
+          <w:lang w:val="ru-KZ"/>
+        </w:rPr>
+        <w:t xml:space="preserve"> </w:t>
+      </w:r>
+      <w:proofErr w:type="spellStart"/>
+      <w:r>
+        <w:rPr>
+          <w:lang w:val="ru-KZ"/>
+        </w:rPr>
+        <w:t>receive</w:t>
+      </w:r>
+      <w:proofErr w:type="spellEnd"/>
+      <w:r>
+        <w:rPr>
+          <w:lang w:val="ru-KZ"/>
+        </w:rPr>
+        <w:t xml:space="preserve">() </w:t>
+      </w:r>
+      <w:proofErr w:type="spellStart"/>
+      <w:r>
+        <w:rPr>
+          <w:lang w:val="ru-KZ"/>
+        </w:rPr>
+        <w:t>function</w:t>
+      </w:r>
+      <w:proofErr w:type="spellEnd"/>
+      <w:r>
+        <w:rPr>
+          <w:lang w:val="ru-KZ"/>
+        </w:rPr>
+        <w:t xml:space="preserve"> </w:t>
+      </w:r>
+      <w:proofErr w:type="spellStart"/>
+      <w:r>
+        <w:rPr>
+          <w:lang w:val="ru-KZ"/>
+        </w:rPr>
+        <w:t>and</w:t>
+      </w:r>
+      <w:proofErr w:type="spellEnd"/>
+      <w:r>
+        <w:rPr>
+          <w:lang w:val="ru-KZ"/>
+        </w:rPr>
+        <w:t xml:space="preserve"> </w:t>
+      </w:r>
+      <w:proofErr w:type="spellStart"/>
+      <w:r>
+        <w:rPr>
+          <w:lang w:val="ru-KZ"/>
+        </w:rPr>
+        <w:t>call</w:t>
+      </w:r>
+      <w:proofErr w:type="spellEnd"/>
+      <w:r>
+        <w:rPr>
+          <w:lang w:val="ru-KZ"/>
+        </w:rPr>
+        <w:t xml:space="preserve"> </w:t>
+      </w:r>
+      <w:proofErr w:type="spellStart"/>
+      <w:r>
+        <w:rPr>
+          <w:lang w:val="ru-KZ"/>
+        </w:rPr>
+        <w:t>withdraw</w:t>
+      </w:r>
+      <w:proofErr w:type="spellEnd"/>
+      <w:r>
+        <w:rPr>
+          <w:lang w:val="ru-KZ"/>
+        </w:rPr>
+        <w:t xml:space="preserve"> </w:t>
+      </w:r>
+      <w:proofErr w:type="spellStart"/>
+      <w:r>
+        <w:rPr>
+          <w:lang w:val="ru-KZ"/>
+        </w:rPr>
+        <w:t>again</w:t>
+      </w:r>
+      <w:proofErr w:type="spellEnd"/>
+      <w:r>
+        <w:rPr>
+          <w:lang w:val="ru-KZ"/>
+        </w:rPr>
+        <w:t xml:space="preserve">. The </w:t>
+      </w:r>
+      <w:proofErr w:type="spellStart"/>
+      <w:r>
+        <w:rPr>
+          <w:lang w:val="ru-KZ"/>
+        </w:rPr>
+        <w:t>contract</w:t>
+      </w:r>
+      <w:proofErr w:type="spellEnd"/>
+      <w:r>
+        <w:rPr>
+          <w:lang w:val="ru-KZ"/>
+        </w:rPr>
+        <w:t xml:space="preserve"> </w:t>
+      </w:r>
+      <w:proofErr w:type="spellStart"/>
+      <w:r>
+        <w:rPr>
+          <w:lang w:val="ru-KZ"/>
+        </w:rPr>
+        <w:t>still</w:t>
+      </w:r>
+      <w:proofErr w:type="spellEnd"/>
+      <w:r>
+        <w:rPr>
+          <w:lang w:val="ru-KZ"/>
+        </w:rPr>
+        <w:t xml:space="preserve"> </w:t>
+      </w:r>
+      <w:proofErr w:type="spellStart"/>
+      <w:r>
+        <w:rPr>
+          <w:lang w:val="ru-KZ"/>
+        </w:rPr>
+        <w:t>thinks</w:t>
+      </w:r>
+      <w:proofErr w:type="spellEnd"/>
+      <w:r>
+        <w:rPr>
+          <w:lang w:val="ru-KZ"/>
+        </w:rPr>
+        <w:t xml:space="preserve"> </w:t>
+      </w:r>
+      <w:proofErr w:type="spellStart"/>
+      <w:r>
+        <w:rPr>
+          <w:lang w:val="ru-KZ"/>
+        </w:rPr>
+        <w:t>the</w:t>
+      </w:r>
+      <w:proofErr w:type="spellEnd"/>
+      <w:r>
+        <w:rPr>
+          <w:lang w:val="ru-KZ"/>
+        </w:rPr>
+        <w:t xml:space="preserve"> </w:t>
+      </w:r>
+      <w:proofErr w:type="spellStart"/>
+      <w:r>
+        <w:rPr>
+          <w:lang w:val="ru-KZ"/>
+        </w:rPr>
+        <w:t>attacker</w:t>
+      </w:r>
+      <w:proofErr w:type="spellEnd"/>
+      <w:r>
+        <w:rPr>
+          <w:lang w:val="ru-KZ"/>
+        </w:rPr>
+        <w:t xml:space="preserve"> </w:t>
+      </w:r>
+      <w:proofErr w:type="spellStart"/>
+      <w:r>
+        <w:rPr>
+          <w:lang w:val="ru-KZ"/>
+        </w:rPr>
+        <w:t>has</w:t>
+      </w:r>
+      <w:proofErr w:type="spellEnd"/>
+      <w:r>
+        <w:rPr>
+          <w:lang w:val="ru-KZ"/>
+        </w:rPr>
+        <w:t xml:space="preserve"> a </w:t>
+      </w:r>
+      <w:proofErr w:type="spellStart"/>
+      <w:r>
+        <w:rPr>
+          <w:lang w:val="ru-KZ"/>
+        </w:rPr>
+        <w:t>full</w:t>
+      </w:r>
+      <w:proofErr w:type="spellEnd"/>
+      <w:r>
+        <w:rPr>
+          <w:lang w:val="ru-KZ"/>
+        </w:rPr>
+        <w:t xml:space="preserve"> </w:t>
+      </w:r>
+      <w:proofErr w:type="spellStart"/>
+      <w:r>
+        <w:rPr>
+          <w:lang w:val="ru-KZ"/>
+        </w:rPr>
+        <w:t>balance</w:t>
+      </w:r>
+      <w:proofErr w:type="spellEnd"/>
+      <w:r>
+        <w:rPr>
+          <w:lang w:val="ru-KZ"/>
+        </w:rPr>
+        <w:t xml:space="preserve"> </w:t>
+      </w:r>
+      <w:proofErr w:type="spellStart"/>
+      <w:r>
+        <w:rPr>
+          <w:lang w:val="ru-KZ"/>
+        </w:rPr>
+        <w:t>because</w:t>
+      </w:r>
+      <w:proofErr w:type="spellEnd"/>
+      <w:r>
+        <w:rPr>
+          <w:lang w:val="ru-KZ"/>
+        </w:rPr>
+        <w:t xml:space="preserve"> </w:t>
+      </w:r>
+      <w:proofErr w:type="spellStart"/>
+      <w:r>
+        <w:rPr>
+          <w:lang w:val="ru-KZ"/>
+        </w:rPr>
+        <w:t>line</w:t>
+      </w:r>
+      <w:proofErr w:type="spellEnd"/>
+      <w:r>
+        <w:rPr>
+          <w:lang w:val="ru-KZ"/>
+        </w:rPr>
+        <w:t xml:space="preserve"> 3 </w:t>
+      </w:r>
+      <w:proofErr w:type="spellStart"/>
+      <w:r>
+        <w:rPr>
+          <w:lang w:val="ru-KZ"/>
+        </w:rPr>
+        <w:t>hasn't</w:t>
+      </w:r>
+      <w:proofErr w:type="spellEnd"/>
+      <w:r>
+        <w:rPr>
+          <w:lang w:val="ru-KZ"/>
+        </w:rPr>
+        <w:t xml:space="preserve"> </w:t>
+      </w:r>
+      <w:proofErr w:type="spellStart"/>
+      <w:r>
+        <w:rPr>
+          <w:lang w:val="ru-KZ"/>
+        </w:rPr>
+        <w:t>been</w:t>
+      </w:r>
+      <w:proofErr w:type="spellEnd"/>
+      <w:r>
+        <w:rPr>
+          <w:lang w:val="ru-KZ"/>
+        </w:rPr>
+        <w:t xml:space="preserve"> </w:t>
+      </w:r>
+      <w:proofErr w:type="spellStart"/>
+      <w:r>
+        <w:rPr>
+          <w:lang w:val="ru-KZ"/>
+        </w:rPr>
+        <w:t>reached</w:t>
+      </w:r>
+      <w:proofErr w:type="spellEnd"/>
+      <w:r>
+        <w:rPr>
+          <w:lang w:val="ru-KZ"/>
+        </w:rPr>
+        <w:t xml:space="preserve"> </w:t>
+      </w:r>
+      <w:proofErr w:type="spellStart"/>
+      <w:r>
+        <w:rPr>
+          <w:lang w:val="ru-KZ"/>
+        </w:rPr>
+        <w:t>yet</w:t>
+      </w:r>
+      <w:proofErr w:type="spellEnd"/>
+      <w:r>
+        <w:rPr>
+          <w:lang w:val="ru-KZ"/>
+        </w:rPr>
+        <w:t>.</w:t>
+      </w:r>
+    </w:p>
+    <w:p>
+      <w:pPr>
+        <w:rPr>
+          <w:b/>
+          <w:bCs/>
+          <w:lang w:val="ru-KZ"/>
+        </w:rPr>
+      </w:pPr>
+      <w:r>
+        <w:rPr>
+          <w:b/>
+          <w:bCs/>
+          <w:lang w:val="ru-KZ"/>
+        </w:rPr>
+        <w:t>3. Impact</w:t>
+      </w:r>
+    </w:p>
+    <w:p>
+      <w:pPr>
+        <w:rPr>
+          <w:lang w:val="ru-KZ"/>
+        </w:rPr>
+      </w:pPr>
+      <w:proofErr w:type="spellStart"/>
+      <w:r>
+        <w:rPr>
+          <w:b/>
+          <w:bCs/>
+          <w:lang w:val="ru-KZ"/>
+        </w:rPr>
+        <w:t>Critical</w:t>
+      </w:r>
+      <w:proofErr w:type="spellEnd"/>
+      <w:r>
+        <w:rPr>
+          <w:b/>
+          <w:bCs/>
+          <w:lang w:val="ru-KZ"/>
+        </w:rPr>
+        <w:t>.</w:t>
+      </w:r>
+      <w:r>
+        <w:rPr>
+          <w:lang w:val="ru-KZ"/>
+        </w:rPr>
+        <w:t xml:space="preserve"> A </w:t>
+      </w:r>
+      <w:proofErr w:type="spellStart"/>
+      <w:r>
+        <w:rPr>
+          <w:lang w:val="ru-KZ"/>
+        </w:rPr>
+        <w:t>malicious</w:t>
+      </w:r>
+      <w:proofErr w:type="spellEnd"/>
+      <w:r>
+        <w:rPr>
+          <w:lang w:val="ru-KZ"/>
+        </w:rPr>
+        <w:t xml:space="preserve"> </w:t>
+      </w:r>
+      <w:proofErr w:type="spellStart"/>
+      <w:r>
+        <w:rPr>
+          <w:lang w:val="ru-KZ"/>
+        </w:rPr>
+        <w:t>actor</w:t>
+      </w:r>
+      <w:proofErr w:type="spellEnd"/>
+      <w:r>
+        <w:rPr>
+          <w:lang w:val="ru-KZ"/>
+        </w:rPr>
+        <w:t xml:space="preserve"> </w:t>
+      </w:r>
+      <w:proofErr w:type="spellStart"/>
+      <w:r>
+        <w:rPr>
+          <w:lang w:val="ru-KZ"/>
+        </w:rPr>
+        <w:t>can</w:t>
+      </w:r>
+      <w:proofErr w:type="spellEnd"/>
+      <w:r>
+        <w:rPr>
+          <w:lang w:val="ru-KZ"/>
+        </w:rPr>
+        <w:t xml:space="preserve"> </w:t>
+      </w:r>
+      <w:proofErr w:type="spellStart"/>
+      <w:r>
+        <w:rPr>
+          <w:lang w:val="ru-KZ"/>
+        </w:rPr>
+        <w:t>recursively</w:t>
+      </w:r>
+      <w:proofErr w:type="spellEnd"/>
+      <w:r>
+        <w:rPr>
+          <w:lang w:val="ru-KZ"/>
+        </w:rPr>
+        <w:t xml:space="preserve"> </w:t>
+      </w:r>
+      <w:proofErr w:type="spellStart"/>
+      <w:r>
+        <w:rPr>
+          <w:lang w:val="ru-KZ"/>
+        </w:rPr>
+        <w:t>drain</w:t>
+      </w:r>
+      <w:proofErr w:type="spellEnd"/>
+      <w:r>
+        <w:rPr>
+          <w:lang w:val="ru-KZ"/>
+        </w:rPr>
+        <w:t xml:space="preserve"> </w:t>
+      </w:r>
+      <w:proofErr w:type="spellStart"/>
+      <w:r>
+        <w:rPr>
+          <w:lang w:val="ru-KZ"/>
+        </w:rPr>
+        <w:t>the</w:t>
+      </w:r>
+      <w:proofErr w:type="spellEnd"/>
+      <w:r>
+        <w:rPr>
+          <w:lang w:val="ru-KZ"/>
+        </w:rPr>
+        <w:t xml:space="preserve"> </w:t>
+      </w:r>
+      <w:proofErr w:type="spellStart"/>
+      <w:r>
+        <w:rPr>
+          <w:lang w:val="ru-KZ"/>
+        </w:rPr>
+        <w:t>entire</w:t>
+      </w:r>
+      <w:proofErr w:type="spellEnd"/>
+      <w:r>
+        <w:rPr>
+          <w:lang w:val="ru-KZ"/>
+        </w:rPr>
+        <w:t xml:space="preserve"> ETH </w:t>
+      </w:r>
+      <w:proofErr w:type="spellStart"/>
+      <w:r>
+        <w:rPr>
+          <w:lang w:val="ru-KZ"/>
+        </w:rPr>
+        <w:t>balance</w:t>
+      </w:r>
+      <w:proofErr w:type="spellEnd"/>
+      <w:r>
+        <w:rPr>
+          <w:lang w:val="ru-KZ"/>
+        </w:rPr>
+        <w:t xml:space="preserve"> </w:t>
+      </w:r>
+      <w:proofErr w:type="spellStart"/>
+      <w:r>
+        <w:rPr>
+          <w:lang w:val="ru-KZ"/>
+        </w:rPr>
+        <w:t>of</w:t>
+      </w:r>
+      <w:proofErr w:type="spellEnd"/>
+      <w:r>
+        <w:rPr>
+          <w:lang w:val="ru-KZ"/>
+        </w:rPr>
+        <w:t xml:space="preserve"> </w:t>
+      </w:r>
+      <w:proofErr w:type="spellStart"/>
+      <w:r>
+        <w:rPr>
+          <w:lang w:val="ru-KZ"/>
+        </w:rPr>
+        <w:t>the</w:t>
+      </w:r>
+      <w:proofErr w:type="spellEnd"/>
+      <w:r>
+        <w:rPr>
+          <w:lang w:val="ru-KZ"/>
+        </w:rPr>
+        <w:t xml:space="preserve"> </w:t>
+      </w:r>
+      <w:proofErr w:type="spellStart"/>
+      <w:r>
+        <w:rPr>
+          <w:lang w:val="ru-KZ"/>
+        </w:rPr>
+        <w:t>vault</w:t>
+      </w:r>
+      <w:proofErr w:type="spellEnd"/>
+      <w:r>
+        <w:rPr>
+          <w:lang w:val="ru-KZ"/>
+        </w:rPr>
+        <w:t xml:space="preserve"> </w:t>
+      </w:r>
+      <w:proofErr w:type="spellStart"/>
+      <w:r>
+        <w:rPr>
+          <w:lang w:val="ru-KZ"/>
+        </w:rPr>
+        <w:t>contract</w:t>
+      </w:r>
+      <w:proofErr w:type="spellEnd"/>
+      <w:r>
+        <w:rPr>
+          <w:lang w:val="ru-KZ"/>
+        </w:rPr>
+        <w:t xml:space="preserve">, </w:t>
+      </w:r>
+      <w:proofErr w:type="spellStart"/>
+      <w:r>
+        <w:rPr>
+          <w:lang w:val="ru-KZ"/>
+        </w:rPr>
+        <w:t>stealing</w:t>
+      </w:r>
+      <w:proofErr w:type="spellEnd"/>
+      <w:r>
+        <w:rPr>
+          <w:lang w:val="ru-KZ"/>
+        </w:rPr>
+        <w:t xml:space="preserve"> </w:t>
+      </w:r>
+      <w:proofErr w:type="spellStart"/>
+      <w:r>
+        <w:rPr>
+          <w:lang w:val="ru-KZ"/>
+        </w:rPr>
+        <w:t>funds</w:t>
+      </w:r>
+      <w:proofErr w:type="spellEnd"/>
+      <w:r>
+        <w:rPr>
+          <w:lang w:val="ru-KZ"/>
+        </w:rPr>
+        <w:t xml:space="preserve"> </w:t>
+      </w:r>
+      <w:proofErr w:type="spellStart"/>
+      <w:r>
+        <w:rPr>
+          <w:lang w:val="ru-KZ"/>
+        </w:rPr>
+        <w:t>deposited</w:t>
+      </w:r>
+      <w:proofErr w:type="spellEnd"/>
+      <w:r>
+        <w:rPr>
+          <w:lang w:val="ru-KZ"/>
+        </w:rPr>
+        <w:t xml:space="preserve"> </w:t>
+      </w:r>
+      <w:proofErr w:type="spellStart"/>
+      <w:r>
+        <w:rPr>
+          <w:lang w:val="ru-KZ"/>
+        </w:rPr>
+        <w:t>by</w:t>
+      </w:r>
+      <w:proofErr w:type="spellEnd"/>
+      <w:r>
+        <w:rPr>
+          <w:lang w:val="ru-KZ"/>
+        </w:rPr>
+        <w:t xml:space="preserve"> </w:t>
+      </w:r>
+      <w:proofErr w:type="spellStart"/>
+      <w:r>
+        <w:rPr>
+          <w:lang w:val="ru-KZ"/>
+        </w:rPr>
+        <w:t>other</w:t>
+      </w:r>
+      <w:proofErr w:type="spellEnd"/>
+      <w:r>
+        <w:rPr>
+          <w:lang w:val="ru-KZ"/>
+        </w:rPr>
+        <w:t xml:space="preserve"> </w:t>
+      </w:r>
+      <w:proofErr w:type="spellStart"/>
+      <w:r>
+        <w:rPr>
+          <w:lang w:val="ru-KZ"/>
+        </w:rPr>
+        <w:t>honest</w:t>
+      </w:r>
+      <w:proofErr w:type="spellEnd"/>
+      <w:r>
+        <w:rPr>
+          <w:lang w:val="ru-KZ"/>
+        </w:rPr>
+        <w:t xml:space="preserve"> </w:t>
+      </w:r>
+      <w:proofErr w:type="spellStart"/>
+      <w:r>
+        <w:rPr>
+          <w:lang w:val="ru-KZ"/>
+        </w:rPr>
+        <w:t>users</w:t>
+      </w:r>
+      <w:proofErr w:type="spellEnd"/>
+      <w:r>
+        <w:rPr>
+          <w:lang w:val="ru-KZ"/>
+        </w:rPr>
+        <w:t>.</w:t>
+      </w:r>
+    </w:p>
+    <w:p>
+      <w:pPr>
+        <w:rPr>
+          <w:b/>
+          <w:bCs/>
+          <w:lang w:val="ru-KZ"/>
+        </w:rPr>
+      </w:pPr>
+      <w:r>
+        <w:rPr>
+          <w:b/>
+          <w:bCs/>
+          <w:lang w:val="ru-KZ"/>
+        </w:rPr>
+        <w:t xml:space="preserve">4. </w:t>
+      </w:r>
+      <w:proofErr w:type="spellStart"/>
+      <w:r>
+        <w:rPr>
+          <w:b/>
+          <w:bCs/>
+          <w:lang w:val="ru-KZ"/>
+        </w:rPr>
+        <w:t>Remediation</w:t>
+      </w:r>
+      <w:proofErr w:type="spellEnd"/>
+    </w:p>
+    <w:p>
+      <w:pPr>
+        <w:rPr>
+          <w:lang w:val="ru-KZ"/>
+        </w:rPr>
+      </w:pPr>
+      <w:r>
+        <w:rPr>
+          <w:lang w:val="ru-KZ"/>
+        </w:rPr>
+        <w:t xml:space="preserve">To </w:t>
+      </w:r>
+      <w:proofErr w:type="spellStart"/>
+      <w:r>
+        <w:rPr>
+          <w:lang w:val="ru-KZ"/>
+        </w:rPr>
+        <w:t>fix</w:t>
+      </w:r>
+      <w:proofErr w:type="spellEnd"/>
+      <w:r>
+        <w:rPr>
+          <w:lang w:val="ru-KZ"/>
+        </w:rPr>
+        <w:t xml:space="preserve"> </w:t>
+      </w:r>
+      <w:proofErr w:type="spellStart"/>
+      <w:r>
+        <w:rPr>
+          <w:lang w:val="ru-KZ"/>
+        </w:rPr>
+        <w:t>this</w:t>
+      </w:r>
+      <w:proofErr w:type="spellEnd"/>
+      <w:r>
+        <w:rPr>
+          <w:lang w:val="ru-KZ"/>
+        </w:rPr>
+        <w:t xml:space="preserve"> </w:t>
+      </w:r>
+      <w:proofErr w:type="spellStart"/>
+      <w:r>
+        <w:rPr>
+          <w:lang w:val="ru-KZ"/>
+        </w:rPr>
+        <w:t>vulnerability</w:t>
+      </w:r>
+      <w:proofErr w:type="spellEnd"/>
+      <w:r>
+        <w:rPr>
+          <w:lang w:val="ru-KZ"/>
+        </w:rPr>
+        <w:t xml:space="preserve"> </w:t>
+      </w:r>
+      <w:proofErr w:type="spellStart"/>
+      <w:r>
+        <w:rPr>
+          <w:lang w:val="ru-KZ"/>
+        </w:rPr>
+        <w:t>in</w:t>
+      </w:r>
+      <w:proofErr w:type="spellEnd"/>
+      <w:r>
+        <w:rPr>
+          <w:lang w:val="ru-KZ"/>
+        </w:rPr>
+        <w:t xml:space="preserve"> </w:t>
+      </w:r>
+      <w:proofErr w:type="spellStart"/>
+      <w:r>
+        <w:rPr>
+          <w:lang w:val="ru-KZ"/>
+        </w:rPr>
+        <w:t>FixedVault.sol</w:t>
+      </w:r>
+      <w:proofErr w:type="spellEnd"/>
+      <w:r>
+        <w:rPr>
+          <w:lang w:val="ru-KZ"/>
+        </w:rPr>
+        <w:t xml:space="preserve">, </w:t>
+      </w:r>
+      <w:proofErr w:type="spellStart"/>
+      <w:r>
+        <w:rPr>
+          <w:lang w:val="ru-KZ"/>
+        </w:rPr>
+        <w:t>two</w:t>
+      </w:r>
+      <w:proofErr w:type="spellEnd"/>
+      <w:r>
+        <w:rPr>
+          <w:lang w:val="ru-KZ"/>
+        </w:rPr>
+        <w:t xml:space="preserve"> </w:t>
+      </w:r>
+      <w:proofErr w:type="spellStart"/>
+      <w:r>
+        <w:rPr>
+          <w:lang w:val="ru-KZ"/>
+        </w:rPr>
+        <w:t>layers</w:t>
+      </w:r>
+      <w:proofErr w:type="spellEnd"/>
+      <w:r>
+        <w:rPr>
+          <w:lang w:val="ru-KZ"/>
+        </w:rPr>
+        <w:t xml:space="preserve"> </w:t>
+      </w:r>
+      <w:proofErr w:type="spellStart"/>
+      <w:r>
+        <w:rPr>
+          <w:lang w:val="ru-KZ"/>
+        </w:rPr>
+        <w:t>of</w:t>
+      </w:r>
+      <w:proofErr w:type="spellEnd"/>
+      <w:r>
+        <w:rPr>
+          <w:lang w:val="ru-KZ"/>
+        </w:rPr>
+        <w:t xml:space="preserve"> </w:t>
+      </w:r>
+      <w:proofErr w:type="spellStart"/>
+      <w:r>
+        <w:rPr>
+          <w:lang w:val="ru-KZ"/>
+        </w:rPr>
+        <w:t>defense</w:t>
+      </w:r>
+      <w:proofErr w:type="spellEnd"/>
+      <w:r>
+        <w:rPr>
+          <w:lang w:val="ru-KZ"/>
+        </w:rPr>
+        <w:t xml:space="preserve"> </w:t>
+      </w:r>
+      <w:proofErr w:type="spellStart"/>
+      <w:r>
+        <w:rPr>
+          <w:lang w:val="ru-KZ"/>
+        </w:rPr>
+        <w:t>were</w:t>
+      </w:r>
+      <w:proofErr w:type="spellEnd"/>
+      <w:r>
+        <w:rPr>
+          <w:lang w:val="ru-KZ"/>
+        </w:rPr>
+        <w:t xml:space="preserve"> </w:t>
+      </w:r>
+      <w:proofErr w:type="spellStart"/>
+      <w:r>
+        <w:rPr>
+          <w:lang w:val="ru-KZ"/>
+        </w:rPr>
+        <w:t>implemented</w:t>
+      </w:r>
+      <w:proofErr w:type="spellEnd"/>
+      <w:r>
+        <w:rPr>
+          <w:lang w:val="ru-KZ"/>
+        </w:rPr>
+        <w:t>:</w:t>
+      </w:r>
+    </w:p>
+    <w:p>
+      <w:pPr>
+        <w:numPr>
+          <w:ilvl w:val="0"/>
+          <w:numId w:val="2"/>
+        </w:numPr>
+        <w:rPr>
+          <w:lang w:val="ru-KZ"/>
+        </w:rPr>
+      </w:pPr>
+      <w:proofErr w:type="spellStart"/>
+      <w:r>
+        <w:rPr>
+          <w:b/>
+          <w:bCs/>
+          <w:lang w:val="ru-KZ"/>
+        </w:rPr>
+        <w:t>Checks-Effects-Interactions</w:t>
+      </w:r>
+      <w:proofErr w:type="spellEnd"/>
+      <w:r>
+        <w:rPr>
+          <w:b/>
+          <w:bCs/>
+          <w:lang w:val="ru-KZ"/>
+        </w:rPr>
+        <w:t xml:space="preserve"> </w:t>
+      </w:r>
+      <w:proofErr w:type="spellStart"/>
+      <w:r>
+        <w:rPr>
+          <w:b/>
+          <w:bCs/>
+          <w:lang w:val="ru-KZ"/>
+        </w:rPr>
+        <w:t>Pattern</w:t>
+      </w:r>
+      <w:proofErr w:type="spellEnd"/>
+      <w:r>
+        <w:rPr>
+          <w:b/>
+          <w:bCs/>
+          <w:lang w:val="ru-KZ"/>
+        </w:rPr>
+        <w:t>:</w:t>
+      </w:r>
+      <w:r>
+        <w:rPr>
+          <w:lang w:val="ru-KZ"/>
+        </w:rPr>
+        <w:t xml:space="preserve"> The </w:t>
+      </w:r>
+      <w:proofErr w:type="spellStart"/>
+      <w:r>
+        <w:rPr>
+          <w:lang w:val="ru-KZ"/>
+        </w:rPr>
+        <w:t>state</w:t>
+      </w:r>
+      <w:proofErr w:type="spellEnd"/>
+      <w:r>
+        <w:rPr>
+          <w:lang w:val="ru-KZ"/>
+        </w:rPr>
+        <w:t xml:space="preserve"> </w:t>
+      </w:r>
+      <w:proofErr w:type="spellStart"/>
+      <w:r>
+        <w:rPr>
+          <w:lang w:val="ru-KZ"/>
+        </w:rPr>
+        <w:t>update</w:t>
+      </w:r>
+      <w:proofErr w:type="spellEnd"/>
+      <w:r>
+        <w:rPr>
+          <w:lang w:val="ru-KZ"/>
+        </w:rPr>
+        <w:t xml:space="preserve"> (</w:t>
+      </w:r>
+      <w:proofErr w:type="spellStart"/>
+      <w:r>
+        <w:rPr>
+          <w:lang w:val="ru-KZ"/>
+        </w:rPr>
+        <w:t>balances</w:t>
+      </w:r>
+      <w:proofErr w:type="spellEnd"/>
+      <w:r>
+        <w:rPr>
+          <w:lang w:val="ru-KZ"/>
+        </w:rPr>
+        <w:t>[</w:t>
+      </w:r>
+      <w:proofErr w:type="spellStart"/>
+      <w:r>
+        <w:rPr>
+          <w:lang w:val="ru-KZ"/>
+        </w:rPr>
+        <w:t>msg.sender</w:t>
+      </w:r>
+      <w:proofErr w:type="spellEnd"/>
+      <w:r>
+        <w:rPr>
+          <w:lang w:val="ru-KZ"/>
+        </w:rPr>
+        <w:t xml:space="preserve">] -= </w:t>
+      </w:r>
+      <w:proofErr w:type="spellStart"/>
+      <w:r>
+        <w:rPr>
+          <w:lang w:val="ru-KZ"/>
+        </w:rPr>
+        <w:t>amount</w:t>
+      </w:r>
+      <w:proofErr w:type="spellEnd"/>
+      <w:r>
+        <w:rPr>
+          <w:lang w:val="ru-KZ"/>
+        </w:rPr>
+        <w:t xml:space="preserve">) </w:t>
+      </w:r>
+      <w:proofErr w:type="spellStart"/>
+      <w:r>
+        <w:rPr>
+          <w:lang w:val="ru-KZ"/>
+        </w:rPr>
+        <w:t>was</w:t>
+      </w:r>
+      <w:proofErr w:type="spellEnd"/>
+      <w:r>
+        <w:rPr>
+          <w:lang w:val="ru-KZ"/>
+        </w:rPr>
+        <w:t xml:space="preserve"> </w:t>
+      </w:r>
+      <w:proofErr w:type="spellStart"/>
+      <w:r>
+        <w:rPr>
+          <w:lang w:val="ru-KZ"/>
+        </w:rPr>
+        <w:t>moved</w:t>
+      </w:r>
+      <w:proofErr w:type="spellEnd"/>
+      <w:r>
+        <w:rPr>
+          <w:lang w:val="ru-KZ"/>
+        </w:rPr>
+        <w:t xml:space="preserve"> </w:t>
+      </w:r>
+      <w:proofErr w:type="spellStart"/>
+      <w:r>
+        <w:rPr>
+          <w:i/>
+          <w:iCs/>
+          <w:lang w:val="ru-KZ"/>
+        </w:rPr>
+        <w:t>before</w:t>
+      </w:r>
+      <w:proofErr w:type="spellEnd"/>
+      <w:r>
+        <w:rPr>
+          <w:lang w:val="ru-KZ"/>
+        </w:rPr>
+        <w:t xml:space="preserve"> </w:t>
+      </w:r>
+      <w:proofErr w:type="spellStart"/>
+      <w:r>
+        <w:rPr>
+          <w:lang w:val="ru-KZ"/>
+        </w:rPr>
+        <w:t>the</w:t>
+      </w:r>
+      <w:proofErr w:type="spellEnd"/>
+      <w:r>
+        <w:rPr>
+          <w:lang w:val="ru-KZ"/>
+        </w:rPr>
+        <w:t xml:space="preserve"> </w:t>
+      </w:r>
+      <w:proofErr w:type="spellStart"/>
+      <w:r>
+        <w:rPr>
+          <w:lang w:val="ru-KZ"/>
+        </w:rPr>
+        <w:t>external</w:t>
+      </w:r>
+      <w:proofErr w:type="spellEnd"/>
+      <w:r>
+        <w:rPr>
+          <w:lang w:val="ru-KZ"/>
+        </w:rPr>
+        <w:t xml:space="preserve"> </w:t>
+      </w:r>
+      <w:proofErr w:type="spellStart"/>
+      <w:r>
+        <w:rPr>
+          <w:lang w:val="ru-KZ"/>
+        </w:rPr>
+        <w:t>low-level</w:t>
+      </w:r>
+      <w:proofErr w:type="spellEnd"/>
+      <w:r>
+        <w:rPr>
+          <w:lang w:val="ru-KZ"/>
+        </w:rPr>
+        <w:t xml:space="preserve"> </w:t>
+      </w:r>
+      <w:proofErr w:type="spellStart"/>
+      <w:r>
+        <w:rPr>
+          <w:lang w:val="ru-KZ"/>
+        </w:rPr>
+        <w:t>call</w:t>
+      </w:r>
+      <w:proofErr w:type="spellEnd"/>
+      <w:r>
+        <w:rPr>
+          <w:lang w:val="ru-KZ"/>
+        </w:rPr>
+        <w:t xml:space="preserve">. </w:t>
+      </w:r>
+      <w:proofErr w:type="spellStart"/>
+      <w:r>
+        <w:rPr>
+          <w:lang w:val="ru-KZ"/>
+        </w:rPr>
+        <w:t>Even</w:t>
+      </w:r>
+      <w:proofErr w:type="spellEnd"/>
+      <w:r>
+        <w:rPr>
+          <w:lang w:val="ru-KZ"/>
+        </w:rPr>
+        <w:t xml:space="preserve"> </w:t>
+      </w:r>
+      <w:proofErr w:type="spellStart"/>
+      <w:r>
+        <w:rPr>
+          <w:lang w:val="ru-KZ"/>
+        </w:rPr>
+        <w:t>if</w:t>
+      </w:r>
+      <w:proofErr w:type="spellEnd"/>
+      <w:r>
+        <w:rPr>
+          <w:lang w:val="ru-KZ"/>
+        </w:rPr>
+        <w:t xml:space="preserve"> </w:t>
+      </w:r>
+      <w:proofErr w:type="spellStart"/>
+      <w:r>
+        <w:rPr>
+          <w:lang w:val="ru-KZ"/>
+        </w:rPr>
+        <w:t>execution</w:t>
+      </w:r>
+      <w:proofErr w:type="spellEnd"/>
+      <w:r>
+        <w:rPr>
+          <w:lang w:val="ru-KZ"/>
+        </w:rPr>
+        <w:t xml:space="preserve"> </w:t>
+      </w:r>
+      <w:proofErr w:type="spellStart"/>
+      <w:r>
+        <w:rPr>
+          <w:lang w:val="ru-KZ"/>
+        </w:rPr>
+        <w:t>is</w:t>
+      </w:r>
+      <w:proofErr w:type="spellEnd"/>
+      <w:r>
+        <w:rPr>
+          <w:lang w:val="ru-KZ"/>
+        </w:rPr>
+        <w:t xml:space="preserve"> </w:t>
+      </w:r>
+      <w:proofErr w:type="spellStart"/>
+      <w:r>
+        <w:rPr>
+          <w:lang w:val="ru-KZ"/>
+        </w:rPr>
+        <w:t>hijacked</w:t>
+      </w:r>
+      <w:proofErr w:type="spellEnd"/>
+      <w:r>
+        <w:rPr>
+          <w:lang w:val="ru-KZ"/>
+        </w:rPr>
+        <w:t xml:space="preserve">, </w:t>
+      </w:r>
+      <w:proofErr w:type="spellStart"/>
+      <w:r>
+        <w:rPr>
+          <w:lang w:val="ru-KZ"/>
+        </w:rPr>
+        <w:t>the</w:t>
+      </w:r>
+      <w:proofErr w:type="spellEnd"/>
+      <w:r>
+        <w:rPr>
+          <w:lang w:val="ru-KZ"/>
+        </w:rPr>
+        <w:t xml:space="preserve"> </w:t>
+      </w:r>
+      <w:proofErr w:type="spellStart"/>
+      <w:r>
+        <w:rPr>
+          <w:lang w:val="ru-KZ"/>
+        </w:rPr>
+        <w:t>subsequent</w:t>
+      </w:r>
+      <w:proofErr w:type="spellEnd"/>
+      <w:r>
+        <w:rPr>
+          <w:lang w:val="ru-KZ"/>
+        </w:rPr>
+        <w:t xml:space="preserve"> </w:t>
+      </w:r>
+      <w:proofErr w:type="spellStart"/>
+      <w:r>
+        <w:rPr>
+          <w:lang w:val="ru-KZ"/>
+        </w:rPr>
+        <w:t>call</w:t>
+      </w:r>
+      <w:proofErr w:type="spellEnd"/>
+      <w:r>
+        <w:rPr>
+          <w:lang w:val="ru-KZ"/>
+        </w:rPr>
+        <w:t xml:space="preserve"> </w:t>
+      </w:r>
+      <w:proofErr w:type="spellStart"/>
+      <w:r>
+        <w:rPr>
+          <w:lang w:val="ru-KZ"/>
+        </w:rPr>
+        <w:t>to</w:t>
+      </w:r>
+      <w:proofErr w:type="spellEnd"/>
+      <w:r>
+        <w:rPr>
+          <w:lang w:val="ru-KZ"/>
+        </w:rPr>
+        <w:t xml:space="preserve"> </w:t>
+      </w:r>
+      <w:proofErr w:type="spellStart"/>
+      <w:r>
+        <w:rPr>
+          <w:lang w:val="ru-KZ"/>
+        </w:rPr>
+        <w:t>withdraw</w:t>
+      </w:r>
+      <w:proofErr w:type="spellEnd"/>
+      <w:r>
+        <w:rPr>
+          <w:lang w:val="ru-KZ"/>
+        </w:rPr>
+        <w:t xml:space="preserve"> </w:t>
+      </w:r>
+      <w:proofErr w:type="spellStart"/>
+      <w:r>
+        <w:rPr>
+          <w:lang w:val="ru-KZ"/>
+        </w:rPr>
+        <w:t>will</w:t>
+      </w:r>
+      <w:proofErr w:type="spellEnd"/>
+      <w:r>
+        <w:rPr>
+          <w:lang w:val="ru-KZ"/>
+        </w:rPr>
+        <w:t xml:space="preserve"> </w:t>
+      </w:r>
+      <w:proofErr w:type="spellStart"/>
+      <w:r>
+        <w:rPr>
+          <w:lang w:val="ru-KZ"/>
+        </w:rPr>
+        <w:t>fail</w:t>
+      </w:r>
+      <w:proofErr w:type="spellEnd"/>
+      <w:r>
+        <w:rPr>
+          <w:lang w:val="ru-KZ"/>
+        </w:rPr>
+        <w:t xml:space="preserve"> </w:t>
+      </w:r>
+      <w:proofErr w:type="spellStart"/>
+      <w:r>
+        <w:rPr>
+          <w:lang w:val="ru-KZ"/>
+        </w:rPr>
+        <w:t>the</w:t>
+      </w:r>
+      <w:proofErr w:type="spellEnd"/>
+      <w:r>
+        <w:rPr>
+          <w:lang w:val="ru-KZ"/>
+        </w:rPr>
+        <w:t xml:space="preserve"> </w:t>
+      </w:r>
+      <w:proofErr w:type="spellStart"/>
+      <w:r>
+        <w:rPr>
+          <w:lang w:val="ru-KZ"/>
+        </w:rPr>
+        <w:t>initial</w:t>
+      </w:r>
+      <w:proofErr w:type="spellEnd"/>
+      <w:r>
+        <w:rPr>
+          <w:lang w:val="ru-KZ"/>
+        </w:rPr>
+        <w:t xml:space="preserve"> </w:t>
+      </w:r>
+      <w:proofErr w:type="spellStart"/>
+      <w:r>
+        <w:rPr>
+          <w:lang w:val="ru-KZ"/>
+        </w:rPr>
+        <w:t>balance</w:t>
+      </w:r>
+      <w:proofErr w:type="spellEnd"/>
+      <w:r>
+        <w:rPr>
+          <w:lang w:val="ru-KZ"/>
+        </w:rPr>
+        <w:t xml:space="preserve"> </w:t>
+      </w:r>
+      <w:proofErr w:type="spellStart"/>
+      <w:r>
+        <w:rPr>
+          <w:lang w:val="ru-KZ"/>
+        </w:rPr>
+        <w:t>check</w:t>
+      </w:r>
+      <w:proofErr w:type="spellEnd"/>
+      <w:r>
+        <w:rPr>
+          <w:lang w:val="ru-KZ"/>
+        </w:rPr>
+        <w:t>.</w:t>
+      </w:r>
+    </w:p>
+    <w:p>
+      <w:pPr>
+        <w:numPr>
+          <w:ilvl w:val="0"/>
+          <w:numId w:val="2"/>
+        </w:numPr>
+        <w:rPr>
+          <w:lang w:val="ru-KZ"/>
+        </w:rPr>
+      </w:pPr>
+      <w:proofErr w:type="spellStart"/>
+      <w:r>
+        <w:rPr>
+          <w:b/>
+          <w:bCs/>
+          <w:lang w:val="ru-KZ"/>
+        </w:rPr>
+        <w:t>ReentrancyGuard</w:t>
+      </w:r>
+      <w:proofErr w:type="spellEnd"/>
+      <w:r>
+        <w:rPr>
+          <w:b/>
+          <w:bCs/>
+          <w:lang w:val="ru-KZ"/>
+        </w:rPr>
+        <w:t>:</w:t>
+      </w:r>
+      <w:r>
+        <w:rPr>
+          <w:lang w:val="ru-KZ"/>
+        </w:rPr>
+        <w:t xml:space="preserve"> </w:t>
+      </w:r>
+      <w:proofErr w:type="spellStart"/>
+      <w:r>
+        <w:rPr>
+          <w:lang w:val="ru-KZ"/>
+        </w:rPr>
+        <w:t>OpenZeppelin's</w:t>
+      </w:r>
+      <w:proofErr w:type="spellEnd"/>
+      <w:r>
+        <w:rPr>
+          <w:lang w:val="ru-KZ"/>
+        </w:rPr>
+        <w:t xml:space="preserve"> </w:t>
+      </w:r>
+      <w:proofErr w:type="spellStart"/>
+      <w:r>
+        <w:rPr>
+          <w:lang w:val="ru-KZ"/>
+        </w:rPr>
+        <w:t>nonReentrant</w:t>
+      </w:r>
+      <w:proofErr w:type="spellEnd"/>
+      <w:r>
+        <w:rPr>
+          <w:lang w:val="ru-KZ"/>
+        </w:rPr>
+        <w:t xml:space="preserve"> </w:t>
+      </w:r>
+      <w:proofErr w:type="spellStart"/>
+      <w:r>
+        <w:rPr>
+          <w:lang w:val="ru-KZ"/>
+        </w:rPr>
+        <w:t>modifier</w:t>
+      </w:r>
+      <w:proofErr w:type="spellEnd"/>
+      <w:r>
+        <w:rPr>
+          <w:lang w:val="ru-KZ"/>
+        </w:rPr>
+        <w:t xml:space="preserve"> </w:t>
+      </w:r>
+      <w:proofErr w:type="spellStart"/>
+      <w:r>
+        <w:rPr>
+          <w:lang w:val="ru-KZ"/>
+        </w:rPr>
+        <w:t>was</w:t>
+      </w:r>
+      <w:proofErr w:type="spellEnd"/>
+      <w:r>
+        <w:rPr>
+          <w:lang w:val="ru-KZ"/>
+        </w:rPr>
+        <w:t xml:space="preserve"> </w:t>
+      </w:r>
+      <w:proofErr w:type="spellStart"/>
+      <w:r>
+        <w:rPr>
+          <w:lang w:val="ru-KZ"/>
+        </w:rPr>
+        <w:t>added</w:t>
+      </w:r>
+      <w:proofErr w:type="spellEnd"/>
+      <w:r>
+        <w:rPr>
+          <w:lang w:val="ru-KZ"/>
+        </w:rPr>
+        <w:t xml:space="preserve"> </w:t>
+      </w:r>
+      <w:proofErr w:type="spellStart"/>
+      <w:r>
+        <w:rPr>
+          <w:lang w:val="ru-KZ"/>
+        </w:rPr>
+        <w:t>to</w:t>
+      </w:r>
+      <w:proofErr w:type="spellEnd"/>
+      <w:r>
+        <w:rPr>
+          <w:lang w:val="ru-KZ"/>
+        </w:rPr>
+        <w:t xml:space="preserve"> </w:t>
+      </w:r>
+      <w:proofErr w:type="spellStart"/>
+      <w:r>
+        <w:rPr>
+          <w:lang w:val="ru-KZ"/>
+        </w:rPr>
+        <w:t>the</w:t>
+      </w:r>
+      <w:proofErr w:type="spellEnd"/>
+      <w:r>
+        <w:rPr>
+          <w:lang w:val="ru-KZ"/>
+        </w:rPr>
+        <w:t xml:space="preserve"> </w:t>
+      </w:r>
+      <w:proofErr w:type="spellStart"/>
+      <w:r>
+        <w:rPr>
+          <w:lang w:val="ru-KZ"/>
+        </w:rPr>
+        <w:t>function</w:t>
+      </w:r>
+      <w:proofErr w:type="spellEnd"/>
+      <w:r>
+        <w:rPr>
+          <w:lang w:val="ru-KZ"/>
+        </w:rPr>
+        <w:t xml:space="preserve"> </w:t>
+      </w:r>
+      <w:proofErr w:type="spellStart"/>
+      <w:r>
+        <w:rPr>
+          <w:lang w:val="ru-KZ"/>
+        </w:rPr>
+        <w:t>to</w:t>
+      </w:r>
+      <w:proofErr w:type="spellEnd"/>
+      <w:r>
+        <w:rPr>
+          <w:lang w:val="ru-KZ"/>
+        </w:rPr>
+        <w:t xml:space="preserve"> </w:t>
+      </w:r>
+      <w:proofErr w:type="spellStart"/>
+      <w:r>
+        <w:rPr>
+          <w:lang w:val="ru-KZ"/>
+        </w:rPr>
+        <w:t>strictly</w:t>
+      </w:r>
+      <w:proofErr w:type="spellEnd"/>
+      <w:r>
+        <w:rPr>
+          <w:lang w:val="ru-KZ"/>
+        </w:rPr>
+        <w:t xml:space="preserve"> </w:t>
+      </w:r>
+      <w:proofErr w:type="spellStart"/>
+      <w:r>
+        <w:rPr>
+          <w:lang w:val="ru-KZ"/>
+        </w:rPr>
+        <w:t>forbid</w:t>
+      </w:r>
+      <w:proofErr w:type="spellEnd"/>
+      <w:r>
+        <w:rPr>
+          <w:lang w:val="ru-KZ"/>
+        </w:rPr>
+        <w:t xml:space="preserve"> </w:t>
+      </w:r>
+      <w:proofErr w:type="spellStart"/>
+      <w:r>
+        <w:rPr>
+          <w:lang w:val="ru-KZ"/>
+        </w:rPr>
+        <w:t>any</w:t>
+      </w:r>
+      <w:proofErr w:type="spellEnd"/>
+      <w:r>
+        <w:rPr>
+          <w:lang w:val="ru-KZ"/>
+        </w:rPr>
+        <w:t xml:space="preserve"> </w:t>
+      </w:r>
+      <w:proofErr w:type="spellStart"/>
+      <w:r>
+        <w:rPr>
+          <w:lang w:val="ru-KZ"/>
+        </w:rPr>
+        <w:t>nested</w:t>
+      </w:r>
+      <w:proofErr w:type="spellEnd"/>
+      <w:r>
+        <w:rPr>
+          <w:lang w:val="ru-KZ"/>
+        </w:rPr>
+        <w:t xml:space="preserve"> </w:t>
+      </w:r>
+      <w:proofErr w:type="spellStart"/>
+      <w:r>
+        <w:rPr>
+          <w:lang w:val="ru-KZ"/>
+        </w:rPr>
+        <w:t>recursive</w:t>
+      </w:r>
+      <w:proofErr w:type="spellEnd"/>
+      <w:r>
+        <w:rPr>
+          <w:lang w:val="ru-KZ"/>
+        </w:rPr>
+        <w:t xml:space="preserve"> </w:t>
+      </w:r>
+      <w:proofErr w:type="spellStart"/>
+      <w:r>
+        <w:rPr>
+          <w:lang w:val="ru-KZ"/>
+        </w:rPr>
+        <w:t>calls</w:t>
+      </w:r>
+      <w:proofErr w:type="spellEnd"/>
+      <w:r>
+        <w:rPr>
+          <w:lang w:val="ru-KZ"/>
+        </w:rPr>
+        <w:t xml:space="preserve"> </w:t>
+      </w:r>
+      <w:proofErr w:type="spellStart"/>
+      <w:r>
+        <w:rPr>
+          <w:lang w:val="ru-KZ"/>
+        </w:rPr>
+        <w:t>to</w:t>
+      </w:r>
+      <w:proofErr w:type="spellEnd"/>
+      <w:r>
+        <w:rPr>
+          <w:lang w:val="ru-KZ"/>
+        </w:rPr>
+        <w:t xml:space="preserve"> </w:t>
+      </w:r>
+      <w:proofErr w:type="spellStart"/>
+      <w:r>
+        <w:rPr>
+          <w:lang w:val="ru-KZ"/>
+        </w:rPr>
+        <w:t>the</w:t>
+      </w:r>
+      <w:proofErr w:type="spellEnd"/>
+      <w:r>
+        <w:rPr>
+          <w:lang w:val="ru-KZ"/>
+        </w:rPr>
+        <w:t xml:space="preserve"> </w:t>
+      </w:r>
+      <w:proofErr w:type="spellStart"/>
+      <w:r>
+        <w:rPr>
+          <w:lang w:val="ru-KZ"/>
+        </w:rPr>
+        <w:t>withdrawal</w:t>
+      </w:r>
+      <w:proofErr w:type="spellEnd"/>
+      <w:r>
+        <w:rPr>
+          <w:lang w:val="ru-KZ"/>
+        </w:rPr>
+        <w:t xml:space="preserve"> </w:t>
+      </w:r>
+      <w:proofErr w:type="spellStart"/>
+      <w:r>
+        <w:rPr>
+          <w:lang w:val="ru-KZ"/>
+        </w:rPr>
+        <w:t>function</w:t>
+      </w:r>
+      <w:proofErr w:type="spellEnd"/>
+      <w:r>
+        <w:rPr>
+          <w:lang w:val="ru-KZ"/>
+        </w:rPr>
+        <w:t>.</w:t>
+      </w:r>
+    </w:p>
+    <w:p>
+      <w:pPr>
+        <w:rPr>
+          <w:lang w:val="ru-KZ"/>
+        </w:rPr>
+      </w:pPr>
+    </w:p>
+    <w:p>
+      <w:pPr>
+        <w:rPr>
+          <w:rFonts w:ascii="Segoe UI Emoji" w:hAnsi="Segoe UI Emoji" w:cs="Segoe UI Emoji"/>
+          <w:b/>
+          <w:bCs/>
+          <w:lang w:val="ru-KZ"/>
+        </w:rPr>
+      </w:pPr>
+    </w:p>
+    <w:p>
+      <w:pPr>
+        <w:rPr>
+          <w:rFonts w:ascii="Segoe UI Emoji" w:hAnsi="Segoe UI Emoji" w:cs="Segoe UI Emoji"/>
+          <w:b/>
+          <w:bCs/>
+          <w:lang w:val="ru-KZ"/>
+        </w:rPr>
+      </w:pPr>
+    </w:p>
+    <w:p>
+      <w:pPr>
+        <w:rPr>
+          <w:b/>
+          <w:bCs/>
+          <w:lang w:val="ru-KZ"/>
+        </w:rPr>
+      </w:pPr>
+      <w:proofErr w:type="spellStart"/>
+      <w:r>
+        <w:rPr>
+          <w:b/>
+          <w:bCs/>
+          <w:lang w:val="ru-KZ"/>
+        </w:rPr>
+        <w:lastRenderedPageBreak/>
+        <w:t>Vulnerability</w:t>
+      </w:r>
+      <w:proofErr w:type="spellEnd"/>
+      <w:r>
+        <w:rPr>
+          <w:b/>
+          <w:bCs/>
+          <w:lang w:val="ru-KZ"/>
+        </w:rPr>
+        <w:t xml:space="preserve"> B: Access Control </w:t>
+      </w:r>
+      <w:proofErr w:type="spellStart"/>
+      <w:r>
+        <w:rPr>
+          <w:b/>
+          <w:bCs/>
+          <w:lang w:val="ru-KZ"/>
+        </w:rPr>
+        <w:t>Misconfiguration</w:t>
+      </w:r>
+      <w:proofErr w:type="spellEnd"/>
+    </w:p>
+    <w:p>
+      <w:pPr>
+        <w:rPr>
+          <w:b/>
+          <w:bCs/>
+          <w:lang w:val="ru-KZ"/>
+        </w:rPr>
+      </w:pPr>
+      <w:r>
+        <w:rPr>
+          <w:b/>
+          <w:bCs/>
+          <w:lang w:val="ru-KZ"/>
+        </w:rPr>
+        <w:t xml:space="preserve">1. </w:t>
+      </w:r>
+      <w:proofErr w:type="spellStart"/>
+      <w:r>
+        <w:rPr>
+          <w:b/>
+          <w:bCs/>
+          <w:lang w:val="ru-KZ"/>
+        </w:rPr>
+        <w:t>Description</w:t>
+      </w:r>
+      <w:proofErr w:type="spellEnd"/>
+    </w:p>
+    <w:p>
+      <w:pPr>
+        <w:rPr>
+          <w:lang w:val="ru-KZ"/>
+        </w:rPr>
+      </w:pPr>
+      <w:r>
+        <w:rPr>
+          <w:lang w:val="ru-KZ"/>
+        </w:rPr>
+        <w:t xml:space="preserve">The </w:t>
+      </w:r>
+      <w:proofErr w:type="spellStart"/>
+      <w:r>
+        <w:rPr>
+          <w:lang w:val="ru-KZ"/>
+        </w:rPr>
+        <w:t>VulnerableAccess</w:t>
+      </w:r>
+      <w:proofErr w:type="spellEnd"/>
+      <w:r>
+        <w:rPr>
+          <w:lang w:val="ru-KZ"/>
+        </w:rPr>
+        <w:t xml:space="preserve"> </w:t>
+      </w:r>
+      <w:proofErr w:type="spellStart"/>
+      <w:r>
+        <w:rPr>
+          <w:lang w:val="ru-KZ"/>
+        </w:rPr>
+        <w:t>contract</w:t>
+      </w:r>
+      <w:proofErr w:type="spellEnd"/>
+      <w:r>
+        <w:rPr>
+          <w:lang w:val="ru-KZ"/>
+        </w:rPr>
+        <w:t xml:space="preserve"> </w:t>
+      </w:r>
+      <w:proofErr w:type="spellStart"/>
+      <w:r>
+        <w:rPr>
+          <w:lang w:val="ru-KZ"/>
+        </w:rPr>
+        <w:t>contains</w:t>
+      </w:r>
+      <w:proofErr w:type="spellEnd"/>
+      <w:r>
+        <w:rPr>
+          <w:lang w:val="ru-KZ"/>
+        </w:rPr>
+        <w:t xml:space="preserve"> </w:t>
+      </w:r>
+      <w:proofErr w:type="spellStart"/>
+      <w:r>
+        <w:rPr>
+          <w:lang w:val="ru-KZ"/>
+        </w:rPr>
+        <w:t>privileged</w:t>
+      </w:r>
+      <w:proofErr w:type="spellEnd"/>
+      <w:r>
+        <w:rPr>
+          <w:lang w:val="ru-KZ"/>
+        </w:rPr>
+        <w:t xml:space="preserve"> </w:t>
+      </w:r>
+      <w:proofErr w:type="spellStart"/>
+      <w:r>
+        <w:rPr>
+          <w:lang w:val="ru-KZ"/>
+        </w:rPr>
+        <w:t>functions</w:t>
+      </w:r>
+      <w:proofErr w:type="spellEnd"/>
+      <w:r>
+        <w:rPr>
+          <w:lang w:val="ru-KZ"/>
+        </w:rPr>
+        <w:t xml:space="preserve"> (</w:t>
+      </w:r>
+      <w:proofErr w:type="spellStart"/>
+      <w:r>
+        <w:rPr>
+          <w:lang w:val="ru-KZ"/>
+        </w:rPr>
+        <w:t>such</w:t>
+      </w:r>
+      <w:proofErr w:type="spellEnd"/>
+      <w:r>
+        <w:rPr>
+          <w:lang w:val="ru-KZ"/>
+        </w:rPr>
+        <w:t xml:space="preserve"> </w:t>
+      </w:r>
+      <w:proofErr w:type="spellStart"/>
+      <w:r>
+        <w:rPr>
+          <w:lang w:val="ru-KZ"/>
+        </w:rPr>
+        <w:t>as</w:t>
+      </w:r>
+      <w:proofErr w:type="spellEnd"/>
+      <w:r>
+        <w:rPr>
+          <w:lang w:val="ru-KZ"/>
+        </w:rPr>
+        <w:t xml:space="preserve"> </w:t>
+      </w:r>
+      <w:proofErr w:type="spellStart"/>
+      <w:r>
+        <w:rPr>
+          <w:lang w:val="ru-KZ"/>
+        </w:rPr>
+        <w:t>setOwner</w:t>
+      </w:r>
+      <w:proofErr w:type="spellEnd"/>
+      <w:r>
+        <w:rPr>
+          <w:lang w:val="ru-KZ"/>
+        </w:rPr>
+        <w:t xml:space="preserve">() </w:t>
+      </w:r>
+      <w:proofErr w:type="spellStart"/>
+      <w:r>
+        <w:rPr>
+          <w:lang w:val="ru-KZ"/>
+        </w:rPr>
+        <w:t>or</w:t>
+      </w:r>
+      <w:proofErr w:type="spellEnd"/>
+      <w:r>
+        <w:rPr>
+          <w:lang w:val="ru-KZ"/>
+        </w:rPr>
+        <w:t xml:space="preserve"> </w:t>
+      </w:r>
+      <w:proofErr w:type="spellStart"/>
+      <w:r>
+        <w:rPr>
+          <w:lang w:val="ru-KZ"/>
+        </w:rPr>
+        <w:t>withdraw</w:t>
+      </w:r>
+      <w:proofErr w:type="spellEnd"/>
+      <w:r>
+        <w:rPr>
+          <w:lang w:val="ru-KZ"/>
+        </w:rPr>
+        <w:t xml:space="preserve">()) </w:t>
+      </w:r>
+      <w:proofErr w:type="spellStart"/>
+      <w:r>
+        <w:rPr>
+          <w:lang w:val="ru-KZ"/>
+        </w:rPr>
+        <w:t>that</w:t>
+      </w:r>
+      <w:proofErr w:type="spellEnd"/>
+      <w:r>
+        <w:rPr>
+          <w:lang w:val="ru-KZ"/>
+        </w:rPr>
+        <w:t xml:space="preserve"> </w:t>
+      </w:r>
+      <w:proofErr w:type="spellStart"/>
+      <w:r>
+        <w:rPr>
+          <w:lang w:val="ru-KZ"/>
+        </w:rPr>
+        <w:t>are</w:t>
+      </w:r>
+      <w:proofErr w:type="spellEnd"/>
+      <w:r>
+        <w:rPr>
+          <w:lang w:val="ru-KZ"/>
+        </w:rPr>
+        <w:t xml:space="preserve"> </w:t>
+      </w:r>
+      <w:proofErr w:type="spellStart"/>
+      <w:r>
+        <w:rPr>
+          <w:lang w:val="ru-KZ"/>
+        </w:rPr>
+        <w:t>meant</w:t>
+      </w:r>
+      <w:proofErr w:type="spellEnd"/>
+      <w:r>
+        <w:rPr>
+          <w:lang w:val="ru-KZ"/>
+        </w:rPr>
+        <w:t xml:space="preserve"> </w:t>
+      </w:r>
+      <w:proofErr w:type="spellStart"/>
+      <w:r>
+        <w:rPr>
+          <w:lang w:val="ru-KZ"/>
+        </w:rPr>
+        <w:t>to</w:t>
+      </w:r>
+      <w:proofErr w:type="spellEnd"/>
+      <w:r>
+        <w:rPr>
+          <w:lang w:val="ru-KZ"/>
+        </w:rPr>
+        <w:t xml:space="preserve"> </w:t>
+      </w:r>
+      <w:proofErr w:type="spellStart"/>
+      <w:r>
+        <w:rPr>
+          <w:lang w:val="ru-KZ"/>
+        </w:rPr>
+        <w:t>be</w:t>
+      </w:r>
+      <w:proofErr w:type="spellEnd"/>
+      <w:r>
+        <w:rPr>
+          <w:lang w:val="ru-KZ"/>
+        </w:rPr>
+        <w:t xml:space="preserve"> </w:t>
+      </w:r>
+      <w:proofErr w:type="spellStart"/>
+      <w:r>
+        <w:rPr>
+          <w:lang w:val="ru-KZ"/>
+        </w:rPr>
+        <w:t>restricted</w:t>
+      </w:r>
+      <w:proofErr w:type="spellEnd"/>
+      <w:r>
+        <w:rPr>
+          <w:lang w:val="ru-KZ"/>
+        </w:rPr>
+        <w:t xml:space="preserve"> </w:t>
+      </w:r>
+      <w:proofErr w:type="spellStart"/>
+      <w:r>
+        <w:rPr>
+          <w:lang w:val="ru-KZ"/>
+        </w:rPr>
+        <w:t>to</w:t>
+      </w:r>
+      <w:proofErr w:type="spellEnd"/>
+      <w:r>
+        <w:rPr>
+          <w:lang w:val="ru-KZ"/>
+        </w:rPr>
+        <w:t xml:space="preserve"> </w:t>
+      </w:r>
+      <w:proofErr w:type="spellStart"/>
+      <w:r>
+        <w:rPr>
+          <w:lang w:val="ru-KZ"/>
+        </w:rPr>
+        <w:t>the</w:t>
+      </w:r>
+      <w:proofErr w:type="spellEnd"/>
+      <w:r>
+        <w:rPr>
+          <w:lang w:val="ru-KZ"/>
+        </w:rPr>
+        <w:t xml:space="preserve"> </w:t>
+      </w:r>
+      <w:proofErr w:type="spellStart"/>
+      <w:r>
+        <w:rPr>
+          <w:lang w:val="ru-KZ"/>
+        </w:rPr>
+        <w:t>contract</w:t>
+      </w:r>
+      <w:proofErr w:type="spellEnd"/>
+      <w:r>
+        <w:rPr>
+          <w:lang w:val="ru-KZ"/>
+        </w:rPr>
+        <w:t xml:space="preserve"> </w:t>
+      </w:r>
+      <w:proofErr w:type="spellStart"/>
+      <w:r>
+        <w:rPr>
+          <w:lang w:val="ru-KZ"/>
+        </w:rPr>
+        <w:t>administrator</w:t>
+      </w:r>
+      <w:proofErr w:type="spellEnd"/>
+      <w:r>
+        <w:rPr>
+          <w:lang w:val="ru-KZ"/>
+        </w:rPr>
+        <w:t>/</w:t>
+      </w:r>
+      <w:proofErr w:type="spellStart"/>
+      <w:r>
+        <w:rPr>
+          <w:lang w:val="ru-KZ"/>
+        </w:rPr>
+        <w:t>owner</w:t>
+      </w:r>
+      <w:proofErr w:type="spellEnd"/>
+      <w:r>
+        <w:rPr>
+          <w:lang w:val="ru-KZ"/>
+        </w:rPr>
+        <w:t xml:space="preserve">. </w:t>
+      </w:r>
+      <w:proofErr w:type="spellStart"/>
+      <w:r>
+        <w:rPr>
+          <w:lang w:val="ru-KZ"/>
+        </w:rPr>
+        <w:t>However</w:t>
+      </w:r>
+      <w:proofErr w:type="spellEnd"/>
+      <w:r>
+        <w:rPr>
+          <w:lang w:val="ru-KZ"/>
+        </w:rPr>
+        <w:t xml:space="preserve">, </w:t>
+      </w:r>
+      <w:proofErr w:type="spellStart"/>
+      <w:r>
+        <w:rPr>
+          <w:lang w:val="ru-KZ"/>
+        </w:rPr>
+        <w:t>these</w:t>
+      </w:r>
+      <w:proofErr w:type="spellEnd"/>
+      <w:r>
+        <w:rPr>
+          <w:lang w:val="ru-KZ"/>
+        </w:rPr>
+        <w:t xml:space="preserve"> </w:t>
+      </w:r>
+      <w:proofErr w:type="spellStart"/>
+      <w:r>
+        <w:rPr>
+          <w:lang w:val="ru-KZ"/>
+        </w:rPr>
+        <w:t>functions</w:t>
+      </w:r>
+      <w:proofErr w:type="spellEnd"/>
+      <w:r>
+        <w:rPr>
+          <w:lang w:val="ru-KZ"/>
+        </w:rPr>
+        <w:t xml:space="preserve"> </w:t>
+      </w:r>
+      <w:proofErr w:type="spellStart"/>
+      <w:r>
+        <w:rPr>
+          <w:lang w:val="ru-KZ"/>
+        </w:rPr>
+        <w:t>lack</w:t>
+      </w:r>
+      <w:proofErr w:type="spellEnd"/>
+      <w:r>
+        <w:rPr>
+          <w:lang w:val="ru-KZ"/>
+        </w:rPr>
+        <w:t xml:space="preserve"> </w:t>
+      </w:r>
+      <w:proofErr w:type="spellStart"/>
+      <w:r>
+        <w:rPr>
+          <w:lang w:val="ru-KZ"/>
+        </w:rPr>
+        <w:t>any</w:t>
+      </w:r>
+      <w:proofErr w:type="spellEnd"/>
+      <w:r>
+        <w:rPr>
+          <w:lang w:val="ru-KZ"/>
+        </w:rPr>
+        <w:t xml:space="preserve"> </w:t>
+      </w:r>
+      <w:proofErr w:type="spellStart"/>
+      <w:r>
+        <w:rPr>
+          <w:lang w:val="ru-KZ"/>
+        </w:rPr>
+        <w:t>access</w:t>
+      </w:r>
+      <w:proofErr w:type="spellEnd"/>
+      <w:r>
+        <w:rPr>
+          <w:lang w:val="ru-KZ"/>
+        </w:rPr>
+        <w:t xml:space="preserve"> </w:t>
+      </w:r>
+      <w:proofErr w:type="spellStart"/>
+      <w:r>
+        <w:rPr>
+          <w:lang w:val="ru-KZ"/>
+        </w:rPr>
+        <w:t>restriction</w:t>
+      </w:r>
+      <w:proofErr w:type="spellEnd"/>
+      <w:r>
+        <w:rPr>
+          <w:lang w:val="ru-KZ"/>
+        </w:rPr>
+        <w:t xml:space="preserve"> </w:t>
+      </w:r>
+      <w:proofErr w:type="spellStart"/>
+      <w:r>
+        <w:rPr>
+          <w:lang w:val="ru-KZ"/>
+        </w:rPr>
+        <w:t>modifiers</w:t>
+      </w:r>
+      <w:proofErr w:type="spellEnd"/>
+      <w:r>
+        <w:rPr>
+          <w:lang w:val="ru-KZ"/>
+        </w:rPr>
+        <w:t>.</w:t>
+      </w:r>
+    </w:p>
+    <w:p>
+      <w:pPr>
+        <w:rPr>
+          <w:b/>
+          <w:bCs/>
+          <w:lang w:val="ru-KZ"/>
+        </w:rPr>
+      </w:pPr>
+      <w:r>
+        <w:rPr>
+          <w:b/>
+          <w:bCs/>
+          <w:lang w:val="ru-KZ"/>
+        </w:rPr>
+        <w:t xml:space="preserve">2. </w:t>
+      </w:r>
+      <w:proofErr w:type="spellStart"/>
+      <w:r>
+        <w:rPr>
+          <w:b/>
+          <w:bCs/>
+          <w:lang w:val="ru-KZ"/>
+        </w:rPr>
+        <w:t>Root</w:t>
+      </w:r>
+      <w:proofErr w:type="spellEnd"/>
+      <w:r>
+        <w:rPr>
+          <w:b/>
+          <w:bCs/>
+          <w:lang w:val="ru-KZ"/>
+        </w:rPr>
+        <w:t xml:space="preserve"> </w:t>
+      </w:r>
+      <w:proofErr w:type="spellStart"/>
+      <w:r>
+        <w:rPr>
+          <w:b/>
+          <w:bCs/>
+          <w:lang w:val="ru-KZ"/>
+        </w:rPr>
+        <w:t>Cause</w:t>
+      </w:r>
+      <w:proofErr w:type="spellEnd"/>
+    </w:p>
+    <w:p>
+      <w:pPr>
+        <w:rPr>
+          <w:lang w:val="ru-KZ"/>
+        </w:rPr>
+      </w:pPr>
+      <w:r>
+        <w:rPr>
+          <w:lang w:val="ru-KZ"/>
+        </w:rPr>
+        <w:t xml:space="preserve">The </w:t>
+      </w:r>
+      <w:proofErr w:type="spellStart"/>
+      <w:r>
+        <w:rPr>
+          <w:lang w:val="ru-KZ"/>
+        </w:rPr>
+        <w:t>root</w:t>
+      </w:r>
+      <w:proofErr w:type="spellEnd"/>
+      <w:r>
+        <w:rPr>
+          <w:lang w:val="ru-KZ"/>
+        </w:rPr>
+        <w:t xml:space="preserve"> </w:t>
+      </w:r>
+      <w:proofErr w:type="spellStart"/>
+      <w:r>
+        <w:rPr>
+          <w:lang w:val="ru-KZ"/>
+        </w:rPr>
+        <w:t>cause</w:t>
+      </w:r>
+      <w:proofErr w:type="spellEnd"/>
+      <w:r>
+        <w:rPr>
+          <w:lang w:val="ru-KZ"/>
+        </w:rPr>
+        <w:t xml:space="preserve"> </w:t>
+      </w:r>
+      <w:proofErr w:type="spellStart"/>
+      <w:r>
+        <w:rPr>
+          <w:lang w:val="ru-KZ"/>
+        </w:rPr>
+        <w:t>is</w:t>
+      </w:r>
+      <w:proofErr w:type="spellEnd"/>
+      <w:r>
+        <w:rPr>
+          <w:lang w:val="ru-KZ"/>
+        </w:rPr>
+        <w:t xml:space="preserve"> </w:t>
+      </w:r>
+      <w:proofErr w:type="spellStart"/>
+      <w:r>
+        <w:rPr>
+          <w:lang w:val="ru-KZ"/>
+        </w:rPr>
+        <w:t>the</w:t>
+      </w:r>
+      <w:proofErr w:type="spellEnd"/>
+      <w:r>
+        <w:rPr>
+          <w:lang w:val="ru-KZ"/>
+        </w:rPr>
+        <w:t xml:space="preserve"> </w:t>
+      </w:r>
+      <w:proofErr w:type="spellStart"/>
+      <w:r>
+        <w:rPr>
+          <w:lang w:val="ru-KZ"/>
+        </w:rPr>
+        <w:t>absence</w:t>
+      </w:r>
+      <w:proofErr w:type="spellEnd"/>
+      <w:r>
+        <w:rPr>
+          <w:lang w:val="ru-KZ"/>
+        </w:rPr>
+        <w:t xml:space="preserve"> </w:t>
+      </w:r>
+      <w:proofErr w:type="spellStart"/>
+      <w:r>
+        <w:rPr>
+          <w:lang w:val="ru-KZ"/>
+        </w:rPr>
+        <w:t>of</w:t>
+      </w:r>
+      <w:proofErr w:type="spellEnd"/>
+      <w:r>
+        <w:rPr>
+          <w:lang w:val="ru-KZ"/>
+        </w:rPr>
+        <w:t xml:space="preserve"> </w:t>
+      </w:r>
+      <w:proofErr w:type="spellStart"/>
+      <w:r>
+        <w:rPr>
+          <w:lang w:val="ru-KZ"/>
+        </w:rPr>
+        <w:t>visibility</w:t>
+      </w:r>
+      <w:proofErr w:type="spellEnd"/>
+      <w:r>
+        <w:rPr>
+          <w:lang w:val="ru-KZ"/>
+        </w:rPr>
+        <w:t xml:space="preserve"> </w:t>
+      </w:r>
+      <w:proofErr w:type="spellStart"/>
+      <w:r>
+        <w:rPr>
+          <w:lang w:val="ru-KZ"/>
+        </w:rPr>
+        <w:t>controls</w:t>
+      </w:r>
+      <w:proofErr w:type="spellEnd"/>
+      <w:r>
+        <w:rPr>
+          <w:lang w:val="ru-KZ"/>
+        </w:rPr>
+        <w:t xml:space="preserve"> </w:t>
+      </w:r>
+      <w:proofErr w:type="spellStart"/>
+      <w:r>
+        <w:rPr>
+          <w:lang w:val="ru-KZ"/>
+        </w:rPr>
+        <w:t>and</w:t>
+      </w:r>
+      <w:proofErr w:type="spellEnd"/>
+      <w:r>
+        <w:rPr>
+          <w:lang w:val="ru-KZ"/>
+        </w:rPr>
+        <w:t xml:space="preserve"> </w:t>
+      </w:r>
+      <w:proofErr w:type="spellStart"/>
+      <w:r>
+        <w:rPr>
+          <w:lang w:val="ru-KZ"/>
+        </w:rPr>
+        <w:t>authorization</w:t>
+      </w:r>
+      <w:proofErr w:type="spellEnd"/>
+      <w:r>
+        <w:rPr>
+          <w:lang w:val="ru-KZ"/>
+        </w:rPr>
+        <w:t xml:space="preserve"> </w:t>
+      </w:r>
+      <w:proofErr w:type="spellStart"/>
+      <w:r>
+        <w:rPr>
+          <w:lang w:val="ru-KZ"/>
+        </w:rPr>
+        <w:t>checks</w:t>
+      </w:r>
+      <w:proofErr w:type="spellEnd"/>
+      <w:r>
+        <w:rPr>
+          <w:lang w:val="ru-KZ"/>
+        </w:rPr>
+        <w:t xml:space="preserve">. </w:t>
+      </w:r>
+      <w:proofErr w:type="spellStart"/>
+      <w:r>
+        <w:rPr>
+          <w:lang w:val="ru-KZ"/>
+        </w:rPr>
+        <w:t>Functions</w:t>
+      </w:r>
+      <w:proofErr w:type="spellEnd"/>
+      <w:r>
+        <w:rPr>
+          <w:lang w:val="ru-KZ"/>
+        </w:rPr>
+        <w:t xml:space="preserve"> </w:t>
+      </w:r>
+      <w:proofErr w:type="spellStart"/>
+      <w:r>
+        <w:rPr>
+          <w:lang w:val="ru-KZ"/>
+        </w:rPr>
+        <w:t>in</w:t>
+      </w:r>
+      <w:proofErr w:type="spellEnd"/>
+      <w:r>
+        <w:rPr>
+          <w:lang w:val="ru-KZ"/>
+        </w:rPr>
+        <w:t xml:space="preserve"> </w:t>
+      </w:r>
+      <w:proofErr w:type="spellStart"/>
+      <w:r>
+        <w:rPr>
+          <w:lang w:val="ru-KZ"/>
+        </w:rPr>
+        <w:t>Solidity</w:t>
+      </w:r>
+      <w:proofErr w:type="spellEnd"/>
+      <w:r>
+        <w:rPr>
+          <w:lang w:val="ru-KZ"/>
+        </w:rPr>
+        <w:t xml:space="preserve"> </w:t>
+      </w:r>
+      <w:proofErr w:type="spellStart"/>
+      <w:r>
+        <w:rPr>
+          <w:lang w:val="ru-KZ"/>
+        </w:rPr>
+        <w:t>are</w:t>
+      </w:r>
+      <w:proofErr w:type="spellEnd"/>
+      <w:r>
+        <w:rPr>
+          <w:lang w:val="ru-KZ"/>
+        </w:rPr>
+        <w:t xml:space="preserve"> </w:t>
+      </w:r>
+      <w:proofErr w:type="spellStart"/>
+      <w:r>
+        <w:rPr>
+          <w:lang w:val="ru-KZ"/>
+        </w:rPr>
+        <w:t>public</w:t>
+      </w:r>
+      <w:proofErr w:type="spellEnd"/>
+      <w:r>
+        <w:rPr>
+          <w:lang w:val="ru-KZ"/>
+        </w:rPr>
+        <w:t xml:space="preserve"> </w:t>
+      </w:r>
+      <w:proofErr w:type="spellStart"/>
+      <w:r>
+        <w:rPr>
+          <w:lang w:val="ru-KZ"/>
+        </w:rPr>
+        <w:t>by</w:t>
+      </w:r>
+      <w:proofErr w:type="spellEnd"/>
+      <w:r>
+        <w:rPr>
+          <w:lang w:val="ru-KZ"/>
+        </w:rPr>
+        <w:t xml:space="preserve"> </w:t>
+      </w:r>
+      <w:proofErr w:type="spellStart"/>
+      <w:r>
+        <w:rPr>
+          <w:lang w:val="ru-KZ"/>
+        </w:rPr>
+        <w:t>default</w:t>
+      </w:r>
+      <w:proofErr w:type="spellEnd"/>
+      <w:r>
+        <w:rPr>
+          <w:lang w:val="ru-KZ"/>
+        </w:rPr>
+        <w:t xml:space="preserve"> </w:t>
+      </w:r>
+      <w:proofErr w:type="spellStart"/>
+      <w:r>
+        <w:rPr>
+          <w:lang w:val="ru-KZ"/>
+        </w:rPr>
+        <w:t>if</w:t>
+      </w:r>
+      <w:proofErr w:type="spellEnd"/>
+      <w:r>
+        <w:rPr>
+          <w:lang w:val="ru-KZ"/>
+        </w:rPr>
+        <w:t xml:space="preserve"> </w:t>
+      </w:r>
+      <w:proofErr w:type="spellStart"/>
+      <w:r>
+        <w:rPr>
+          <w:lang w:val="ru-KZ"/>
+        </w:rPr>
+        <w:t>not</w:t>
+      </w:r>
+      <w:proofErr w:type="spellEnd"/>
+      <w:r>
+        <w:rPr>
+          <w:lang w:val="ru-KZ"/>
+        </w:rPr>
+        <w:t xml:space="preserve"> </w:t>
+      </w:r>
+      <w:proofErr w:type="spellStart"/>
+      <w:r>
+        <w:rPr>
+          <w:lang w:val="ru-KZ"/>
+        </w:rPr>
+        <w:t>specified</w:t>
+      </w:r>
+      <w:proofErr w:type="spellEnd"/>
+      <w:r>
+        <w:rPr>
+          <w:lang w:val="ru-KZ"/>
+        </w:rPr>
+        <w:t xml:space="preserve"> </w:t>
+      </w:r>
+      <w:proofErr w:type="spellStart"/>
+      <w:r>
+        <w:rPr>
+          <w:lang w:val="ru-KZ"/>
+        </w:rPr>
+        <w:t>otherwise</w:t>
+      </w:r>
+      <w:proofErr w:type="spellEnd"/>
+      <w:r>
+        <w:rPr>
+          <w:lang w:val="ru-KZ"/>
+        </w:rPr>
+        <w:t xml:space="preserve">. </w:t>
+      </w:r>
+      <w:proofErr w:type="spellStart"/>
+      <w:r>
+        <w:rPr>
+          <w:lang w:val="ru-KZ"/>
+        </w:rPr>
+        <w:t>Without</w:t>
+      </w:r>
+      <w:proofErr w:type="spellEnd"/>
+      <w:r>
+        <w:rPr>
+          <w:lang w:val="ru-KZ"/>
+        </w:rPr>
+        <w:t xml:space="preserve"> a </w:t>
+      </w:r>
+      <w:proofErr w:type="spellStart"/>
+      <w:r>
+        <w:rPr>
+          <w:lang w:val="ru-KZ"/>
+        </w:rPr>
+        <w:t>require</w:t>
+      </w:r>
+      <w:proofErr w:type="spellEnd"/>
+      <w:r>
+        <w:rPr>
+          <w:lang w:val="ru-KZ"/>
+        </w:rPr>
+        <w:t>(</w:t>
+      </w:r>
+      <w:proofErr w:type="spellStart"/>
+      <w:r>
+        <w:rPr>
+          <w:lang w:val="ru-KZ"/>
+        </w:rPr>
+        <w:t>msg.sender</w:t>
+      </w:r>
+      <w:proofErr w:type="spellEnd"/>
+      <w:r>
+        <w:rPr>
+          <w:lang w:val="ru-KZ"/>
+        </w:rPr>
+        <w:t xml:space="preserve"> == </w:t>
+      </w:r>
+      <w:proofErr w:type="spellStart"/>
+      <w:r>
+        <w:rPr>
+          <w:lang w:val="ru-KZ"/>
+        </w:rPr>
+        <w:t>owner</w:t>
+      </w:r>
+      <w:proofErr w:type="spellEnd"/>
+      <w:r>
+        <w:rPr>
+          <w:lang w:val="ru-KZ"/>
+        </w:rPr>
+        <w:t xml:space="preserve">) </w:t>
+      </w:r>
+      <w:proofErr w:type="spellStart"/>
+      <w:r>
+        <w:rPr>
+          <w:lang w:val="ru-KZ"/>
+        </w:rPr>
+        <w:t>check</w:t>
+      </w:r>
+      <w:proofErr w:type="spellEnd"/>
+      <w:r>
+        <w:rPr>
+          <w:lang w:val="ru-KZ"/>
+        </w:rPr>
+        <w:t xml:space="preserve"> </w:t>
+      </w:r>
+      <w:proofErr w:type="spellStart"/>
+      <w:r>
+        <w:rPr>
+          <w:lang w:val="ru-KZ"/>
+        </w:rPr>
+        <w:t>or</w:t>
+      </w:r>
+      <w:proofErr w:type="spellEnd"/>
+      <w:r>
+        <w:rPr>
+          <w:lang w:val="ru-KZ"/>
+        </w:rPr>
+        <w:t xml:space="preserve"> a </w:t>
+      </w:r>
+      <w:proofErr w:type="spellStart"/>
+      <w:r>
+        <w:rPr>
+          <w:lang w:val="ru-KZ"/>
+        </w:rPr>
+        <w:t>proper</w:t>
+      </w:r>
+      <w:proofErr w:type="spellEnd"/>
+      <w:r>
+        <w:rPr>
+          <w:lang w:val="ru-KZ"/>
+        </w:rPr>
+        <w:t xml:space="preserve"> </w:t>
+      </w:r>
+      <w:proofErr w:type="spellStart"/>
+      <w:r>
+        <w:rPr>
+          <w:lang w:val="ru-KZ"/>
+        </w:rPr>
+        <w:t>access</w:t>
+      </w:r>
+      <w:proofErr w:type="spellEnd"/>
+      <w:r>
+        <w:rPr>
+          <w:lang w:val="ru-KZ"/>
+        </w:rPr>
+        <w:t xml:space="preserve"> </w:t>
+      </w:r>
+      <w:proofErr w:type="spellStart"/>
+      <w:r>
+        <w:rPr>
+          <w:lang w:val="ru-KZ"/>
+        </w:rPr>
+        <w:t>control</w:t>
+      </w:r>
+      <w:proofErr w:type="spellEnd"/>
+      <w:r>
+        <w:rPr>
+          <w:lang w:val="ru-KZ"/>
+        </w:rPr>
+        <w:t xml:space="preserve"> </w:t>
+      </w:r>
+      <w:proofErr w:type="spellStart"/>
+      <w:r>
+        <w:rPr>
+          <w:lang w:val="ru-KZ"/>
+        </w:rPr>
+        <w:t>modifier</w:t>
+      </w:r>
+      <w:proofErr w:type="spellEnd"/>
+      <w:r>
+        <w:rPr>
+          <w:lang w:val="ru-KZ"/>
+        </w:rPr>
+        <w:t xml:space="preserve">, </w:t>
+      </w:r>
+      <w:proofErr w:type="spellStart"/>
+      <w:r>
+        <w:rPr>
+          <w:lang w:val="ru-KZ"/>
+        </w:rPr>
+        <w:t>any</w:t>
+      </w:r>
+      <w:proofErr w:type="spellEnd"/>
+      <w:r>
+        <w:rPr>
+          <w:lang w:val="ru-KZ"/>
+        </w:rPr>
+        <w:t xml:space="preserve"> </w:t>
+      </w:r>
+      <w:proofErr w:type="spellStart"/>
+      <w:r>
+        <w:rPr>
+          <w:lang w:val="ru-KZ"/>
+        </w:rPr>
+        <w:t>external</w:t>
+      </w:r>
+      <w:proofErr w:type="spellEnd"/>
+      <w:r>
+        <w:rPr>
+          <w:lang w:val="ru-KZ"/>
+        </w:rPr>
+        <w:t xml:space="preserve"> </w:t>
+      </w:r>
+      <w:proofErr w:type="spellStart"/>
+      <w:r>
+        <w:rPr>
+          <w:lang w:val="ru-KZ"/>
+        </w:rPr>
+        <w:t>Ethereum</w:t>
+      </w:r>
+      <w:proofErr w:type="spellEnd"/>
+      <w:r>
+        <w:rPr>
+          <w:lang w:val="ru-KZ"/>
+        </w:rPr>
+        <w:t xml:space="preserve"> </w:t>
+      </w:r>
+      <w:proofErr w:type="spellStart"/>
+      <w:r>
+        <w:rPr>
+          <w:lang w:val="ru-KZ"/>
+        </w:rPr>
+        <w:t>address</w:t>
+      </w:r>
+      <w:proofErr w:type="spellEnd"/>
+      <w:r>
+        <w:rPr>
+          <w:lang w:val="ru-KZ"/>
+        </w:rPr>
+        <w:t xml:space="preserve"> </w:t>
+      </w:r>
+      <w:proofErr w:type="spellStart"/>
+      <w:r>
+        <w:rPr>
+          <w:lang w:val="ru-KZ"/>
+        </w:rPr>
+        <w:t>can</w:t>
+      </w:r>
+      <w:proofErr w:type="spellEnd"/>
+      <w:r>
+        <w:rPr>
+          <w:lang w:val="ru-KZ"/>
+        </w:rPr>
+        <w:t xml:space="preserve"> </w:t>
+      </w:r>
+      <w:proofErr w:type="spellStart"/>
+      <w:r>
+        <w:rPr>
+          <w:lang w:val="ru-KZ"/>
+        </w:rPr>
+        <w:t>call</w:t>
+      </w:r>
+      <w:proofErr w:type="spellEnd"/>
+      <w:r>
+        <w:rPr>
+          <w:lang w:val="ru-KZ"/>
+        </w:rPr>
+        <w:t xml:space="preserve"> </w:t>
+      </w:r>
+      <w:proofErr w:type="spellStart"/>
+      <w:r>
+        <w:rPr>
+          <w:lang w:val="ru-KZ"/>
+        </w:rPr>
+        <w:t>these</w:t>
+      </w:r>
+      <w:proofErr w:type="spellEnd"/>
+      <w:r>
+        <w:rPr>
+          <w:lang w:val="ru-KZ"/>
+        </w:rPr>
+        <w:t xml:space="preserve"> </w:t>
+      </w:r>
+      <w:proofErr w:type="spellStart"/>
+      <w:r>
+        <w:rPr>
+          <w:lang w:val="ru-KZ"/>
+        </w:rPr>
+        <w:t>functions</w:t>
+      </w:r>
+      <w:proofErr w:type="spellEnd"/>
+      <w:r>
+        <w:rPr>
+          <w:lang w:val="ru-KZ"/>
+        </w:rPr>
+        <w:t xml:space="preserve"> </w:t>
+      </w:r>
+      <w:proofErr w:type="spellStart"/>
+      <w:r>
+        <w:rPr>
+          <w:lang w:val="ru-KZ"/>
+        </w:rPr>
+        <w:t>directly</w:t>
+      </w:r>
+      <w:proofErr w:type="spellEnd"/>
+      <w:r>
+        <w:rPr>
+          <w:lang w:val="ru-KZ"/>
+        </w:rPr>
+        <w:t>.</w:t>
+      </w:r>
+    </w:p>
+    <w:p>
+      <w:pPr>
+        <w:rPr>
+          <w:b/>
+          <w:bCs/>
+          <w:lang w:val="ru-KZ"/>
+        </w:rPr>
+      </w:pPr>
+      <w:r>
+        <w:rPr>
+          <w:b/>
+          <w:bCs/>
+          <w:lang w:val="ru-KZ"/>
+        </w:rPr>
+        <w:t>3. Impact</w:t>
+      </w:r>
+    </w:p>
+    <w:p>
+      <w:pPr>
+        <w:rPr>
+          <w:lang w:val="ru-KZ"/>
+        </w:rPr>
+      </w:pPr>
+      <w:proofErr w:type="spellStart"/>
+      <w:r>
+        <w:rPr>
+          <w:b/>
+          <w:bCs/>
+          <w:lang w:val="ru-KZ"/>
+        </w:rPr>
+        <w:t>Critical</w:t>
+      </w:r>
+      <w:proofErr w:type="spellEnd"/>
+      <w:r>
+        <w:rPr>
+          <w:b/>
+          <w:bCs/>
+          <w:lang w:val="ru-KZ"/>
+        </w:rPr>
+        <w:t>.</w:t>
+      </w:r>
+      <w:r>
+        <w:rPr>
+          <w:lang w:val="ru-KZ"/>
+        </w:rPr>
+        <w:t xml:space="preserve"> </w:t>
+      </w:r>
+      <w:proofErr w:type="spellStart"/>
+      <w:r>
+        <w:rPr>
+          <w:lang w:val="ru-KZ"/>
+        </w:rPr>
+        <w:t>An</w:t>
+      </w:r>
+      <w:proofErr w:type="spellEnd"/>
+      <w:r>
+        <w:rPr>
+          <w:lang w:val="ru-KZ"/>
+        </w:rPr>
+        <w:t xml:space="preserve"> </w:t>
+      </w:r>
+      <w:proofErr w:type="spellStart"/>
+      <w:r>
+        <w:rPr>
+          <w:lang w:val="ru-KZ"/>
+        </w:rPr>
+        <w:t>attacker</w:t>
+      </w:r>
+      <w:proofErr w:type="spellEnd"/>
+      <w:r>
+        <w:rPr>
+          <w:lang w:val="ru-KZ"/>
+        </w:rPr>
+        <w:t xml:space="preserve"> </w:t>
+      </w:r>
+      <w:proofErr w:type="spellStart"/>
+      <w:r>
+        <w:rPr>
+          <w:lang w:val="ru-KZ"/>
+        </w:rPr>
+        <w:t>can</w:t>
+      </w:r>
+      <w:proofErr w:type="spellEnd"/>
+      <w:r>
+        <w:rPr>
+          <w:lang w:val="ru-KZ"/>
+        </w:rPr>
+        <w:t xml:space="preserve"> </w:t>
+      </w:r>
+      <w:proofErr w:type="spellStart"/>
+      <w:r>
+        <w:rPr>
+          <w:lang w:val="ru-KZ"/>
+        </w:rPr>
+        <w:t>instantly</w:t>
+      </w:r>
+      <w:proofErr w:type="spellEnd"/>
+      <w:r>
+        <w:rPr>
+          <w:lang w:val="ru-KZ"/>
+        </w:rPr>
+        <w:t xml:space="preserve"> </w:t>
+      </w:r>
+      <w:proofErr w:type="spellStart"/>
+      <w:r>
+        <w:rPr>
+          <w:lang w:val="ru-KZ"/>
+        </w:rPr>
+        <w:t>call</w:t>
+      </w:r>
+      <w:proofErr w:type="spellEnd"/>
+      <w:r>
+        <w:rPr>
+          <w:lang w:val="ru-KZ"/>
+        </w:rPr>
+        <w:t xml:space="preserve"> </w:t>
+      </w:r>
+      <w:proofErr w:type="spellStart"/>
+      <w:r>
+        <w:rPr>
+          <w:lang w:val="ru-KZ"/>
+        </w:rPr>
+        <w:t>setOwner</w:t>
+      </w:r>
+      <w:proofErr w:type="spellEnd"/>
+      <w:r>
+        <w:rPr>
+          <w:lang w:val="ru-KZ"/>
+        </w:rPr>
+        <w:t xml:space="preserve">() </w:t>
+      </w:r>
+      <w:proofErr w:type="spellStart"/>
+      <w:r>
+        <w:rPr>
+          <w:lang w:val="ru-KZ"/>
+        </w:rPr>
+        <w:t>to</w:t>
+      </w:r>
+      <w:proofErr w:type="spellEnd"/>
+      <w:r>
+        <w:rPr>
+          <w:lang w:val="ru-KZ"/>
+        </w:rPr>
+        <w:t xml:space="preserve"> </w:t>
+      </w:r>
+      <w:proofErr w:type="spellStart"/>
+      <w:r>
+        <w:rPr>
+          <w:lang w:val="ru-KZ"/>
+        </w:rPr>
+        <w:t>take</w:t>
+      </w:r>
+      <w:proofErr w:type="spellEnd"/>
+      <w:r>
+        <w:rPr>
+          <w:lang w:val="ru-KZ"/>
+        </w:rPr>
+        <w:t xml:space="preserve"> </w:t>
+      </w:r>
+      <w:proofErr w:type="spellStart"/>
+      <w:r>
+        <w:rPr>
+          <w:lang w:val="ru-KZ"/>
+        </w:rPr>
+        <w:t>full</w:t>
+      </w:r>
+      <w:proofErr w:type="spellEnd"/>
+      <w:r>
+        <w:rPr>
+          <w:lang w:val="ru-KZ"/>
+        </w:rPr>
+        <w:t xml:space="preserve"> </w:t>
+      </w:r>
+      <w:proofErr w:type="spellStart"/>
+      <w:r>
+        <w:rPr>
+          <w:lang w:val="ru-KZ"/>
+        </w:rPr>
+        <w:t>ownership</w:t>
+      </w:r>
+      <w:proofErr w:type="spellEnd"/>
+      <w:r>
+        <w:rPr>
+          <w:lang w:val="ru-KZ"/>
+        </w:rPr>
+        <w:t xml:space="preserve"> </w:t>
+      </w:r>
+      <w:proofErr w:type="spellStart"/>
+      <w:r>
+        <w:rPr>
+          <w:lang w:val="ru-KZ"/>
+        </w:rPr>
+        <w:t>of</w:t>
+      </w:r>
+      <w:proofErr w:type="spellEnd"/>
+      <w:r>
+        <w:rPr>
+          <w:lang w:val="ru-KZ"/>
+        </w:rPr>
+        <w:t xml:space="preserve"> </w:t>
+      </w:r>
+      <w:proofErr w:type="spellStart"/>
+      <w:r>
+        <w:rPr>
+          <w:lang w:val="ru-KZ"/>
+        </w:rPr>
+        <w:t>the</w:t>
+      </w:r>
+      <w:proofErr w:type="spellEnd"/>
+      <w:r>
+        <w:rPr>
+          <w:lang w:val="ru-KZ"/>
+        </w:rPr>
+        <w:t xml:space="preserve"> </w:t>
+      </w:r>
+      <w:proofErr w:type="spellStart"/>
+      <w:r>
+        <w:rPr>
+          <w:lang w:val="ru-KZ"/>
+        </w:rPr>
+        <w:t>contract</w:t>
+      </w:r>
+      <w:proofErr w:type="spellEnd"/>
+      <w:r>
+        <w:rPr>
+          <w:lang w:val="ru-KZ"/>
+        </w:rPr>
+        <w:t xml:space="preserve">. </w:t>
+      </w:r>
+      <w:proofErr w:type="spellStart"/>
+      <w:r>
+        <w:rPr>
+          <w:lang w:val="ru-KZ"/>
+        </w:rPr>
+        <w:t>Once</w:t>
+      </w:r>
+      <w:proofErr w:type="spellEnd"/>
+      <w:r>
+        <w:rPr>
+          <w:lang w:val="ru-KZ"/>
+        </w:rPr>
+        <w:t xml:space="preserve"> </w:t>
+      </w:r>
+      <w:proofErr w:type="spellStart"/>
+      <w:r>
+        <w:rPr>
+          <w:lang w:val="ru-KZ"/>
+        </w:rPr>
+        <w:t>ownership</w:t>
+      </w:r>
+      <w:proofErr w:type="spellEnd"/>
+      <w:r>
+        <w:rPr>
+          <w:lang w:val="ru-KZ"/>
+        </w:rPr>
+        <w:t xml:space="preserve"> </w:t>
+      </w:r>
+      <w:proofErr w:type="spellStart"/>
+      <w:r>
+        <w:rPr>
+          <w:lang w:val="ru-KZ"/>
+        </w:rPr>
+        <w:t>is</w:t>
+      </w:r>
+      <w:proofErr w:type="spellEnd"/>
+      <w:r>
+        <w:rPr>
+          <w:lang w:val="ru-KZ"/>
+        </w:rPr>
+        <w:t xml:space="preserve"> </w:t>
+      </w:r>
+      <w:proofErr w:type="spellStart"/>
+      <w:r>
+        <w:rPr>
+          <w:lang w:val="ru-KZ"/>
+        </w:rPr>
+        <w:t>hijacked</w:t>
+      </w:r>
+      <w:proofErr w:type="spellEnd"/>
+      <w:r>
+        <w:rPr>
+          <w:lang w:val="ru-KZ"/>
+        </w:rPr>
+        <w:t xml:space="preserve">, </w:t>
+      </w:r>
+      <w:proofErr w:type="spellStart"/>
+      <w:r>
+        <w:rPr>
+          <w:lang w:val="ru-KZ"/>
+        </w:rPr>
+        <w:t>they</w:t>
+      </w:r>
+      <w:proofErr w:type="spellEnd"/>
+      <w:r>
+        <w:rPr>
+          <w:lang w:val="ru-KZ"/>
+        </w:rPr>
+        <w:t xml:space="preserve"> </w:t>
+      </w:r>
+      <w:proofErr w:type="spellStart"/>
+      <w:r>
+        <w:rPr>
+          <w:lang w:val="ru-KZ"/>
+        </w:rPr>
+        <w:t>can</w:t>
+      </w:r>
+      <w:proofErr w:type="spellEnd"/>
+      <w:r>
+        <w:rPr>
+          <w:lang w:val="ru-KZ"/>
+        </w:rPr>
+        <w:t xml:space="preserve"> </w:t>
+      </w:r>
+      <w:proofErr w:type="spellStart"/>
+      <w:r>
+        <w:rPr>
+          <w:lang w:val="ru-KZ"/>
+        </w:rPr>
+        <w:t>drain</w:t>
+      </w:r>
+      <w:proofErr w:type="spellEnd"/>
+      <w:r>
+        <w:rPr>
+          <w:lang w:val="ru-KZ"/>
+        </w:rPr>
+        <w:t xml:space="preserve"> </w:t>
+      </w:r>
+      <w:proofErr w:type="spellStart"/>
+      <w:r>
+        <w:rPr>
+          <w:lang w:val="ru-KZ"/>
+        </w:rPr>
+        <w:t>all</w:t>
+      </w:r>
+      <w:proofErr w:type="spellEnd"/>
+      <w:r>
+        <w:rPr>
+          <w:lang w:val="ru-KZ"/>
+        </w:rPr>
+        <w:t xml:space="preserve"> </w:t>
+      </w:r>
+      <w:proofErr w:type="spellStart"/>
+      <w:r>
+        <w:rPr>
+          <w:lang w:val="ru-KZ"/>
+        </w:rPr>
+        <w:t>funds</w:t>
+      </w:r>
+      <w:proofErr w:type="spellEnd"/>
+      <w:r>
+        <w:rPr>
+          <w:lang w:val="ru-KZ"/>
+        </w:rPr>
+        <w:t xml:space="preserve"> </w:t>
+      </w:r>
+      <w:proofErr w:type="spellStart"/>
+      <w:r>
+        <w:rPr>
+          <w:lang w:val="ru-KZ"/>
+        </w:rPr>
+        <w:t>or</w:t>
+      </w:r>
+      <w:proofErr w:type="spellEnd"/>
+      <w:r>
+        <w:rPr>
+          <w:lang w:val="ru-KZ"/>
+        </w:rPr>
+        <w:t xml:space="preserve"> </w:t>
+      </w:r>
+      <w:proofErr w:type="spellStart"/>
+      <w:r>
+        <w:rPr>
+          <w:lang w:val="ru-KZ"/>
+        </w:rPr>
+        <w:t>brick</w:t>
+      </w:r>
+      <w:proofErr w:type="spellEnd"/>
+      <w:r>
+        <w:rPr>
+          <w:lang w:val="ru-KZ"/>
+        </w:rPr>
+        <w:t xml:space="preserve"> </w:t>
+      </w:r>
+      <w:proofErr w:type="spellStart"/>
+      <w:r>
+        <w:rPr>
+          <w:lang w:val="ru-KZ"/>
+        </w:rPr>
+        <w:t>the</w:t>
+      </w:r>
+      <w:proofErr w:type="spellEnd"/>
+      <w:r>
+        <w:rPr>
+          <w:lang w:val="ru-KZ"/>
+        </w:rPr>
+        <w:t xml:space="preserve"> </w:t>
+      </w:r>
+      <w:proofErr w:type="spellStart"/>
+      <w:r>
+        <w:rPr>
+          <w:lang w:val="ru-KZ"/>
+        </w:rPr>
+        <w:t>contract's</w:t>
+      </w:r>
+      <w:proofErr w:type="spellEnd"/>
+      <w:r>
+        <w:rPr>
+          <w:lang w:val="ru-KZ"/>
+        </w:rPr>
+        <w:t xml:space="preserve"> </w:t>
+      </w:r>
+      <w:proofErr w:type="spellStart"/>
+      <w:r>
+        <w:rPr>
+          <w:lang w:val="ru-KZ"/>
+        </w:rPr>
+        <w:t>functionality</w:t>
+      </w:r>
+      <w:proofErr w:type="spellEnd"/>
+      <w:r>
+        <w:rPr>
+          <w:lang w:val="ru-KZ"/>
+        </w:rPr>
+        <w:t xml:space="preserve">, </w:t>
+      </w:r>
+      <w:proofErr w:type="spellStart"/>
+      <w:r>
+        <w:rPr>
+          <w:lang w:val="ru-KZ"/>
+        </w:rPr>
+        <w:t>leading</w:t>
+      </w:r>
+      <w:proofErr w:type="spellEnd"/>
+      <w:r>
+        <w:rPr>
+          <w:lang w:val="ru-KZ"/>
+        </w:rPr>
+        <w:t xml:space="preserve"> </w:t>
+      </w:r>
+      <w:proofErr w:type="spellStart"/>
+      <w:r>
+        <w:rPr>
+          <w:lang w:val="ru-KZ"/>
+        </w:rPr>
+        <w:t>to</w:t>
+      </w:r>
+      <w:proofErr w:type="spellEnd"/>
+      <w:r>
+        <w:rPr>
+          <w:lang w:val="ru-KZ"/>
+        </w:rPr>
+        <w:t xml:space="preserve"> a </w:t>
+      </w:r>
+      <w:proofErr w:type="spellStart"/>
+      <w:r>
+        <w:rPr>
+          <w:lang w:val="ru-KZ"/>
+        </w:rPr>
+        <w:t>complete</w:t>
+      </w:r>
+      <w:proofErr w:type="spellEnd"/>
+      <w:r>
+        <w:rPr>
+          <w:lang w:val="ru-KZ"/>
+        </w:rPr>
+        <w:t xml:space="preserve"> </w:t>
+      </w:r>
+      <w:proofErr w:type="spellStart"/>
+      <w:r>
+        <w:rPr>
+          <w:lang w:val="ru-KZ"/>
+        </w:rPr>
+        <w:t>loss</w:t>
+      </w:r>
+      <w:proofErr w:type="spellEnd"/>
+      <w:r>
+        <w:rPr>
+          <w:lang w:val="ru-KZ"/>
+        </w:rPr>
+        <w:t xml:space="preserve"> </w:t>
+      </w:r>
+      <w:proofErr w:type="spellStart"/>
+      <w:r>
+        <w:rPr>
+          <w:lang w:val="ru-KZ"/>
+        </w:rPr>
+        <w:t>of</w:t>
+      </w:r>
+      <w:proofErr w:type="spellEnd"/>
+      <w:r>
+        <w:rPr>
+          <w:lang w:val="ru-KZ"/>
+        </w:rPr>
+        <w:t xml:space="preserve"> </w:t>
+      </w:r>
+      <w:proofErr w:type="spellStart"/>
+      <w:r>
+        <w:rPr>
+          <w:lang w:val="ru-KZ"/>
+        </w:rPr>
+        <w:t>protocol</w:t>
+      </w:r>
+      <w:proofErr w:type="spellEnd"/>
+      <w:r>
+        <w:rPr>
+          <w:lang w:val="ru-KZ"/>
+        </w:rPr>
+        <w:t xml:space="preserve"> </w:t>
+      </w:r>
+      <w:proofErr w:type="spellStart"/>
+      <w:r>
+        <w:rPr>
+          <w:lang w:val="ru-KZ"/>
+        </w:rPr>
+        <w:t>assets</w:t>
+      </w:r>
+      <w:proofErr w:type="spellEnd"/>
+      <w:r>
+        <w:rPr>
+          <w:lang w:val="ru-KZ"/>
+        </w:rPr>
+        <w:t xml:space="preserve"> </w:t>
+      </w:r>
+      <w:proofErr w:type="spellStart"/>
+      <w:r>
+        <w:rPr>
+          <w:lang w:val="ru-KZ"/>
+        </w:rPr>
+        <w:t>and</w:t>
+      </w:r>
+      <w:proofErr w:type="spellEnd"/>
+      <w:r>
+        <w:rPr>
+          <w:lang w:val="ru-KZ"/>
+        </w:rPr>
+        <w:t xml:space="preserve"> </w:t>
+      </w:r>
+      <w:proofErr w:type="spellStart"/>
+      <w:r>
+        <w:rPr>
+          <w:lang w:val="ru-KZ"/>
+        </w:rPr>
+        <w:t>trust</w:t>
+      </w:r>
+      <w:proofErr w:type="spellEnd"/>
+      <w:r>
+        <w:rPr>
+          <w:lang w:val="ru-KZ"/>
+        </w:rPr>
+        <w:t>.</w:t>
+      </w:r>
+    </w:p>
+    <w:p>
+      <w:pPr>
+        <w:rPr>
+          <w:b/>
+          <w:bCs/>
+          <w:lang w:val="ru-KZ"/>
+        </w:rPr>
+      </w:pPr>
+      <w:r>
+        <w:rPr>
+          <w:b/>
+          <w:bCs/>
+          <w:lang w:val="ru-KZ"/>
+        </w:rPr>
+        <w:t xml:space="preserve">4. </w:t>
+      </w:r>
+      <w:proofErr w:type="spellStart"/>
+      <w:r>
+        <w:rPr>
+          <w:b/>
+          <w:bCs/>
+          <w:lang w:val="ru-KZ"/>
+        </w:rPr>
+        <w:t>Remediation</w:t>
+      </w:r>
+      <w:proofErr w:type="spellEnd"/>
+    </w:p>
+    <w:p>
+      <w:pPr>
+        <w:rPr>
+          <w:lang w:val="ru-KZ"/>
+        </w:rPr>
+      </w:pPr>
+      <w:r>
+        <w:rPr>
+          <w:lang w:val="ru-KZ"/>
+        </w:rPr>
+        <w:t xml:space="preserve">To </w:t>
+      </w:r>
+      <w:proofErr w:type="spellStart"/>
+      <w:r>
+        <w:rPr>
+          <w:lang w:val="ru-KZ"/>
+        </w:rPr>
+        <w:t>secure</w:t>
+      </w:r>
+      <w:proofErr w:type="spellEnd"/>
+      <w:r>
+        <w:rPr>
+          <w:lang w:val="ru-KZ"/>
+        </w:rPr>
+        <w:t xml:space="preserve"> </w:t>
+      </w:r>
+      <w:proofErr w:type="spellStart"/>
+      <w:r>
+        <w:rPr>
+          <w:lang w:val="ru-KZ"/>
+        </w:rPr>
+        <w:t>the</w:t>
+      </w:r>
+      <w:proofErr w:type="spellEnd"/>
+      <w:r>
+        <w:rPr>
+          <w:lang w:val="ru-KZ"/>
+        </w:rPr>
+        <w:t xml:space="preserve"> </w:t>
+      </w:r>
+      <w:proofErr w:type="spellStart"/>
+      <w:r>
+        <w:rPr>
+          <w:lang w:val="ru-KZ"/>
+        </w:rPr>
+        <w:t>contract</w:t>
+      </w:r>
+      <w:proofErr w:type="spellEnd"/>
+      <w:r>
+        <w:rPr>
+          <w:lang w:val="ru-KZ"/>
+        </w:rPr>
+        <w:t xml:space="preserve"> </w:t>
+      </w:r>
+      <w:proofErr w:type="spellStart"/>
+      <w:r>
+        <w:rPr>
+          <w:lang w:val="ru-KZ"/>
+        </w:rPr>
+        <w:t>in</w:t>
+      </w:r>
+      <w:proofErr w:type="spellEnd"/>
+      <w:r>
+        <w:rPr>
+          <w:lang w:val="ru-KZ"/>
+        </w:rPr>
+        <w:t xml:space="preserve"> </w:t>
+      </w:r>
+      <w:proofErr w:type="spellStart"/>
+      <w:r>
+        <w:rPr>
+          <w:lang w:val="ru-KZ"/>
+        </w:rPr>
+        <w:t>FixedAccess.sol</w:t>
+      </w:r>
+      <w:proofErr w:type="spellEnd"/>
+      <w:r>
+        <w:rPr>
+          <w:lang w:val="ru-KZ"/>
+        </w:rPr>
+        <w:t>:</w:t>
+      </w:r>
+    </w:p>
+    <w:p>
+      <w:pPr>
+        <w:numPr>
+          <w:ilvl w:val="0"/>
+          <w:numId w:val="3"/>
+        </w:numPr>
+        <w:rPr>
+          <w:lang w:val="ru-KZ"/>
+        </w:rPr>
+      </w:pPr>
+      <w:proofErr w:type="spellStart"/>
+      <w:r>
+        <w:rPr>
+          <w:b/>
+          <w:bCs/>
+          <w:lang w:val="ru-KZ"/>
+        </w:rPr>
+        <w:t>OpenZeppelin's</w:t>
+      </w:r>
+      <w:proofErr w:type="spellEnd"/>
+      <w:r>
+        <w:rPr>
+          <w:b/>
+          <w:bCs/>
+          <w:lang w:val="ru-KZ"/>
+        </w:rPr>
+        <w:t xml:space="preserve"> </w:t>
+      </w:r>
+      <w:proofErr w:type="spellStart"/>
+      <w:r>
+        <w:rPr>
+          <w:b/>
+          <w:bCs/>
+          <w:lang w:val="ru-KZ"/>
+        </w:rPr>
+        <w:t>Ownable</w:t>
+      </w:r>
+      <w:proofErr w:type="spellEnd"/>
+      <w:r>
+        <w:rPr>
+          <w:b/>
+          <w:bCs/>
+          <w:lang w:val="ru-KZ"/>
+        </w:rPr>
+        <w:t>:</w:t>
+      </w:r>
+      <w:r>
+        <w:rPr>
+          <w:lang w:val="ru-KZ"/>
+        </w:rPr>
+        <w:t xml:space="preserve"> The </w:t>
+      </w:r>
+      <w:proofErr w:type="spellStart"/>
+      <w:r>
+        <w:rPr>
+          <w:lang w:val="ru-KZ"/>
+        </w:rPr>
+        <w:t>contract</w:t>
+      </w:r>
+      <w:proofErr w:type="spellEnd"/>
+      <w:r>
+        <w:rPr>
+          <w:lang w:val="ru-KZ"/>
+        </w:rPr>
+        <w:t xml:space="preserve"> </w:t>
+      </w:r>
+      <w:proofErr w:type="spellStart"/>
+      <w:r>
+        <w:rPr>
+          <w:lang w:val="ru-KZ"/>
+        </w:rPr>
+        <w:t>was</w:t>
+      </w:r>
+      <w:proofErr w:type="spellEnd"/>
+      <w:r>
+        <w:rPr>
+          <w:lang w:val="ru-KZ"/>
+        </w:rPr>
+        <w:t xml:space="preserve"> </w:t>
+      </w:r>
+      <w:proofErr w:type="spellStart"/>
+      <w:r>
+        <w:rPr>
+          <w:lang w:val="ru-KZ"/>
+        </w:rPr>
+        <w:t>updated</w:t>
+      </w:r>
+      <w:proofErr w:type="spellEnd"/>
+      <w:r>
+        <w:rPr>
+          <w:lang w:val="ru-KZ"/>
+        </w:rPr>
+        <w:t xml:space="preserve"> </w:t>
+      </w:r>
+      <w:proofErr w:type="spellStart"/>
+      <w:r>
+        <w:rPr>
+          <w:lang w:val="ru-KZ"/>
+        </w:rPr>
+        <w:t>to</w:t>
+      </w:r>
+      <w:proofErr w:type="spellEnd"/>
+      <w:r>
+        <w:rPr>
+          <w:lang w:val="ru-KZ"/>
+        </w:rPr>
+        <w:t xml:space="preserve"> </w:t>
+      </w:r>
+      <w:proofErr w:type="spellStart"/>
+      <w:r>
+        <w:rPr>
+          <w:lang w:val="ru-KZ"/>
+        </w:rPr>
+        <w:t>inherit</w:t>
+      </w:r>
+      <w:proofErr w:type="spellEnd"/>
+      <w:r>
+        <w:rPr>
+          <w:lang w:val="ru-KZ"/>
+        </w:rPr>
+        <w:t xml:space="preserve"> </w:t>
+      </w:r>
+      <w:proofErr w:type="spellStart"/>
+      <w:r>
+        <w:rPr>
+          <w:lang w:val="ru-KZ"/>
+        </w:rPr>
+        <w:t>from</w:t>
+      </w:r>
+      <w:proofErr w:type="spellEnd"/>
+      <w:r>
+        <w:rPr>
+          <w:lang w:val="ru-KZ"/>
+        </w:rPr>
+        <w:t xml:space="preserve"> </w:t>
+      </w:r>
+      <w:proofErr w:type="spellStart"/>
+      <w:r>
+        <w:rPr>
+          <w:lang w:val="ru-KZ"/>
+        </w:rPr>
+        <w:t>OpenZeppelin’s</w:t>
+      </w:r>
+      <w:proofErr w:type="spellEnd"/>
+      <w:r>
+        <w:rPr>
+          <w:lang w:val="ru-KZ"/>
+        </w:rPr>
+        <w:t xml:space="preserve"> </w:t>
+      </w:r>
+      <w:proofErr w:type="spellStart"/>
+      <w:r>
+        <w:rPr>
+          <w:lang w:val="ru-KZ"/>
+        </w:rPr>
+        <w:t>Ownable.sol</w:t>
+      </w:r>
+      <w:proofErr w:type="spellEnd"/>
+      <w:r>
+        <w:rPr>
+          <w:lang w:val="ru-KZ"/>
+        </w:rPr>
+        <w:t>.</w:t>
+      </w:r>
+    </w:p>
+    <w:p>
+      <w:pPr>
+        <w:numPr>
+          <w:ilvl w:val="0"/>
+          <w:numId w:val="3"/>
+        </w:numPr>
+        <w:rPr>
+          <w:lang w:val="ru-KZ"/>
+        </w:rPr>
+      </w:pPr>
+      <w:proofErr w:type="spellStart"/>
+      <w:r>
+        <w:rPr>
+          <w:b/>
+          <w:bCs/>
+          <w:lang w:val="ru-KZ"/>
+        </w:rPr>
+        <w:t>onlyOwner</w:t>
+      </w:r>
+      <w:proofErr w:type="spellEnd"/>
+      <w:r>
+        <w:rPr>
+          <w:b/>
+          <w:bCs/>
+          <w:lang w:val="ru-KZ"/>
+        </w:rPr>
+        <w:t xml:space="preserve"> </w:t>
+      </w:r>
+      <w:proofErr w:type="spellStart"/>
+      <w:r>
+        <w:rPr>
+          <w:b/>
+          <w:bCs/>
+          <w:lang w:val="ru-KZ"/>
+        </w:rPr>
+        <w:t>Modifier</w:t>
+      </w:r>
+      <w:proofErr w:type="spellEnd"/>
+      <w:r>
+        <w:rPr>
+          <w:b/>
+          <w:bCs/>
+          <w:lang w:val="ru-KZ"/>
+        </w:rPr>
+        <w:t>:</w:t>
+      </w:r>
+      <w:r>
+        <w:rPr>
+          <w:lang w:val="ru-KZ"/>
+        </w:rPr>
+        <w:t xml:space="preserve"> The </w:t>
+      </w:r>
+      <w:proofErr w:type="spellStart"/>
+      <w:r>
+        <w:rPr>
+          <w:lang w:val="ru-KZ"/>
+        </w:rPr>
+        <w:t>sensitive</w:t>
+      </w:r>
+      <w:proofErr w:type="spellEnd"/>
+      <w:r>
+        <w:rPr>
+          <w:lang w:val="ru-KZ"/>
+        </w:rPr>
+        <w:t xml:space="preserve"> </w:t>
+      </w:r>
+      <w:proofErr w:type="spellStart"/>
+      <w:r>
+        <w:rPr>
+          <w:lang w:val="ru-KZ"/>
+        </w:rPr>
+        <w:t>functions</w:t>
+      </w:r>
+      <w:proofErr w:type="spellEnd"/>
+      <w:r>
+        <w:rPr>
+          <w:lang w:val="ru-KZ"/>
+        </w:rPr>
+        <w:t xml:space="preserve"> </w:t>
+      </w:r>
+      <w:proofErr w:type="spellStart"/>
+      <w:r>
+        <w:rPr>
+          <w:lang w:val="ru-KZ"/>
+        </w:rPr>
+        <w:t>were</w:t>
+      </w:r>
+      <w:proofErr w:type="spellEnd"/>
+      <w:r>
+        <w:rPr>
+          <w:lang w:val="ru-KZ"/>
+        </w:rPr>
+        <w:t xml:space="preserve"> </w:t>
+      </w:r>
+      <w:proofErr w:type="spellStart"/>
+      <w:r>
+        <w:rPr>
+          <w:lang w:val="ru-KZ"/>
+        </w:rPr>
+        <w:t>restricted</w:t>
+      </w:r>
+      <w:proofErr w:type="spellEnd"/>
+      <w:r>
+        <w:rPr>
+          <w:lang w:val="ru-KZ"/>
+        </w:rPr>
+        <w:t xml:space="preserve"> </w:t>
+      </w:r>
+      <w:proofErr w:type="spellStart"/>
+      <w:r>
+        <w:rPr>
+          <w:lang w:val="ru-KZ"/>
+        </w:rPr>
+        <w:t>using</w:t>
+      </w:r>
+      <w:proofErr w:type="spellEnd"/>
+      <w:r>
+        <w:rPr>
+          <w:lang w:val="ru-KZ"/>
+        </w:rPr>
+        <w:t xml:space="preserve"> </w:t>
+      </w:r>
+      <w:proofErr w:type="spellStart"/>
+      <w:r>
+        <w:rPr>
+          <w:lang w:val="ru-KZ"/>
+        </w:rPr>
+        <w:t>the</w:t>
+      </w:r>
+      <w:proofErr w:type="spellEnd"/>
+      <w:r>
+        <w:rPr>
+          <w:lang w:val="ru-KZ"/>
+        </w:rPr>
+        <w:t xml:space="preserve"> </w:t>
+      </w:r>
+      <w:proofErr w:type="spellStart"/>
+      <w:r>
+        <w:rPr>
+          <w:lang w:val="ru-KZ"/>
+        </w:rPr>
+        <w:t>onlyOwner</w:t>
+      </w:r>
+      <w:proofErr w:type="spellEnd"/>
+      <w:r>
+        <w:rPr>
+          <w:lang w:val="ru-KZ"/>
+        </w:rPr>
+        <w:t xml:space="preserve"> </w:t>
+      </w:r>
+      <w:proofErr w:type="spellStart"/>
+      <w:r>
+        <w:rPr>
+          <w:lang w:val="ru-KZ"/>
+        </w:rPr>
+        <w:t>modifier</w:t>
+      </w:r>
+      <w:proofErr w:type="spellEnd"/>
+      <w:r>
+        <w:rPr>
+          <w:lang w:val="ru-KZ"/>
+        </w:rPr>
+        <w:t xml:space="preserve">. </w:t>
+      </w:r>
+      <w:proofErr w:type="spellStart"/>
+      <w:r>
+        <w:rPr>
+          <w:lang w:val="ru-KZ"/>
+        </w:rPr>
+        <w:t>Now</w:t>
+      </w:r>
+      <w:proofErr w:type="spellEnd"/>
+      <w:r>
+        <w:rPr>
+          <w:lang w:val="ru-KZ"/>
+        </w:rPr>
+        <w:t xml:space="preserve">, </w:t>
+      </w:r>
+      <w:proofErr w:type="spellStart"/>
+      <w:r>
+        <w:rPr>
+          <w:lang w:val="ru-KZ"/>
+        </w:rPr>
+        <w:t>if</w:t>
+      </w:r>
+      <w:proofErr w:type="spellEnd"/>
+      <w:r>
+        <w:rPr>
+          <w:lang w:val="ru-KZ"/>
+        </w:rPr>
+        <w:t xml:space="preserve"> </w:t>
+      </w:r>
+      <w:proofErr w:type="spellStart"/>
+      <w:r>
+        <w:rPr>
+          <w:lang w:val="ru-KZ"/>
+        </w:rPr>
+        <w:t>any</w:t>
+      </w:r>
+      <w:proofErr w:type="spellEnd"/>
+      <w:r>
+        <w:rPr>
+          <w:lang w:val="ru-KZ"/>
+        </w:rPr>
+        <w:t xml:space="preserve"> </w:t>
+      </w:r>
+      <w:proofErr w:type="spellStart"/>
+      <w:r>
+        <w:rPr>
+          <w:lang w:val="ru-KZ"/>
+        </w:rPr>
+        <w:t>unauthorized</w:t>
+      </w:r>
+      <w:proofErr w:type="spellEnd"/>
+      <w:r>
+        <w:rPr>
+          <w:lang w:val="ru-KZ"/>
+        </w:rPr>
+        <w:t xml:space="preserve"> </w:t>
+      </w:r>
+      <w:proofErr w:type="spellStart"/>
+      <w:r>
+        <w:rPr>
+          <w:lang w:val="ru-KZ"/>
+        </w:rPr>
+        <w:t>address</w:t>
+      </w:r>
+      <w:proofErr w:type="spellEnd"/>
+      <w:r>
+        <w:rPr>
+          <w:lang w:val="ru-KZ"/>
+        </w:rPr>
+        <w:t xml:space="preserve"> </w:t>
+      </w:r>
+      <w:proofErr w:type="spellStart"/>
+      <w:r>
+        <w:rPr>
+          <w:lang w:val="ru-KZ"/>
+        </w:rPr>
+        <w:t>attempts</w:t>
+      </w:r>
+      <w:proofErr w:type="spellEnd"/>
+      <w:r>
+        <w:rPr>
+          <w:lang w:val="ru-KZ"/>
+        </w:rPr>
+        <w:t xml:space="preserve"> </w:t>
+      </w:r>
+      <w:proofErr w:type="spellStart"/>
+      <w:r>
+        <w:rPr>
+          <w:lang w:val="ru-KZ"/>
+        </w:rPr>
+        <w:t>to</w:t>
+      </w:r>
+      <w:proofErr w:type="spellEnd"/>
+      <w:r>
+        <w:rPr>
+          <w:lang w:val="ru-KZ"/>
+        </w:rPr>
+        <w:t xml:space="preserve"> </w:t>
+      </w:r>
+      <w:proofErr w:type="spellStart"/>
+      <w:r>
+        <w:rPr>
+          <w:lang w:val="ru-KZ"/>
+        </w:rPr>
+        <w:t>call</w:t>
+      </w:r>
+      <w:proofErr w:type="spellEnd"/>
+      <w:r>
+        <w:rPr>
+          <w:lang w:val="ru-KZ"/>
+        </w:rPr>
+        <w:t xml:space="preserve"> </w:t>
+      </w:r>
+      <w:proofErr w:type="spellStart"/>
+      <w:r>
+        <w:rPr>
+          <w:lang w:val="ru-KZ"/>
+        </w:rPr>
+        <w:t>these</w:t>
+      </w:r>
+      <w:proofErr w:type="spellEnd"/>
+      <w:r>
+        <w:rPr>
+          <w:lang w:val="ru-KZ"/>
+        </w:rPr>
+        <w:t xml:space="preserve"> </w:t>
+      </w:r>
+      <w:proofErr w:type="spellStart"/>
+      <w:r>
+        <w:rPr>
+          <w:lang w:val="ru-KZ"/>
+        </w:rPr>
+        <w:t>functions</w:t>
+      </w:r>
+      <w:proofErr w:type="spellEnd"/>
+      <w:r>
+        <w:rPr>
+          <w:lang w:val="ru-KZ"/>
+        </w:rPr>
+        <w:t xml:space="preserve">, </w:t>
+      </w:r>
+      <w:proofErr w:type="spellStart"/>
+      <w:r>
+        <w:rPr>
+          <w:lang w:val="ru-KZ"/>
+        </w:rPr>
+        <w:t>the</w:t>
+      </w:r>
+      <w:proofErr w:type="spellEnd"/>
+      <w:r>
+        <w:rPr>
+          <w:lang w:val="ru-KZ"/>
+        </w:rPr>
+        <w:t xml:space="preserve"> EVM </w:t>
+      </w:r>
+      <w:proofErr w:type="spellStart"/>
+      <w:r>
+        <w:rPr>
+          <w:lang w:val="ru-KZ"/>
+        </w:rPr>
+        <w:t>will</w:t>
+      </w:r>
+      <w:proofErr w:type="spellEnd"/>
+      <w:r>
+        <w:rPr>
+          <w:lang w:val="ru-KZ"/>
+        </w:rPr>
+        <w:t xml:space="preserve"> </w:t>
+      </w:r>
+      <w:proofErr w:type="spellStart"/>
+      <w:r>
+        <w:rPr>
+          <w:lang w:val="ru-KZ"/>
+        </w:rPr>
+        <w:t>automatically</w:t>
+      </w:r>
+      <w:proofErr w:type="spellEnd"/>
+      <w:r>
+        <w:rPr>
+          <w:lang w:val="ru-KZ"/>
+        </w:rPr>
+        <w:t xml:space="preserve"> </w:t>
+      </w:r>
+      <w:proofErr w:type="spellStart"/>
+      <w:r>
+        <w:rPr>
+          <w:lang w:val="ru-KZ"/>
+        </w:rPr>
+        <w:t>revert</w:t>
+      </w:r>
+      <w:proofErr w:type="spellEnd"/>
+      <w:r>
+        <w:rPr>
+          <w:lang w:val="ru-KZ"/>
+        </w:rPr>
+        <w:t xml:space="preserve"> </w:t>
+      </w:r>
+      <w:proofErr w:type="spellStart"/>
+      <w:r>
+        <w:rPr>
+          <w:lang w:val="ru-KZ"/>
+        </w:rPr>
+        <w:t>the</w:t>
+      </w:r>
+      <w:proofErr w:type="spellEnd"/>
+      <w:r>
+        <w:rPr>
+          <w:lang w:val="ru-KZ"/>
+        </w:rPr>
+        <w:t xml:space="preserve"> </w:t>
+      </w:r>
+      <w:proofErr w:type="spellStart"/>
+      <w:r>
+        <w:rPr>
+          <w:lang w:val="ru-KZ"/>
+        </w:rPr>
+        <w:t>transaction</w:t>
+      </w:r>
+      <w:proofErr w:type="spellEnd"/>
+      <w:r>
+        <w:rPr>
+          <w:lang w:val="ru-KZ"/>
+        </w:rPr>
+        <w:t>.</w:t>
+      </w:r>
+    </w:p>
+    <w:p>
+      <w:pPr>
+        <w:rPr>
+          <w:lang w:val="ru-KZ"/>
+        </w:rPr>
+      </w:pPr>
+    </w:p>
+    <w:p>
+      <w:pPr>
+        <w:rPr>
+          <w:b/>
+          <w:bCs/>
+          <w:lang w:val="ru-KZ"/>
+        </w:rPr>
+      </w:pPr>
+      <w:proofErr w:type="spellStart"/>
+      <w:r>
+        <w:rPr>
+          <w:b/>
+          <w:bCs/>
+          <w:lang w:val="ru-KZ"/>
+        </w:rPr>
+        <w:t>Conclusion</w:t>
+      </w:r>
+      <w:proofErr w:type="spellEnd"/>
+    </w:p>
+    <w:p>
+      <w:pPr>
+        <w:rPr>
+          <w:lang w:val="ru-KZ"/>
+        </w:rPr>
+      </w:pPr>
+      <w:proofErr w:type="spellStart"/>
+      <w:r>
+        <w:rPr>
+          <w:lang w:val="ru-KZ"/>
+        </w:rPr>
+        <w:t>Both</w:t>
+      </w:r>
+      <w:proofErr w:type="spellEnd"/>
+      <w:r>
+        <w:rPr>
+          <w:lang w:val="ru-KZ"/>
+        </w:rPr>
+        <w:t xml:space="preserve"> </w:t>
+      </w:r>
+      <w:proofErr w:type="spellStart"/>
+      <w:r>
+        <w:rPr>
+          <w:lang w:val="ru-KZ"/>
+        </w:rPr>
+        <w:t>vulnerabilities</w:t>
+      </w:r>
+      <w:proofErr w:type="spellEnd"/>
+      <w:r>
+        <w:rPr>
+          <w:lang w:val="ru-KZ"/>
+        </w:rPr>
+        <w:t xml:space="preserve"> </w:t>
+      </w:r>
+      <w:proofErr w:type="spellStart"/>
+      <w:r>
+        <w:rPr>
+          <w:lang w:val="ru-KZ"/>
+        </w:rPr>
+        <w:t>represented</w:t>
+      </w:r>
+      <w:proofErr w:type="spellEnd"/>
+      <w:r>
+        <w:rPr>
+          <w:lang w:val="ru-KZ"/>
+        </w:rPr>
+        <w:t xml:space="preserve"> </w:t>
+      </w:r>
+      <w:proofErr w:type="spellStart"/>
+      <w:r>
+        <w:rPr>
+          <w:lang w:val="ru-KZ"/>
+        </w:rPr>
+        <w:t>fatal</w:t>
+      </w:r>
+      <w:proofErr w:type="spellEnd"/>
+      <w:r>
+        <w:rPr>
+          <w:lang w:val="ru-KZ"/>
+        </w:rPr>
+        <w:t xml:space="preserve"> </w:t>
+      </w:r>
+      <w:proofErr w:type="spellStart"/>
+      <w:r>
+        <w:rPr>
+          <w:lang w:val="ru-KZ"/>
+        </w:rPr>
+        <w:t>flaws</w:t>
+      </w:r>
+      <w:proofErr w:type="spellEnd"/>
+      <w:r>
+        <w:rPr>
+          <w:lang w:val="ru-KZ"/>
+        </w:rPr>
+        <w:t xml:space="preserve"> </w:t>
+      </w:r>
+      <w:proofErr w:type="spellStart"/>
+      <w:r>
+        <w:rPr>
+          <w:lang w:val="ru-KZ"/>
+        </w:rPr>
+        <w:t>that</w:t>
+      </w:r>
+      <w:proofErr w:type="spellEnd"/>
+      <w:r>
+        <w:rPr>
+          <w:lang w:val="ru-KZ"/>
+        </w:rPr>
+        <w:t xml:space="preserve"> </w:t>
+      </w:r>
+      <w:proofErr w:type="spellStart"/>
+      <w:r>
+        <w:rPr>
+          <w:lang w:val="ru-KZ"/>
+        </w:rPr>
+        <w:t>could</w:t>
+      </w:r>
+      <w:proofErr w:type="spellEnd"/>
+      <w:r>
+        <w:rPr>
+          <w:lang w:val="ru-KZ"/>
+        </w:rPr>
+        <w:t xml:space="preserve"> </w:t>
+      </w:r>
+      <w:proofErr w:type="spellStart"/>
+      <w:r>
+        <w:rPr>
+          <w:lang w:val="ru-KZ"/>
+        </w:rPr>
+        <w:t>lead</w:t>
+      </w:r>
+      <w:proofErr w:type="spellEnd"/>
+      <w:r>
+        <w:rPr>
+          <w:lang w:val="ru-KZ"/>
+        </w:rPr>
+        <w:t xml:space="preserve"> </w:t>
+      </w:r>
+      <w:proofErr w:type="spellStart"/>
+      <w:r>
+        <w:rPr>
+          <w:lang w:val="ru-KZ"/>
+        </w:rPr>
+        <w:t>to</w:t>
+      </w:r>
+      <w:proofErr w:type="spellEnd"/>
+      <w:r>
+        <w:rPr>
+          <w:lang w:val="ru-KZ"/>
+        </w:rPr>
+        <w:t xml:space="preserve"> a 100% </w:t>
+      </w:r>
+      <w:proofErr w:type="spellStart"/>
+      <w:r>
+        <w:rPr>
+          <w:lang w:val="ru-KZ"/>
+        </w:rPr>
+        <w:t>loss</w:t>
+      </w:r>
+      <w:proofErr w:type="spellEnd"/>
+      <w:r>
+        <w:rPr>
+          <w:lang w:val="ru-KZ"/>
+        </w:rPr>
+        <w:t xml:space="preserve"> </w:t>
+      </w:r>
+      <w:proofErr w:type="spellStart"/>
+      <w:r>
+        <w:rPr>
+          <w:lang w:val="ru-KZ"/>
+        </w:rPr>
+        <w:t>of</w:t>
+      </w:r>
+      <w:proofErr w:type="spellEnd"/>
+      <w:r>
+        <w:rPr>
+          <w:lang w:val="ru-KZ"/>
+        </w:rPr>
+        <w:t xml:space="preserve"> </w:t>
+      </w:r>
+      <w:proofErr w:type="spellStart"/>
+      <w:r>
+        <w:rPr>
+          <w:lang w:val="ru-KZ"/>
+        </w:rPr>
+        <w:t>funds</w:t>
+      </w:r>
+      <w:proofErr w:type="spellEnd"/>
+      <w:r>
+        <w:rPr>
+          <w:lang w:val="ru-KZ"/>
+        </w:rPr>
+        <w:t xml:space="preserve">. By </w:t>
+      </w:r>
+      <w:proofErr w:type="spellStart"/>
+      <w:r>
+        <w:rPr>
+          <w:lang w:val="ru-KZ"/>
+        </w:rPr>
+        <w:t>enforcing</w:t>
+      </w:r>
+      <w:proofErr w:type="spellEnd"/>
+      <w:r>
+        <w:rPr>
+          <w:lang w:val="ru-KZ"/>
+        </w:rPr>
+        <w:t xml:space="preserve"> </w:t>
+      </w:r>
+      <w:proofErr w:type="spellStart"/>
+      <w:r>
+        <w:rPr>
+          <w:lang w:val="ru-KZ"/>
+        </w:rPr>
+        <w:t>the</w:t>
+      </w:r>
+      <w:proofErr w:type="spellEnd"/>
+      <w:r>
+        <w:rPr>
+          <w:lang w:val="ru-KZ"/>
+        </w:rPr>
+        <w:t xml:space="preserve"> </w:t>
+      </w:r>
+      <w:proofErr w:type="spellStart"/>
+      <w:r>
+        <w:rPr>
+          <w:lang w:val="ru-KZ"/>
+        </w:rPr>
+        <w:t>Checks-Effects-Interactions</w:t>
+      </w:r>
+      <w:proofErr w:type="spellEnd"/>
+      <w:r>
+        <w:rPr>
+          <w:lang w:val="ru-KZ"/>
+        </w:rPr>
+        <w:t xml:space="preserve"> </w:t>
+      </w:r>
+      <w:proofErr w:type="spellStart"/>
+      <w:r>
+        <w:rPr>
+          <w:lang w:val="ru-KZ"/>
+        </w:rPr>
+        <w:t>pattern</w:t>
+      </w:r>
+      <w:proofErr w:type="spellEnd"/>
+      <w:r>
+        <w:rPr>
+          <w:lang w:val="ru-KZ"/>
+        </w:rPr>
+        <w:t xml:space="preserve">, </w:t>
+      </w:r>
+      <w:proofErr w:type="spellStart"/>
+      <w:r>
+        <w:rPr>
+          <w:lang w:val="ru-KZ"/>
+        </w:rPr>
+        <w:t>utilizing</w:t>
+      </w:r>
+      <w:proofErr w:type="spellEnd"/>
+      <w:r>
+        <w:rPr>
+          <w:lang w:val="ru-KZ"/>
+        </w:rPr>
+        <w:t xml:space="preserve"> </w:t>
+      </w:r>
+      <w:proofErr w:type="spellStart"/>
+      <w:r>
+        <w:rPr>
+          <w:lang w:val="ru-KZ"/>
+        </w:rPr>
+        <w:t>Reentrancy</w:t>
+      </w:r>
+      <w:proofErr w:type="spellEnd"/>
+      <w:r>
+        <w:rPr>
+          <w:lang w:val="ru-KZ"/>
+        </w:rPr>
+        <w:t xml:space="preserve"> </w:t>
+      </w:r>
+      <w:proofErr w:type="spellStart"/>
+      <w:r>
+        <w:rPr>
+          <w:lang w:val="ru-KZ"/>
+        </w:rPr>
+        <w:t>guards</w:t>
+      </w:r>
+      <w:proofErr w:type="spellEnd"/>
+      <w:r>
+        <w:rPr>
+          <w:lang w:val="ru-KZ"/>
+        </w:rPr>
+        <w:t xml:space="preserve">, </w:t>
+      </w:r>
+      <w:proofErr w:type="spellStart"/>
+      <w:r>
+        <w:rPr>
+          <w:lang w:val="ru-KZ"/>
+        </w:rPr>
+        <w:t>and</w:t>
+      </w:r>
+      <w:proofErr w:type="spellEnd"/>
+      <w:r>
+        <w:rPr>
+          <w:lang w:val="ru-KZ"/>
+        </w:rPr>
+        <w:t xml:space="preserve"> </w:t>
+      </w:r>
+      <w:proofErr w:type="spellStart"/>
+      <w:r>
+        <w:rPr>
+          <w:lang w:val="ru-KZ"/>
+        </w:rPr>
+        <w:t>strictly</w:t>
+      </w:r>
+      <w:proofErr w:type="spellEnd"/>
+      <w:r>
+        <w:rPr>
+          <w:lang w:val="ru-KZ"/>
+        </w:rPr>
+        <w:t xml:space="preserve"> </w:t>
+      </w:r>
+      <w:proofErr w:type="spellStart"/>
+      <w:r>
+        <w:rPr>
+          <w:lang w:val="ru-KZ"/>
+        </w:rPr>
+        <w:t>applying</w:t>
+      </w:r>
+      <w:proofErr w:type="spellEnd"/>
+      <w:r>
+        <w:rPr>
+          <w:lang w:val="ru-KZ"/>
+        </w:rPr>
+        <w:t xml:space="preserve"> </w:t>
+      </w:r>
+      <w:proofErr w:type="spellStart"/>
+      <w:r>
+        <w:rPr>
+          <w:lang w:val="ru-KZ"/>
+        </w:rPr>
+        <w:t>standardized</w:t>
+      </w:r>
+      <w:proofErr w:type="spellEnd"/>
+      <w:r>
+        <w:rPr>
+          <w:lang w:val="ru-KZ"/>
+        </w:rPr>
+        <w:t xml:space="preserve"> Access Control </w:t>
+      </w:r>
+      <w:proofErr w:type="spellStart"/>
+      <w:r>
+        <w:rPr>
+          <w:lang w:val="ru-KZ"/>
+        </w:rPr>
+        <w:t>libraries</w:t>
+      </w:r>
+      <w:proofErr w:type="spellEnd"/>
+      <w:r>
+        <w:rPr>
+          <w:lang w:val="ru-KZ"/>
+        </w:rPr>
+        <w:t xml:space="preserve">, </w:t>
+      </w:r>
+      <w:proofErr w:type="spellStart"/>
+      <w:r>
+        <w:rPr>
+          <w:lang w:val="ru-KZ"/>
+        </w:rPr>
+        <w:t>the</w:t>
+      </w:r>
+      <w:proofErr w:type="spellEnd"/>
+      <w:r>
+        <w:rPr>
+          <w:lang w:val="ru-KZ"/>
+        </w:rPr>
+        <w:t xml:space="preserve"> </w:t>
+      </w:r>
+      <w:proofErr w:type="spellStart"/>
+      <w:r>
+        <w:rPr>
+          <w:lang w:val="ru-KZ"/>
+        </w:rPr>
+        <w:t>contracts</w:t>
+      </w:r>
+      <w:proofErr w:type="spellEnd"/>
+      <w:r>
+        <w:rPr>
+          <w:lang w:val="ru-KZ"/>
+        </w:rPr>
+        <w:t xml:space="preserve"> </w:t>
+      </w:r>
+      <w:proofErr w:type="spellStart"/>
+      <w:r>
+        <w:rPr>
+          <w:lang w:val="ru-KZ"/>
+        </w:rPr>
+        <w:t>have</w:t>
+      </w:r>
+      <w:proofErr w:type="spellEnd"/>
+      <w:r>
+        <w:rPr>
+          <w:lang w:val="ru-KZ"/>
+        </w:rPr>
+        <w:t xml:space="preserve"> </w:t>
+      </w:r>
+      <w:proofErr w:type="spellStart"/>
+      <w:r>
+        <w:rPr>
+          <w:lang w:val="ru-KZ"/>
+        </w:rPr>
+        <w:t>been</w:t>
+      </w:r>
+      <w:proofErr w:type="spellEnd"/>
+      <w:r>
+        <w:rPr>
+          <w:lang w:val="ru-KZ"/>
+        </w:rPr>
+        <w:t xml:space="preserve"> </w:t>
+      </w:r>
+      <w:proofErr w:type="spellStart"/>
+      <w:r>
+        <w:rPr>
+          <w:lang w:val="ru-KZ"/>
+        </w:rPr>
+        <w:t>successfully</w:t>
+      </w:r>
+      <w:proofErr w:type="spellEnd"/>
+      <w:r>
+        <w:rPr>
+          <w:lang w:val="ru-KZ"/>
+        </w:rPr>
+        <w:t xml:space="preserve"> </w:t>
+      </w:r>
+      <w:proofErr w:type="spellStart"/>
+      <w:r>
+        <w:rPr>
+          <w:lang w:val="ru-KZ"/>
+        </w:rPr>
+        <w:t>hardened</w:t>
+      </w:r>
+      <w:proofErr w:type="spellEnd"/>
+      <w:r>
+        <w:rPr>
+          <w:lang w:val="ru-KZ"/>
+        </w:rPr>
+        <w:t xml:space="preserve"> </w:t>
+      </w:r>
+      <w:proofErr w:type="spellStart"/>
+      <w:r>
+        <w:rPr>
+          <w:lang w:val="ru-KZ"/>
+        </w:rPr>
+        <w:t>against</w:t>
+      </w:r>
+      <w:proofErr w:type="spellEnd"/>
+      <w:r>
+        <w:rPr>
+          <w:lang w:val="ru-KZ"/>
+        </w:rPr>
+        <w:t xml:space="preserve"> </w:t>
+      </w:r>
+      <w:proofErr w:type="spellStart"/>
+      <w:r>
+        <w:rPr>
+          <w:lang w:val="ru-KZ"/>
+        </w:rPr>
+        <w:t>these</w:t>
+      </w:r>
+      <w:proofErr w:type="spellEnd"/>
+      <w:r>
+        <w:rPr>
+          <w:lang w:val="ru-KZ"/>
+        </w:rPr>
+        <w:t xml:space="preserve"> </w:t>
+      </w:r>
+      <w:proofErr w:type="spellStart"/>
+      <w:r>
+        <w:rPr>
+          <w:lang w:val="ru-KZ"/>
+        </w:rPr>
+        <w:t>classic</w:t>
+      </w:r>
+      <w:proofErr w:type="spellEnd"/>
+      <w:r>
+        <w:rPr>
+          <w:lang w:val="ru-KZ"/>
+        </w:rPr>
+        <w:t xml:space="preserve"> </w:t>
+      </w:r>
+      <w:proofErr w:type="spellStart"/>
+      <w:r>
+        <w:rPr>
+          <w:lang w:val="ru-KZ"/>
+        </w:rPr>
+        <w:t>attack</w:t>
+      </w:r>
+      <w:proofErr w:type="spellEnd"/>
+      <w:r>
+        <w:rPr>
+          <w:lang w:val="ru-KZ"/>
+        </w:rPr>
+        <w:t xml:space="preserve"> </w:t>
+      </w:r>
+      <w:proofErr w:type="spellStart"/>
+      <w:r>
+        <w:rPr>
+          <w:lang w:val="ru-KZ"/>
+        </w:rPr>
+        <w:t>vectors</w:t>
+      </w:r>
+      <w:proofErr w:type="spellEnd"/>
+      <w:r>
+        <w:rPr>
+          <w:lang w:val="ru-KZ"/>
+        </w:rPr>
+        <w:t>.</w:t>
+      </w:r>
+    </w:p>
+    <w:p>
+      <w:pPr>
+        <w:rPr>
           <w:lang w:val="en-US"/>
         </w:rPr>
       </w:pPr>
-      <w:r>
-        <w:t xml:space="preserve">• Security </w:t>
-      </w:r>
-      <w:proofErr w:type="spellStart"/>
-      <w:r>
-        <w:t>report</w:t>
-      </w:r>
-      <w:proofErr w:type="spellEnd"/>
-      <w:r>
-        <w:t xml:space="preserve"> (1–2 </w:t>
-      </w:r>
-      <w:proofErr w:type="spellStart"/>
-      <w:r>
-        <w:t>pages</w:t>
-      </w:r>
-      <w:proofErr w:type="spellEnd"/>
-      <w:r>
-        <w:t xml:space="preserve">): </w:t>
-      </w:r>
-      <w:proofErr w:type="spellStart"/>
-      <w:r>
-        <w:t>vulnerability</w:t>
-      </w:r>
-      <w:proofErr w:type="spellEnd"/>
-      <w:r>
-        <w:t xml:space="preserve"> </w:t>
-      </w:r>
-      <w:proofErr w:type="spellStart"/>
-      <w:r>
-        <w:t>description</w:t>
-      </w:r>
-      <w:proofErr w:type="spellEnd"/>
-      <w:r>
-        <w:t xml:space="preserve">, </w:t>
-      </w:r>
-      <w:proofErr w:type="spellStart"/>
-      <w:r>
-        <w:t>impact</w:t>
-      </w:r>
-      <w:proofErr w:type="spellEnd"/>
-      <w:r>
-        <w:t xml:space="preserve">, </w:t>
-      </w:r>
-      <w:proofErr w:type="spellStart"/>
-      <w:r>
-        <w:t>root</w:t>
-      </w:r>
-      <w:proofErr w:type="spellEnd"/>
-      <w:r>
-        <w:t xml:space="preserve"> </w:t>
-      </w:r>
-      <w:proofErr w:type="spellStart"/>
-      <w:r>
-        <w:t>cause</w:t>
-      </w:r>
-      <w:proofErr w:type="spellEnd"/>
-      <w:r>
-        <w:t xml:space="preserve">, </w:t>
-      </w:r>
-      <w:proofErr w:type="spellStart"/>
-      <w:r>
-        <w:t>remediation</w:t>
-      </w:r>
-      <w:proofErr w:type="spellEnd"/>
-      <w:r>
-        <w:br/>
-      </w:r>
-      <w:r>
-        <w:br/>
-      </w:r>
     </w:p>
     <w:sectPr>
       <w:pgSz w:w="11906" w:h="16838"/>
@@ -556,6 +7152,431 @@
     </w:sectPr>
   </w:body>
 </w:document>
+</file>
+
+<file path=word/numbering.xml><?xml version="1.0" encoding="utf-8"?>
+<w:numbering xmlns:wpc="http://schemas.microsoft.com/office/word/2010/wordprocessingCanvas" xmlns:cx="http://schemas.microsoft.com/office/drawing/2014/chartex" xmlns:cx1="http://schemas.microsoft.com/office/drawing/2015/9/8/chartex" xmlns:cx2="http://schemas.microsoft.com/office/drawing/2015/10/21/chartex" xmlns:cx3="http://schemas.microsoft.com/office/drawing/2016/5/9/chartex" xmlns:cx4="http://schemas.microsoft.com/office/drawing/2016/5/10/chartex" xmlns:cx5="http://schemas.microsoft.com/office/drawing/2016/5/11/chartex" xmlns:cx6="http://schemas.microsoft.com/office/drawing/2016/5/12/chartex" xmlns:cx7="http://schemas.microsoft.com/office/drawing/2016/5/13/chartex" xmlns:cx8="http://schemas.microsoft.com/office/drawing/2016/5/14/chartex" xmlns:mc="http://schemas.openxmlformats.org/markup-compatibility/2006" xmlns:aink="http://schemas.microsoft.com/office/drawing/2016/ink" xmlns:am3d="http://schemas.microsoft.com/office/drawing/2017/model3d" xmlns:o="urn:schemas-microsoft-com:office:office" xmlns:oel="http://schemas.microsoft.com/office/2019/extlst" xmlns:r="http://schemas.openxmlformats.org/officeDocument/2006/relationships" xmlns:m="http://schemas.openxmlformats.org/officeDocument/2006/math" xmlns:v="urn:schemas-microsoft-com:vml" xmlns:wp14="http://schemas.microsoft.com/office/word/2010/wordprocessingDrawing" xmlns:wp="http://schemas.openxmlformats.org/drawingml/2006/wordprocessingDrawing" xmlns:w10="urn:schemas-microsoft-com:office:word" xmlns:w="http://schemas.openxmlformats.org/wordprocessingml/2006/main" xmlns:w14="http://schemas.microsoft.com/office/word/2010/wordml" xmlns:w15="http://schemas.microsoft.com/office/word/2012/wordml" xmlns:w16cex="http://schemas.microsoft.com/office/word/2018/wordml/cex" xmlns:w16cid="http://schemas.microsoft.com/office/word/2016/wordml/cid" xmlns:w16="http://schemas.microsoft.com/office/word/2018/wordml" xmlns:w16du="http://schemas.microsoft.com/office/word/2023/wordml/word16du" xmlns:w16sdtdh="http://schemas.microsoft.com/office/word/2020/wordml/sdtdatahash" xmlns:w16sdtfl="http://schemas.microsoft.com/office/word/2024/wordml/sdtformatlock" xmlns:w16se="http://schemas.microsoft.com/office/word/2015/wordml/symex" xmlns:wpg="http://schemas.microsoft.com/office/word/2010/wordprocessingGroup" xmlns:wpi="http://schemas.microsoft.com/office/word/2010/wordprocessingInk" xmlns:wne="http://schemas.microsoft.com/office/word/2006/wordml" xmlns:wps="http://schemas.microsoft.com/office/word/2010/wordprocessingShape" mc:Ignorable="w14 w15 w16se w16cid w16 w16cex w16sdtdh w16sdtfl w16du wp14">
+  <w:abstractNum w:abstractNumId="0" w15:restartNumberingAfterBreak="0">
+    <w:nsid w:val="11EF3622"/>
+    <w:multiLevelType w:val="multilevel"/>
+    <w:tmpl w:val="D1AAFB1E"/>
+    <w:lvl w:ilvl="0">
+      <w:start w:val="1"/>
+      <w:numFmt w:val="bullet"/>
+      <w:lvlText w:val=""/>
+      <w:lvlJc w:val="left"/>
+      <w:pPr>
+        <w:tabs>
+          <w:tab w:val="num" w:pos="720"/>
+        </w:tabs>
+        <w:ind w:left="720" w:hanging="360"/>
+      </w:pPr>
+      <w:rPr>
+        <w:rFonts w:ascii="Symbol" w:hAnsi="Symbol" w:hint="default"/>
+        <w:sz w:val="20"/>
+      </w:rPr>
+    </w:lvl>
+    <w:lvl w:ilvl="1" w:tentative="1">
+      <w:start w:val="1"/>
+      <w:numFmt w:val="bullet"/>
+      <w:lvlText w:val="o"/>
+      <w:lvlJc w:val="left"/>
+      <w:pPr>
+        <w:tabs>
+          <w:tab w:val="num" w:pos="1440"/>
+        </w:tabs>
+        <w:ind w:left="1440" w:hanging="360"/>
+      </w:pPr>
+      <w:rPr>
+        <w:rFonts w:ascii="Courier New" w:hAnsi="Courier New" w:hint="default"/>
+        <w:sz w:val="20"/>
+      </w:rPr>
+    </w:lvl>
+    <w:lvl w:ilvl="2" w:tentative="1">
+      <w:start w:val="1"/>
+      <w:numFmt w:val="bullet"/>
+      <w:lvlText w:val=""/>
+      <w:lvlJc w:val="left"/>
+      <w:pPr>
+        <w:tabs>
+          <w:tab w:val="num" w:pos="2160"/>
+        </w:tabs>
+        <w:ind w:left="2160" w:hanging="360"/>
+      </w:pPr>
+      <w:rPr>
+        <w:rFonts w:ascii="Wingdings" w:hAnsi="Wingdings" w:hint="default"/>
+        <w:sz w:val="20"/>
+      </w:rPr>
+    </w:lvl>
+    <w:lvl w:ilvl="3" w:tentative="1">
+      <w:start w:val="1"/>
+      <w:numFmt w:val="bullet"/>
+      <w:lvlText w:val=""/>
+      <w:lvlJc w:val="left"/>
+      <w:pPr>
+        <w:tabs>
+          <w:tab w:val="num" w:pos="2880"/>
+        </w:tabs>
+        <w:ind w:left="2880" w:hanging="360"/>
+      </w:pPr>
+      <w:rPr>
+        <w:rFonts w:ascii="Wingdings" w:hAnsi="Wingdings" w:hint="default"/>
+        <w:sz w:val="20"/>
+      </w:rPr>
+    </w:lvl>
+    <w:lvl w:ilvl="4" w:tentative="1">
+      <w:start w:val="1"/>
+      <w:numFmt w:val="bullet"/>
+      <w:lvlText w:val=""/>
+      <w:lvlJc w:val="left"/>
+      <w:pPr>
+        <w:tabs>
+          <w:tab w:val="num" w:pos="3600"/>
+        </w:tabs>
+        <w:ind w:left="3600" w:hanging="360"/>
+      </w:pPr>
+      <w:rPr>
+        <w:rFonts w:ascii="Wingdings" w:hAnsi="Wingdings" w:hint="default"/>
+        <w:sz w:val="20"/>
+      </w:rPr>
+    </w:lvl>
+    <w:lvl w:ilvl="5" w:tentative="1">
+      <w:start w:val="1"/>
+      <w:numFmt w:val="bullet"/>
+      <w:lvlText w:val=""/>
+      <w:lvlJc w:val="left"/>
+      <w:pPr>
+        <w:tabs>
+          <w:tab w:val="num" w:pos="4320"/>
+        </w:tabs>
+        <w:ind w:left="4320" w:hanging="360"/>
+      </w:pPr>
+      <w:rPr>
+        <w:rFonts w:ascii="Wingdings" w:hAnsi="Wingdings" w:hint="default"/>
+        <w:sz w:val="20"/>
+      </w:rPr>
+    </w:lvl>
+    <w:lvl w:ilvl="6" w:tentative="1">
+      <w:start w:val="1"/>
+      <w:numFmt w:val="bullet"/>
+      <w:lvlText w:val=""/>
+      <w:lvlJc w:val="left"/>
+      <w:pPr>
+        <w:tabs>
+          <w:tab w:val="num" w:pos="5040"/>
+        </w:tabs>
+        <w:ind w:left="5040" w:hanging="360"/>
+      </w:pPr>
+      <w:rPr>
+        <w:rFonts w:ascii="Wingdings" w:hAnsi="Wingdings" w:hint="default"/>
+        <w:sz w:val="20"/>
+      </w:rPr>
+    </w:lvl>
+    <w:lvl w:ilvl="7" w:tentative="1">
+      <w:start w:val="1"/>
+      <w:numFmt w:val="bullet"/>
+      <w:lvlText w:val=""/>
+      <w:lvlJc w:val="left"/>
+      <w:pPr>
+        <w:tabs>
+          <w:tab w:val="num" w:pos="5760"/>
+        </w:tabs>
+        <w:ind w:left="5760" w:hanging="360"/>
+      </w:pPr>
+      <w:rPr>
+        <w:rFonts w:ascii="Wingdings" w:hAnsi="Wingdings" w:hint="default"/>
+        <w:sz w:val="20"/>
+      </w:rPr>
+    </w:lvl>
+    <w:lvl w:ilvl="8" w:tentative="1">
+      <w:start w:val="1"/>
+      <w:numFmt w:val="bullet"/>
+      <w:lvlText w:val=""/>
+      <w:lvlJc w:val="left"/>
+      <w:pPr>
+        <w:tabs>
+          <w:tab w:val="num" w:pos="6480"/>
+        </w:tabs>
+        <w:ind w:left="6480" w:hanging="360"/>
+      </w:pPr>
+      <w:rPr>
+        <w:rFonts w:ascii="Wingdings" w:hAnsi="Wingdings" w:hint="default"/>
+        <w:sz w:val="20"/>
+      </w:rPr>
+    </w:lvl>
+  </w:abstractNum>
+  <w:abstractNum w:abstractNumId="1" w15:restartNumberingAfterBreak="0">
+    <w:nsid w:val="49A45298"/>
+    <w:multiLevelType w:val="multilevel"/>
+    <w:tmpl w:val="A6ACB53C"/>
+    <w:lvl w:ilvl="0">
+      <w:start w:val="1"/>
+      <w:numFmt w:val="decimal"/>
+      <w:lvlText w:val="%1."/>
+      <w:lvlJc w:val="left"/>
+      <w:pPr>
+        <w:tabs>
+          <w:tab w:val="num" w:pos="720"/>
+        </w:tabs>
+        <w:ind w:left="720" w:hanging="360"/>
+      </w:pPr>
+    </w:lvl>
+    <w:lvl w:ilvl="1" w:tentative="1">
+      <w:start w:val="1"/>
+      <w:numFmt w:val="decimal"/>
+      <w:lvlText w:val="%2."/>
+      <w:lvlJc w:val="left"/>
+      <w:pPr>
+        <w:tabs>
+          <w:tab w:val="num" w:pos="1440"/>
+        </w:tabs>
+        <w:ind w:left="1440" w:hanging="360"/>
+      </w:pPr>
+    </w:lvl>
+    <w:lvl w:ilvl="2" w:tentative="1">
+      <w:start w:val="1"/>
+      <w:numFmt w:val="decimal"/>
+      <w:lvlText w:val="%3."/>
+      <w:lvlJc w:val="left"/>
+      <w:pPr>
+        <w:tabs>
+          <w:tab w:val="num" w:pos="2160"/>
+        </w:tabs>
+        <w:ind w:left="2160" w:hanging="360"/>
+      </w:pPr>
+    </w:lvl>
+    <w:lvl w:ilvl="3" w:tentative="1">
+      <w:start w:val="1"/>
+      <w:numFmt w:val="decimal"/>
+      <w:lvlText w:val="%4."/>
+      <w:lvlJc w:val="left"/>
+      <w:pPr>
+        <w:tabs>
+          <w:tab w:val="num" w:pos="2880"/>
+        </w:tabs>
+        <w:ind w:left="2880" w:hanging="360"/>
+      </w:pPr>
+    </w:lvl>
+    <w:lvl w:ilvl="4" w:tentative="1">
+      <w:start w:val="1"/>
+      <w:numFmt w:val="decimal"/>
+      <w:lvlText w:val="%5."/>
+      <w:lvlJc w:val="left"/>
+      <w:pPr>
+        <w:tabs>
+          <w:tab w:val="num" w:pos="3600"/>
+        </w:tabs>
+        <w:ind w:left="3600" w:hanging="360"/>
+      </w:pPr>
+    </w:lvl>
+    <w:lvl w:ilvl="5" w:tentative="1">
+      <w:start w:val="1"/>
+      <w:numFmt w:val="decimal"/>
+      <w:lvlText w:val="%6."/>
+      <w:lvlJc w:val="left"/>
+      <w:pPr>
+        <w:tabs>
+          <w:tab w:val="num" w:pos="4320"/>
+        </w:tabs>
+        <w:ind w:left="4320" w:hanging="360"/>
+      </w:pPr>
+    </w:lvl>
+    <w:lvl w:ilvl="6" w:tentative="1">
+      <w:start w:val="1"/>
+      <w:numFmt w:val="decimal"/>
+      <w:lvlText w:val="%7."/>
+      <w:lvlJc w:val="left"/>
+      <w:pPr>
+        <w:tabs>
+          <w:tab w:val="num" w:pos="5040"/>
+        </w:tabs>
+        <w:ind w:left="5040" w:hanging="360"/>
+      </w:pPr>
+    </w:lvl>
+    <w:lvl w:ilvl="7" w:tentative="1">
+      <w:start w:val="1"/>
+      <w:numFmt w:val="decimal"/>
+      <w:lvlText w:val="%8."/>
+      <w:lvlJc w:val="left"/>
+      <w:pPr>
+        <w:tabs>
+          <w:tab w:val="num" w:pos="5760"/>
+        </w:tabs>
+        <w:ind w:left="5760" w:hanging="360"/>
+      </w:pPr>
+    </w:lvl>
+    <w:lvl w:ilvl="8" w:tentative="1">
+      <w:start w:val="1"/>
+      <w:numFmt w:val="decimal"/>
+      <w:lvlText w:val="%9."/>
+      <w:lvlJc w:val="left"/>
+      <w:pPr>
+        <w:tabs>
+          <w:tab w:val="num" w:pos="6480"/>
+        </w:tabs>
+        <w:ind w:left="6480" w:hanging="360"/>
+      </w:pPr>
+    </w:lvl>
+  </w:abstractNum>
+  <w:abstractNum w:abstractNumId="2" w15:restartNumberingAfterBreak="0">
+    <w:nsid w:val="4A282B2F"/>
+    <w:multiLevelType w:val="multilevel"/>
+    <w:tmpl w:val="DF6A8C3A"/>
+    <w:lvl w:ilvl="0">
+      <w:start w:val="1"/>
+      <w:numFmt w:val="bullet"/>
+      <w:lvlText w:val=""/>
+      <w:lvlJc w:val="left"/>
+      <w:pPr>
+        <w:tabs>
+          <w:tab w:val="num" w:pos="720"/>
+        </w:tabs>
+        <w:ind w:left="720" w:hanging="360"/>
+      </w:pPr>
+      <w:rPr>
+        <w:rFonts w:ascii="Symbol" w:hAnsi="Symbol" w:hint="default"/>
+        <w:sz w:val="20"/>
+      </w:rPr>
+    </w:lvl>
+    <w:lvl w:ilvl="1" w:tentative="1">
+      <w:start w:val="1"/>
+      <w:numFmt w:val="bullet"/>
+      <w:lvlText w:val="o"/>
+      <w:lvlJc w:val="left"/>
+      <w:pPr>
+        <w:tabs>
+          <w:tab w:val="num" w:pos="1440"/>
+        </w:tabs>
+        <w:ind w:left="1440" w:hanging="360"/>
+      </w:pPr>
+      <w:rPr>
+        <w:rFonts w:ascii="Courier New" w:hAnsi="Courier New" w:hint="default"/>
+        <w:sz w:val="20"/>
+      </w:rPr>
+    </w:lvl>
+    <w:lvl w:ilvl="2" w:tentative="1">
+      <w:start w:val="1"/>
+      <w:numFmt w:val="bullet"/>
+      <w:lvlText w:val=""/>
+      <w:lvlJc w:val="left"/>
+      <w:pPr>
+        <w:tabs>
+          <w:tab w:val="num" w:pos="2160"/>
+        </w:tabs>
+        <w:ind w:left="2160" w:hanging="360"/>
+      </w:pPr>
+      <w:rPr>
+        <w:rFonts w:ascii="Wingdings" w:hAnsi="Wingdings" w:hint="default"/>
+        <w:sz w:val="20"/>
+      </w:rPr>
+    </w:lvl>
+    <w:lvl w:ilvl="3" w:tentative="1">
+      <w:start w:val="1"/>
+      <w:numFmt w:val="bullet"/>
+      <w:lvlText w:val=""/>
+      <w:lvlJc w:val="left"/>
+      <w:pPr>
+        <w:tabs>
+          <w:tab w:val="num" w:pos="2880"/>
+        </w:tabs>
+        <w:ind w:left="2880" w:hanging="360"/>
+      </w:pPr>
+      <w:rPr>
+        <w:rFonts w:ascii="Wingdings" w:hAnsi="Wingdings" w:hint="default"/>
+        <w:sz w:val="20"/>
+      </w:rPr>
+    </w:lvl>
+    <w:lvl w:ilvl="4" w:tentative="1">
+      <w:start w:val="1"/>
+      <w:numFmt w:val="bullet"/>
+      <w:lvlText w:val=""/>
+      <w:lvlJc w:val="left"/>
+      <w:pPr>
+        <w:tabs>
+          <w:tab w:val="num" w:pos="3600"/>
+        </w:tabs>
+        <w:ind w:left="3600" w:hanging="360"/>
+      </w:pPr>
+      <w:rPr>
+        <w:rFonts w:ascii="Wingdings" w:hAnsi="Wingdings" w:hint="default"/>
+        <w:sz w:val="20"/>
+      </w:rPr>
+    </w:lvl>
+    <w:lvl w:ilvl="5" w:tentative="1">
+      <w:start w:val="1"/>
+      <w:numFmt w:val="bullet"/>
+      <w:lvlText w:val=""/>
+      <w:lvlJc w:val="left"/>
+      <w:pPr>
+        <w:tabs>
+          <w:tab w:val="num" w:pos="4320"/>
+        </w:tabs>
+        <w:ind w:left="4320" w:hanging="360"/>
+      </w:pPr>
+      <w:rPr>
+        <w:rFonts w:ascii="Wingdings" w:hAnsi="Wingdings" w:hint="default"/>
+        <w:sz w:val="20"/>
+      </w:rPr>
+    </w:lvl>
+    <w:lvl w:ilvl="6" w:tentative="1">
+      <w:start w:val="1"/>
+      <w:numFmt w:val="bullet"/>
+      <w:lvlText w:val=""/>
+      <w:lvlJc w:val="left"/>
+      <w:pPr>
+        <w:tabs>
+          <w:tab w:val="num" w:pos="5040"/>
+        </w:tabs>
+        <w:ind w:left="5040" w:hanging="360"/>
+      </w:pPr>
+      <w:rPr>
+        <w:rFonts w:ascii="Wingdings" w:hAnsi="Wingdings" w:hint="default"/>
+        <w:sz w:val="20"/>
+      </w:rPr>
+    </w:lvl>
+    <w:lvl w:ilvl="7" w:tentative="1">
+      <w:start w:val="1"/>
+      <w:numFmt w:val="bullet"/>
+      <w:lvlText w:val=""/>
+      <w:lvlJc w:val="left"/>
+      <w:pPr>
+        <w:tabs>
+          <w:tab w:val="num" w:pos="5760"/>
+        </w:tabs>
+        <w:ind w:left="5760" w:hanging="360"/>
+      </w:pPr>
+      <w:rPr>
+        <w:rFonts w:ascii="Wingdings" w:hAnsi="Wingdings" w:hint="default"/>
+        <w:sz w:val="20"/>
+      </w:rPr>
+    </w:lvl>
+    <w:lvl w:ilvl="8" w:tentative="1">
+      <w:start w:val="1"/>
+      <w:numFmt w:val="bullet"/>
+      <w:lvlText w:val=""/>
+      <w:lvlJc w:val="left"/>
+      <w:pPr>
+        <w:tabs>
+          <w:tab w:val="num" w:pos="6480"/>
+        </w:tabs>
+        <w:ind w:left="6480" w:hanging="360"/>
+      </w:pPr>
+      <w:rPr>
+        <w:rFonts w:ascii="Wingdings" w:hAnsi="Wingdings" w:hint="default"/>
+        <w:sz w:val="20"/>
+      </w:rPr>
+    </w:lvl>
+  </w:abstractNum>
+  <w:num w:numId="1" w16cid:durableId="974801309">
+    <w:abstractNumId w:val="1"/>
+  </w:num>
+  <w:num w:numId="2" w16cid:durableId="377510684">
+    <w:abstractNumId w:val="2"/>
+  </w:num>
+  <w:num w:numId="3" w16cid:durableId="712733827">
+    <w:abstractNumId w:val="0"/>
+  </w:num>
+</w:numbering>
 </file>
 
 <file path=word/styles.xml><?xml version="1.0" encoding="utf-8"?>
